--- a/wwwroot/DocxModel/Common_FIBER/FIBER_ANALYSIS_DATA_SHEET_Multi.docx
+++ b/wwwroot/DocxModel/Common_FIBER/FIBER_ANALYSIS_DATA_SHEET_Multi.docx
@@ -698,6 +698,7 @@
           <w:tcPr>
             <w:tcW w:w="1134" w:type="dxa"/>
             <w:shd w:val="thinDiagCross" w:color="D9D9D9" w:themeColor="background1" w:themeShade="D9" w:fill="FFFFFF" w:themeFill="background1"/>
+            <w:vAlign w:val="center"/>
           </w:tcPr>
           <w:p>
             <w:pPr>
@@ -733,6 +734,7 @@
           <w:tcPr>
             <w:tcW w:w="1418" w:type="dxa"/>
             <w:shd w:val="thinDiagCross" w:color="D9D9D9" w:themeColor="background1" w:themeShade="D9" w:fill="FFFFFF" w:themeFill="background1"/>
+            <w:vAlign w:val="center"/>
           </w:tcPr>
           <w:p>
             <w:pPr>
@@ -752,6 +754,7 @@
             <w:tcW w:w="1984" w:type="dxa"/>
             <w:gridSpan w:val="2"/>
             <w:shd w:val="thinDiagCross" w:color="D9D9D9" w:themeColor="background1" w:themeShade="D9" w:fill="FFFFFF" w:themeFill="background1"/>
+            <w:vAlign w:val="center"/>
           </w:tcPr>
           <w:p>
             <w:pPr>
@@ -780,6 +783,7 @@
             <w:tcW w:w="1985" w:type="dxa"/>
             <w:gridSpan w:val="2"/>
             <w:shd w:val="thinDiagCross" w:color="D9D9D9" w:themeColor="background1" w:themeShade="D9" w:fill="FFFFFF" w:themeFill="background1"/>
+            <w:vAlign w:val="center"/>
           </w:tcPr>
           <w:p>
             <w:pPr>
@@ -807,6 +811,7 @@
           <w:tcPr>
             <w:tcW w:w="1134" w:type="dxa"/>
             <w:shd w:val="thinDiagCross" w:color="D9D9D9" w:themeColor="background1" w:themeShade="D9" w:fill="FFFFFF" w:themeFill="background1"/>
+            <w:vAlign w:val="center"/>
           </w:tcPr>
           <w:p>
             <w:pPr>
@@ -834,6 +839,7 @@
           <w:tcPr>
             <w:tcW w:w="850" w:type="dxa"/>
             <w:shd w:val="thinDiagCross" w:color="D9D9D9" w:themeColor="background1" w:themeShade="D9" w:fill="FFFFFF" w:themeFill="background1"/>
+            <w:vAlign w:val="center"/>
           </w:tcPr>
           <w:p>
             <w:pPr>
@@ -870,6 +876,7 @@
           <w:tcPr>
             <w:tcW w:w="993" w:type="dxa"/>
             <w:shd w:val="thinDiagCross" w:color="D9D9D9" w:themeColor="background1" w:themeShade="D9" w:fill="FFFFFF" w:themeFill="background1"/>
+            <w:vAlign w:val="center"/>
           </w:tcPr>
           <w:p>
             <w:pPr>
@@ -897,6 +904,7 @@
           <w:tcPr>
             <w:tcW w:w="992" w:type="dxa"/>
             <w:shd w:val="thinDiagCross" w:color="D9D9D9" w:themeColor="background1" w:themeShade="D9" w:fill="FFFFFF" w:themeFill="background1"/>
+            <w:vAlign w:val="center"/>
           </w:tcPr>
           <w:p>
             <w:pPr>
@@ -955,6 +963,7 @@
         <w:tc>
           <w:tcPr>
             <w:tcW w:w="1418" w:type="dxa"/>
+            <w:vAlign w:val="center"/>
           </w:tcPr>
           <w:p>
             <w:pPr>
@@ -3510,10 +3519,10 @@
         <w:tblLook w:val="04A0" w:firstRow="1" w:lastRow="0" w:firstColumn="1" w:lastColumn="0" w:noHBand="0" w:noVBand="1"/>
       </w:tblPr>
       <w:tblGrid>
-        <w:gridCol w:w="2694"/>
-        <w:gridCol w:w="2835"/>
-        <w:gridCol w:w="1842"/>
+        <w:gridCol w:w="2268"/>
         <w:gridCol w:w="3119"/>
+        <w:gridCol w:w="1843"/>
+        <w:gridCol w:w="3260"/>
       </w:tblGrid>
       <w:tr>
         <w:trPr>
@@ -3521,7 +3530,7 @@
         </w:trPr>
         <w:tc>
           <w:tcPr>
-            <w:tcW w:w="2694" w:type="dxa"/>
+            <w:tcW w:w="2268" w:type="dxa"/>
             <w:vAlign w:val="center"/>
           </w:tcPr>
           <w:p>
@@ -3561,8 +3570,8 @@
               <w:rPr>
                 <w:rFonts w:ascii="Arial" w:hAnsi="Arial" w:cs="Arial" w:hint="eastAsia"/>
                 <w:bCs/>
-                <w:sz w:val="16"/>
-                <w:szCs w:val="16"/>
+                <w:sz w:val="13"/>
+                <w:szCs w:val="13"/>
               </w:rPr>
               <w:t xml:space="preserve">Based on </w:t>
             </w:r>
@@ -3570,8 +3579,8 @@
               <w:rPr>
                 <w:rFonts w:ascii="Arial" w:hAnsi="Arial" w:cs="Arial"/>
                 <w:bCs/>
-                <w:sz w:val="16"/>
-                <w:szCs w:val="16"/>
+                <w:sz w:val="13"/>
+                <w:szCs w:val="13"/>
               </w:rPr>
               <w:t>moisture</w:t>
             </w:r>
@@ -3579,8 +3588,8 @@
               <w:rPr>
                 <w:rFonts w:ascii="Arial" w:hAnsi="Arial" w:cs="Arial" w:hint="eastAsia"/>
                 <w:bCs/>
-                <w:sz w:val="16"/>
-                <w:szCs w:val="16"/>
+                <w:sz w:val="13"/>
+                <w:szCs w:val="13"/>
               </w:rPr>
               <w:t xml:space="preserve"> regain weight:</w:t>
             </w:r>
@@ -3588,7 +3597,7 @@
         </w:tc>
         <w:tc>
           <w:tcPr>
-            <w:tcW w:w="2835" w:type="dxa"/>
+            <w:tcW w:w="3119" w:type="dxa"/>
           </w:tcPr>
           <w:p>
             <w:pPr>
@@ -3606,7 +3615,7 @@
         </w:tc>
         <w:tc>
           <w:tcPr>
-            <w:tcW w:w="1842" w:type="dxa"/>
+            <w:tcW w:w="1843" w:type="dxa"/>
             <w:vAlign w:val="center"/>
           </w:tcPr>
           <w:p>
@@ -3635,7 +3644,7 @@
         </w:tc>
         <w:tc>
           <w:tcPr>
-            <w:tcW w:w="3119" w:type="dxa"/>
+            <w:tcW w:w="3260" w:type="dxa"/>
           </w:tcPr>
           <w:p>
             <w:pPr>
@@ -3655,11 +3664,11 @@
       </w:tr>
       <w:tr>
         <w:trPr>
-          <w:trHeight w:val="171"/>
+          <w:trHeight w:val="296"/>
         </w:trPr>
         <w:tc>
           <w:tcPr>
-            <w:tcW w:w="2694" w:type="dxa"/>
+            <w:tcW w:w="2268" w:type="dxa"/>
           </w:tcPr>
           <w:p>
             <w:pPr>
@@ -3676,7 +3685,7 @@
         </w:tc>
         <w:tc>
           <w:tcPr>
-            <w:tcW w:w="2835" w:type="dxa"/>
+            <w:tcW w:w="3119" w:type="dxa"/>
           </w:tcPr>
           <w:p>
             <w:pPr>
@@ -3694,7 +3703,7 @@
         </w:tc>
         <w:tc>
           <w:tcPr>
-            <w:tcW w:w="1842" w:type="dxa"/>
+            <w:tcW w:w="1843" w:type="dxa"/>
           </w:tcPr>
           <w:p>
             <w:pPr>
@@ -3713,7 +3722,7 @@
         </w:tc>
         <w:tc>
           <w:tcPr>
-            <w:tcW w:w="3119" w:type="dxa"/>
+            <w:tcW w:w="3260" w:type="dxa"/>
           </w:tcPr>
           <w:p>
             <w:pPr>
@@ -3738,7 +3747,7 @@
         </w:trPr>
         <w:tc>
           <w:tcPr>
-            <w:tcW w:w="2694" w:type="dxa"/>
+            <w:tcW w:w="2268" w:type="dxa"/>
           </w:tcPr>
           <w:p>
             <w:pPr>
@@ -3756,7 +3765,7 @@
         </w:tc>
         <w:tc>
           <w:tcPr>
-            <w:tcW w:w="2835" w:type="dxa"/>
+            <w:tcW w:w="3119" w:type="dxa"/>
           </w:tcPr>
           <w:p>
             <w:pPr>
@@ -3773,7 +3782,7 @@
         </w:tc>
         <w:tc>
           <w:tcPr>
-            <w:tcW w:w="1842" w:type="dxa"/>
+            <w:tcW w:w="1843" w:type="dxa"/>
           </w:tcPr>
           <w:p>
             <w:pPr>
@@ -3788,7 +3797,7 @@
         </w:tc>
         <w:tc>
           <w:tcPr>
-            <w:tcW w:w="3119" w:type="dxa"/>
+            <w:tcW w:w="3260" w:type="dxa"/>
           </w:tcPr>
           <w:p>
             <w:pPr>
@@ -3810,7 +3819,7 @@
         </w:trPr>
         <w:tc>
           <w:tcPr>
-            <w:tcW w:w="2694" w:type="dxa"/>
+            <w:tcW w:w="2268" w:type="dxa"/>
           </w:tcPr>
           <w:p>
             <w:pPr>
@@ -3826,7 +3835,7 @@
         </w:tc>
         <w:tc>
           <w:tcPr>
-            <w:tcW w:w="2835" w:type="dxa"/>
+            <w:tcW w:w="3119" w:type="dxa"/>
           </w:tcPr>
           <w:p>
             <w:pPr>
@@ -3843,7 +3852,7 @@
         </w:tc>
         <w:tc>
           <w:tcPr>
-            <w:tcW w:w="1842" w:type="dxa"/>
+            <w:tcW w:w="1843" w:type="dxa"/>
           </w:tcPr>
           <w:p>
             <w:pPr>
@@ -3858,7 +3867,7 @@
         </w:tc>
         <w:tc>
           <w:tcPr>
-            <w:tcW w:w="3119" w:type="dxa"/>
+            <w:tcW w:w="3260" w:type="dxa"/>
           </w:tcPr>
           <w:p>
             <w:pPr>
@@ -3880,7 +3889,7 @@
         </w:trPr>
         <w:tc>
           <w:tcPr>
-            <w:tcW w:w="2694" w:type="dxa"/>
+            <w:tcW w:w="2268" w:type="dxa"/>
           </w:tcPr>
           <w:p>
             <w:pPr>
@@ -3895,7 +3904,7 @@
         </w:tc>
         <w:tc>
           <w:tcPr>
-            <w:tcW w:w="2835" w:type="dxa"/>
+            <w:tcW w:w="3119" w:type="dxa"/>
           </w:tcPr>
           <w:p>
             <w:pPr>
@@ -3912,7 +3921,7 @@
         </w:tc>
         <w:tc>
           <w:tcPr>
-            <w:tcW w:w="1842" w:type="dxa"/>
+            <w:tcW w:w="1843" w:type="dxa"/>
           </w:tcPr>
           <w:p>
             <w:pPr>
@@ -3927,7 +3936,7 @@
         </w:tc>
         <w:tc>
           <w:tcPr>
-            <w:tcW w:w="3119" w:type="dxa"/>
+            <w:tcW w:w="3260" w:type="dxa"/>
           </w:tcPr>
           <w:p>
             <w:pPr>
@@ -3949,7 +3958,7 @@
         </w:trPr>
         <w:tc>
           <w:tcPr>
-            <w:tcW w:w="2694" w:type="dxa"/>
+            <w:tcW w:w="2268" w:type="dxa"/>
           </w:tcPr>
           <w:p>
             <w:pPr>
@@ -3964,7 +3973,7 @@
         </w:tc>
         <w:tc>
           <w:tcPr>
-            <w:tcW w:w="2835" w:type="dxa"/>
+            <w:tcW w:w="3119" w:type="dxa"/>
           </w:tcPr>
           <w:p>
             <w:pPr>
@@ -3981,7 +3990,7 @@
         </w:tc>
         <w:tc>
           <w:tcPr>
-            <w:tcW w:w="1842" w:type="dxa"/>
+            <w:tcW w:w="1843" w:type="dxa"/>
           </w:tcPr>
           <w:p>
             <w:pPr>
@@ -3996,7 +4005,7 @@
         </w:tc>
         <w:tc>
           <w:tcPr>
-            <w:tcW w:w="3119" w:type="dxa"/>
+            <w:tcW w:w="3260" w:type="dxa"/>
           </w:tcPr>
           <w:p>
             <w:pPr>
@@ -4018,7 +4027,7 @@
         </w:trPr>
         <w:tc>
           <w:tcPr>
-            <w:tcW w:w="2694" w:type="dxa"/>
+            <w:tcW w:w="2268" w:type="dxa"/>
           </w:tcPr>
           <w:p>
             <w:pPr>
@@ -4033,7 +4042,7 @@
         </w:tc>
         <w:tc>
           <w:tcPr>
-            <w:tcW w:w="2835" w:type="dxa"/>
+            <w:tcW w:w="3119" w:type="dxa"/>
           </w:tcPr>
           <w:p>
             <w:pPr>
@@ -4050,7 +4059,7 @@
         </w:tc>
         <w:tc>
           <w:tcPr>
-            <w:tcW w:w="1842" w:type="dxa"/>
+            <w:tcW w:w="1843" w:type="dxa"/>
           </w:tcPr>
           <w:p>
             <w:pPr>
@@ -4065,7 +4074,7 @@
         </w:tc>
         <w:tc>
           <w:tcPr>
-            <w:tcW w:w="3119" w:type="dxa"/>
+            <w:tcW w:w="3260" w:type="dxa"/>
           </w:tcPr>
           <w:p>
             <w:pPr>
@@ -4087,7 +4096,7 @@
         </w:trPr>
         <w:tc>
           <w:tcPr>
-            <w:tcW w:w="2694" w:type="dxa"/>
+            <w:tcW w:w="2268" w:type="dxa"/>
           </w:tcPr>
           <w:p>
             <w:pPr>
@@ -4102,7 +4111,7 @@
         </w:tc>
         <w:tc>
           <w:tcPr>
-            <w:tcW w:w="2835" w:type="dxa"/>
+            <w:tcW w:w="3119" w:type="dxa"/>
           </w:tcPr>
           <w:p>
             <w:pPr>
@@ -4119,7 +4128,7 @@
         </w:tc>
         <w:tc>
           <w:tcPr>
-            <w:tcW w:w="1842" w:type="dxa"/>
+            <w:tcW w:w="1843" w:type="dxa"/>
           </w:tcPr>
           <w:p>
             <w:pPr>
@@ -4134,7 +4143,7 @@
         </w:tc>
         <w:tc>
           <w:tcPr>
-            <w:tcW w:w="3119" w:type="dxa"/>
+            <w:tcW w:w="3260" w:type="dxa"/>
           </w:tcPr>
           <w:p>
             <w:pPr>
@@ -4156,7 +4165,7 @@
         </w:trPr>
         <w:tc>
           <w:tcPr>
-            <w:tcW w:w="2694" w:type="dxa"/>
+            <w:tcW w:w="2268" w:type="dxa"/>
           </w:tcPr>
           <w:p>
             <w:pPr>
@@ -4171,7 +4180,7 @@
         </w:tc>
         <w:tc>
           <w:tcPr>
-            <w:tcW w:w="2835" w:type="dxa"/>
+            <w:tcW w:w="3119" w:type="dxa"/>
           </w:tcPr>
           <w:p>
             <w:pPr>
@@ -4188,7 +4197,7 @@
         </w:tc>
         <w:tc>
           <w:tcPr>
-            <w:tcW w:w="1842" w:type="dxa"/>
+            <w:tcW w:w="1843" w:type="dxa"/>
           </w:tcPr>
           <w:p>
             <w:pPr>
@@ -4203,7 +4212,7 @@
         </w:tc>
         <w:tc>
           <w:tcPr>
-            <w:tcW w:w="3119" w:type="dxa"/>
+            <w:tcW w:w="3260" w:type="dxa"/>
           </w:tcPr>
           <w:p>
             <w:pPr>
@@ -4225,7 +4234,7 @@
         </w:trPr>
         <w:tc>
           <w:tcPr>
-            <w:tcW w:w="2694" w:type="dxa"/>
+            <w:tcW w:w="2268" w:type="dxa"/>
           </w:tcPr>
           <w:p>
             <w:pPr>
@@ -4240,7 +4249,7 @@
         </w:tc>
         <w:tc>
           <w:tcPr>
-            <w:tcW w:w="2835" w:type="dxa"/>
+            <w:tcW w:w="3119" w:type="dxa"/>
           </w:tcPr>
           <w:p>
             <w:pPr>
@@ -4257,7 +4266,7 @@
         </w:tc>
         <w:tc>
           <w:tcPr>
-            <w:tcW w:w="1842" w:type="dxa"/>
+            <w:tcW w:w="1843" w:type="dxa"/>
           </w:tcPr>
           <w:p>
             <w:pPr>
@@ -4272,7 +4281,7 @@
         </w:tc>
         <w:tc>
           <w:tcPr>
-            <w:tcW w:w="3119" w:type="dxa"/>
+            <w:tcW w:w="3260" w:type="dxa"/>
           </w:tcPr>
           <w:p>
             <w:pPr>
@@ -4342,6 +4351,8 @@
               </w:rPr>
               <w:t>Conclusion:</w:t>
             </w:r>
+            <w:bookmarkStart w:id="174" w:name="Conclusion"/>
+            <w:bookmarkEnd w:id="174"/>
           </w:p>
         </w:tc>
         <w:tc>
@@ -4357,8 +4368,8 @@
                 <w:szCs w:val="18"/>
               </w:rPr>
             </w:pPr>
-            <w:bookmarkStart w:id="174" w:name="VertifyResult"/>
-            <w:bookmarkEnd w:id="174"/>
+            <w:bookmarkStart w:id="175" w:name="VertifyResult"/>
+            <w:bookmarkEnd w:id="175"/>
           </w:p>
         </w:tc>
       </w:tr>
@@ -4416,6 +4427,8 @@
               </w:rPr>
               <w:t>Remark:</w:t>
             </w:r>
+            <w:bookmarkStart w:id="176" w:name="Remark"/>
+            <w:bookmarkEnd w:id="176"/>
           </w:p>
         </w:tc>
         <w:tc>
@@ -4431,8 +4444,8 @@
                 <w:szCs w:val="18"/>
               </w:rPr>
             </w:pPr>
-            <w:bookmarkStart w:id="175" w:name="ResultRemark"/>
-            <w:bookmarkEnd w:id="175"/>
+            <w:bookmarkStart w:id="177" w:name="ResultRemark"/>
+            <w:bookmarkEnd w:id="177"/>
           </w:p>
         </w:tc>
         <w:tc>
@@ -4448,8 +4461,8 @@
                 <w:szCs w:val="18"/>
               </w:rPr>
             </w:pPr>
-            <w:bookmarkStart w:id="176" w:name="LabelRemark"/>
-            <w:bookmarkEnd w:id="176"/>
+            <w:bookmarkStart w:id="178" w:name="LabelRemark"/>
+            <w:bookmarkEnd w:id="178"/>
           </w:p>
         </w:tc>
       </w:tr>
@@ -4485,8 +4498,8 @@
                 <w:szCs w:val="18"/>
               </w:rPr>
             </w:pPr>
-            <w:bookmarkStart w:id="177" w:name="JudgmentLabelRemark"/>
-            <w:bookmarkEnd w:id="177"/>
+            <w:bookmarkStart w:id="179" w:name="JudgmentLabelRemark"/>
+            <w:bookmarkEnd w:id="179"/>
           </w:p>
         </w:tc>
       </w:tr>
@@ -4522,8 +4535,8 @@
                 <w:szCs w:val="18"/>
               </w:rPr>
             </w:pPr>
-            <w:bookmarkStart w:id="178" w:name="LanguageLabelRemark"/>
-            <w:bookmarkEnd w:id="178"/>
+            <w:bookmarkStart w:id="180" w:name="LanguageLabelRemark"/>
+            <w:bookmarkEnd w:id="180"/>
           </w:p>
         </w:tc>
       </w:tr>
@@ -4971,8 +4984,8 @@
                 <w:szCs w:val="16"/>
               </w:rPr>
             </w:pPr>
-            <w:bookmarkStart w:id="179" w:name="Description1"/>
-            <w:bookmarkEnd w:id="179"/>
+            <w:bookmarkStart w:id="181" w:name="Description1"/>
+            <w:bookmarkEnd w:id="181"/>
           </w:p>
         </w:tc>
         <w:tc>
@@ -4988,8 +5001,8 @@
                 <w:szCs w:val="18"/>
               </w:rPr>
             </w:pPr>
-            <w:bookmarkStart w:id="180" w:name="Component1"/>
-            <w:bookmarkEnd w:id="180"/>
+            <w:bookmarkStart w:id="182" w:name="Component1"/>
+            <w:bookmarkEnd w:id="182"/>
           </w:p>
         </w:tc>
         <w:tc>
@@ -5006,8 +5019,8 @@
                 <w:szCs w:val="13"/>
               </w:rPr>
             </w:pPr>
-            <w:bookmarkStart w:id="181" w:name="WeighingA1"/>
-            <w:bookmarkEnd w:id="181"/>
+            <w:bookmarkStart w:id="183" w:name="WeighingA1"/>
+            <w:bookmarkEnd w:id="183"/>
           </w:p>
         </w:tc>
         <w:tc>
@@ -5024,8 +5037,8 @@
                 <w:szCs w:val="13"/>
               </w:rPr>
             </w:pPr>
-            <w:bookmarkStart w:id="182" w:name="TotalA1"/>
-            <w:bookmarkEnd w:id="182"/>
+            <w:bookmarkStart w:id="184" w:name="TotalA1"/>
+            <w:bookmarkEnd w:id="184"/>
           </w:p>
         </w:tc>
         <w:tc>
@@ -5042,8 +5055,8 @@
                 <w:szCs w:val="13"/>
               </w:rPr>
             </w:pPr>
-            <w:bookmarkStart w:id="183" w:name="sampleA1"/>
-            <w:bookmarkEnd w:id="183"/>
+            <w:bookmarkStart w:id="185" w:name="sampleA1"/>
+            <w:bookmarkEnd w:id="185"/>
           </w:p>
         </w:tc>
         <w:tc>
@@ -5060,8 +5073,8 @@
                 <w:szCs w:val="13"/>
               </w:rPr>
             </w:pPr>
-            <w:bookmarkStart w:id="184" w:name="WeighingB1"/>
-            <w:bookmarkEnd w:id="184"/>
+            <w:bookmarkStart w:id="186" w:name="WeighingB1"/>
+            <w:bookmarkEnd w:id="186"/>
           </w:p>
         </w:tc>
         <w:tc>
@@ -5078,8 +5091,8 @@
                 <w:szCs w:val="13"/>
               </w:rPr>
             </w:pPr>
-            <w:bookmarkStart w:id="185" w:name="TotalB1"/>
-            <w:bookmarkEnd w:id="185"/>
+            <w:bookmarkStart w:id="187" w:name="TotalB1"/>
+            <w:bookmarkEnd w:id="187"/>
           </w:p>
         </w:tc>
         <w:tc>
@@ -5096,8 +5109,8 @@
                 <w:szCs w:val="13"/>
               </w:rPr>
             </w:pPr>
-            <w:bookmarkStart w:id="186" w:name="sampleB1"/>
-            <w:bookmarkEnd w:id="186"/>
+            <w:bookmarkStart w:id="188" w:name="sampleB1"/>
+            <w:bookmarkEnd w:id="188"/>
           </w:p>
         </w:tc>
       </w:tr>
@@ -5120,8 +5133,8 @@
                 <w:szCs w:val="16"/>
               </w:rPr>
             </w:pPr>
-            <w:bookmarkStart w:id="187" w:name="Description2"/>
-            <w:bookmarkEnd w:id="187"/>
+            <w:bookmarkStart w:id="189" w:name="Description2"/>
+            <w:bookmarkEnd w:id="189"/>
           </w:p>
         </w:tc>
         <w:tc>
@@ -5137,8 +5150,8 @@
                 <w:szCs w:val="18"/>
               </w:rPr>
             </w:pPr>
-            <w:bookmarkStart w:id="188" w:name="Component2"/>
-            <w:bookmarkEnd w:id="188"/>
+            <w:bookmarkStart w:id="190" w:name="Component2"/>
+            <w:bookmarkEnd w:id="190"/>
           </w:p>
         </w:tc>
         <w:tc>
@@ -5155,8 +5168,8 @@
                 <w:szCs w:val="13"/>
               </w:rPr>
             </w:pPr>
-            <w:bookmarkStart w:id="189" w:name="WeighingA2"/>
-            <w:bookmarkEnd w:id="189"/>
+            <w:bookmarkStart w:id="191" w:name="WeighingA2"/>
+            <w:bookmarkEnd w:id="191"/>
           </w:p>
         </w:tc>
         <w:tc>
@@ -5173,8 +5186,8 @@
                 <w:szCs w:val="13"/>
               </w:rPr>
             </w:pPr>
-            <w:bookmarkStart w:id="190" w:name="TotalA2"/>
-            <w:bookmarkEnd w:id="190"/>
+            <w:bookmarkStart w:id="192" w:name="TotalA2"/>
+            <w:bookmarkEnd w:id="192"/>
           </w:p>
         </w:tc>
         <w:tc>
@@ -5191,8 +5204,8 @@
                 <w:szCs w:val="13"/>
               </w:rPr>
             </w:pPr>
-            <w:bookmarkStart w:id="191" w:name="sampleA2"/>
-            <w:bookmarkEnd w:id="191"/>
+            <w:bookmarkStart w:id="193" w:name="sampleA2"/>
+            <w:bookmarkEnd w:id="193"/>
           </w:p>
         </w:tc>
         <w:tc>
@@ -5209,8 +5222,8 @@
                 <w:szCs w:val="13"/>
               </w:rPr>
             </w:pPr>
-            <w:bookmarkStart w:id="192" w:name="WeighingB2"/>
-            <w:bookmarkEnd w:id="192"/>
+            <w:bookmarkStart w:id="194" w:name="WeighingB2"/>
+            <w:bookmarkEnd w:id="194"/>
           </w:p>
         </w:tc>
         <w:tc>
@@ -5227,8 +5240,8 @@
                 <w:szCs w:val="13"/>
               </w:rPr>
             </w:pPr>
-            <w:bookmarkStart w:id="193" w:name="TotalB2"/>
-            <w:bookmarkEnd w:id="193"/>
+            <w:bookmarkStart w:id="195" w:name="TotalB2"/>
+            <w:bookmarkEnd w:id="195"/>
           </w:p>
         </w:tc>
         <w:tc>
@@ -5245,8 +5258,8 @@
                 <w:szCs w:val="13"/>
               </w:rPr>
             </w:pPr>
-            <w:bookmarkStart w:id="194" w:name="sampleB2"/>
-            <w:bookmarkEnd w:id="194"/>
+            <w:bookmarkStart w:id="196" w:name="sampleB2"/>
+            <w:bookmarkEnd w:id="196"/>
           </w:p>
         </w:tc>
       </w:tr>
@@ -5269,8 +5282,8 @@
                 <w:szCs w:val="16"/>
               </w:rPr>
             </w:pPr>
-            <w:bookmarkStart w:id="195" w:name="Description3"/>
-            <w:bookmarkEnd w:id="195"/>
+            <w:bookmarkStart w:id="197" w:name="Description3"/>
+            <w:bookmarkEnd w:id="197"/>
           </w:p>
         </w:tc>
         <w:tc>
@@ -5286,8 +5299,8 @@
                 <w:szCs w:val="18"/>
               </w:rPr>
             </w:pPr>
-            <w:bookmarkStart w:id="196" w:name="Component3"/>
-            <w:bookmarkEnd w:id="196"/>
+            <w:bookmarkStart w:id="198" w:name="Component3"/>
+            <w:bookmarkEnd w:id="198"/>
           </w:p>
         </w:tc>
         <w:tc>
@@ -5304,8 +5317,8 @@
                 <w:szCs w:val="13"/>
               </w:rPr>
             </w:pPr>
-            <w:bookmarkStart w:id="197" w:name="WeighingA3"/>
-            <w:bookmarkEnd w:id="197"/>
+            <w:bookmarkStart w:id="199" w:name="WeighingA3"/>
+            <w:bookmarkEnd w:id="199"/>
           </w:p>
         </w:tc>
         <w:tc>
@@ -5322,8 +5335,8 @@
                 <w:szCs w:val="13"/>
               </w:rPr>
             </w:pPr>
-            <w:bookmarkStart w:id="198" w:name="TotalA3"/>
-            <w:bookmarkEnd w:id="198"/>
+            <w:bookmarkStart w:id="200" w:name="TotalA3"/>
+            <w:bookmarkEnd w:id="200"/>
           </w:p>
         </w:tc>
         <w:tc>
@@ -5340,8 +5353,8 @@
                 <w:szCs w:val="13"/>
               </w:rPr>
             </w:pPr>
-            <w:bookmarkStart w:id="199" w:name="sampleA3"/>
-            <w:bookmarkEnd w:id="199"/>
+            <w:bookmarkStart w:id="201" w:name="sampleA3"/>
+            <w:bookmarkEnd w:id="201"/>
           </w:p>
         </w:tc>
         <w:tc>
@@ -5358,8 +5371,8 @@
                 <w:szCs w:val="13"/>
               </w:rPr>
             </w:pPr>
-            <w:bookmarkStart w:id="200" w:name="WeighingB3"/>
-            <w:bookmarkEnd w:id="200"/>
+            <w:bookmarkStart w:id="202" w:name="WeighingB3"/>
+            <w:bookmarkEnd w:id="202"/>
           </w:p>
         </w:tc>
         <w:tc>
@@ -5378,8 +5391,8 @@
                 <w:szCs w:val="13"/>
               </w:rPr>
             </w:pPr>
-            <w:bookmarkStart w:id="201" w:name="TotalB3"/>
-            <w:bookmarkEnd w:id="201"/>
+            <w:bookmarkStart w:id="203" w:name="TotalB3"/>
+            <w:bookmarkEnd w:id="203"/>
           </w:p>
         </w:tc>
         <w:tc>
@@ -5395,8 +5408,8 @@
                 <w:szCs w:val="13"/>
               </w:rPr>
             </w:pPr>
-            <w:bookmarkStart w:id="202" w:name="sampleB3"/>
-            <w:bookmarkEnd w:id="202"/>
+            <w:bookmarkStart w:id="204" w:name="sampleB3"/>
+            <w:bookmarkEnd w:id="204"/>
           </w:p>
         </w:tc>
       </w:tr>
@@ -5419,8 +5432,8 @@
                 <w:szCs w:val="16"/>
               </w:rPr>
             </w:pPr>
-            <w:bookmarkStart w:id="203" w:name="Description4"/>
-            <w:bookmarkEnd w:id="203"/>
+            <w:bookmarkStart w:id="205" w:name="Description4"/>
+            <w:bookmarkEnd w:id="205"/>
           </w:p>
         </w:tc>
         <w:tc>
@@ -5436,8 +5449,8 @@
                 <w:szCs w:val="18"/>
               </w:rPr>
             </w:pPr>
-            <w:bookmarkStart w:id="204" w:name="Component4"/>
-            <w:bookmarkEnd w:id="204"/>
+            <w:bookmarkStart w:id="206" w:name="Component4"/>
+            <w:bookmarkEnd w:id="206"/>
           </w:p>
         </w:tc>
         <w:tc>
@@ -5454,8 +5467,8 @@
                 <w:szCs w:val="13"/>
               </w:rPr>
             </w:pPr>
-            <w:bookmarkStart w:id="205" w:name="WeighingA4"/>
-            <w:bookmarkEnd w:id="205"/>
+            <w:bookmarkStart w:id="207" w:name="WeighingA4"/>
+            <w:bookmarkEnd w:id="207"/>
           </w:p>
         </w:tc>
         <w:tc>
@@ -5472,8 +5485,8 @@
                 <w:szCs w:val="13"/>
               </w:rPr>
             </w:pPr>
-            <w:bookmarkStart w:id="206" w:name="TotalA4"/>
-            <w:bookmarkEnd w:id="206"/>
+            <w:bookmarkStart w:id="208" w:name="TotalA4"/>
+            <w:bookmarkEnd w:id="208"/>
           </w:p>
         </w:tc>
         <w:tc>
@@ -5490,8 +5503,8 @@
                 <w:szCs w:val="13"/>
               </w:rPr>
             </w:pPr>
-            <w:bookmarkStart w:id="207" w:name="sampleA4"/>
-            <w:bookmarkEnd w:id="207"/>
+            <w:bookmarkStart w:id="209" w:name="sampleA4"/>
+            <w:bookmarkEnd w:id="209"/>
           </w:p>
         </w:tc>
         <w:tc>
@@ -5508,8 +5521,8 @@
                 <w:szCs w:val="13"/>
               </w:rPr>
             </w:pPr>
-            <w:bookmarkStart w:id="208" w:name="WeighingB4"/>
-            <w:bookmarkEnd w:id="208"/>
+            <w:bookmarkStart w:id="210" w:name="WeighingB4"/>
+            <w:bookmarkEnd w:id="210"/>
           </w:p>
         </w:tc>
         <w:tc>
@@ -5526,8 +5539,8 @@
                 <w:szCs w:val="13"/>
               </w:rPr>
             </w:pPr>
-            <w:bookmarkStart w:id="209" w:name="TotalB4"/>
-            <w:bookmarkEnd w:id="209"/>
+            <w:bookmarkStart w:id="211" w:name="TotalB4"/>
+            <w:bookmarkEnd w:id="211"/>
           </w:p>
         </w:tc>
         <w:tc>
@@ -5544,8 +5557,8 @@
                 <w:szCs w:val="13"/>
               </w:rPr>
             </w:pPr>
-            <w:bookmarkStart w:id="210" w:name="sampleB4"/>
-            <w:bookmarkEnd w:id="210"/>
+            <w:bookmarkStart w:id="212" w:name="sampleB4"/>
+            <w:bookmarkEnd w:id="212"/>
           </w:p>
         </w:tc>
       </w:tr>
@@ -5568,8 +5581,8 @@
                 <w:szCs w:val="16"/>
               </w:rPr>
             </w:pPr>
-            <w:bookmarkStart w:id="211" w:name="Description5"/>
-            <w:bookmarkEnd w:id="211"/>
+            <w:bookmarkStart w:id="213" w:name="Description5"/>
+            <w:bookmarkEnd w:id="213"/>
           </w:p>
         </w:tc>
         <w:tc>
@@ -5585,8 +5598,8 @@
                 <w:szCs w:val="18"/>
               </w:rPr>
             </w:pPr>
-            <w:bookmarkStart w:id="212" w:name="Component5"/>
-            <w:bookmarkEnd w:id="212"/>
+            <w:bookmarkStart w:id="214" w:name="Component5"/>
+            <w:bookmarkEnd w:id="214"/>
           </w:p>
         </w:tc>
         <w:tc>
@@ -5603,8 +5616,8 @@
                 <w:szCs w:val="13"/>
               </w:rPr>
             </w:pPr>
-            <w:bookmarkStart w:id="213" w:name="WeighingA5"/>
-            <w:bookmarkEnd w:id="213"/>
+            <w:bookmarkStart w:id="215" w:name="WeighingA5"/>
+            <w:bookmarkEnd w:id="215"/>
           </w:p>
         </w:tc>
         <w:tc>
@@ -5621,8 +5634,8 @@
                 <w:szCs w:val="13"/>
               </w:rPr>
             </w:pPr>
-            <w:bookmarkStart w:id="214" w:name="TotalA5"/>
-            <w:bookmarkEnd w:id="214"/>
+            <w:bookmarkStart w:id="216" w:name="TotalA5"/>
+            <w:bookmarkEnd w:id="216"/>
           </w:p>
         </w:tc>
         <w:tc>
@@ -5639,8 +5652,8 @@
                 <w:szCs w:val="13"/>
               </w:rPr>
             </w:pPr>
-            <w:bookmarkStart w:id="215" w:name="sampleA5"/>
-            <w:bookmarkEnd w:id="215"/>
+            <w:bookmarkStart w:id="217" w:name="sampleA5"/>
+            <w:bookmarkEnd w:id="217"/>
           </w:p>
         </w:tc>
         <w:tc>
@@ -5657,8 +5670,8 @@
                 <w:szCs w:val="13"/>
               </w:rPr>
             </w:pPr>
-            <w:bookmarkStart w:id="216" w:name="WeighingB5"/>
-            <w:bookmarkEnd w:id="216"/>
+            <w:bookmarkStart w:id="218" w:name="WeighingB5"/>
+            <w:bookmarkEnd w:id="218"/>
           </w:p>
         </w:tc>
         <w:tc>
@@ -5675,8 +5688,8 @@
                 <w:szCs w:val="13"/>
               </w:rPr>
             </w:pPr>
-            <w:bookmarkStart w:id="217" w:name="TotalB5"/>
-            <w:bookmarkEnd w:id="217"/>
+            <w:bookmarkStart w:id="219" w:name="TotalB5"/>
+            <w:bookmarkEnd w:id="219"/>
           </w:p>
         </w:tc>
         <w:tc>
@@ -5693,8 +5706,8 @@
                 <w:szCs w:val="13"/>
               </w:rPr>
             </w:pPr>
-            <w:bookmarkStart w:id="218" w:name="sampleB5"/>
-            <w:bookmarkEnd w:id="218"/>
+            <w:bookmarkStart w:id="220" w:name="sampleB5"/>
+            <w:bookmarkEnd w:id="220"/>
           </w:p>
         </w:tc>
       </w:tr>
@@ -5717,8 +5730,8 @@
                 <w:szCs w:val="16"/>
               </w:rPr>
             </w:pPr>
-            <w:bookmarkStart w:id="219" w:name="Description6"/>
-            <w:bookmarkEnd w:id="219"/>
+            <w:bookmarkStart w:id="221" w:name="Description6"/>
+            <w:bookmarkEnd w:id="221"/>
           </w:p>
         </w:tc>
         <w:tc>
@@ -5734,8 +5747,8 @@
                 <w:szCs w:val="18"/>
               </w:rPr>
             </w:pPr>
-            <w:bookmarkStart w:id="220" w:name="Component6"/>
-            <w:bookmarkEnd w:id="220"/>
+            <w:bookmarkStart w:id="222" w:name="Component6"/>
+            <w:bookmarkEnd w:id="222"/>
           </w:p>
         </w:tc>
         <w:tc>
@@ -5752,8 +5765,8 @@
                 <w:szCs w:val="13"/>
               </w:rPr>
             </w:pPr>
-            <w:bookmarkStart w:id="221" w:name="WeighingA6"/>
-            <w:bookmarkEnd w:id="221"/>
+            <w:bookmarkStart w:id="223" w:name="WeighingA6"/>
+            <w:bookmarkEnd w:id="223"/>
           </w:p>
         </w:tc>
         <w:tc>
@@ -5770,8 +5783,8 @@
                 <w:szCs w:val="13"/>
               </w:rPr>
             </w:pPr>
-            <w:bookmarkStart w:id="222" w:name="TotalA6"/>
-            <w:bookmarkEnd w:id="222"/>
+            <w:bookmarkStart w:id="224" w:name="TotalA6"/>
+            <w:bookmarkEnd w:id="224"/>
           </w:p>
         </w:tc>
         <w:tc>
@@ -5788,8 +5801,8 @@
                 <w:szCs w:val="13"/>
               </w:rPr>
             </w:pPr>
-            <w:bookmarkStart w:id="223" w:name="sampleA6"/>
-            <w:bookmarkEnd w:id="223"/>
+            <w:bookmarkStart w:id="225" w:name="sampleA6"/>
+            <w:bookmarkEnd w:id="225"/>
           </w:p>
         </w:tc>
         <w:tc>
@@ -5806,8 +5819,8 @@
                 <w:szCs w:val="13"/>
               </w:rPr>
             </w:pPr>
-            <w:bookmarkStart w:id="224" w:name="WeighingB6"/>
-            <w:bookmarkEnd w:id="224"/>
+            <w:bookmarkStart w:id="226" w:name="WeighingB6"/>
+            <w:bookmarkEnd w:id="226"/>
           </w:p>
         </w:tc>
         <w:tc>
@@ -5824,8 +5837,8 @@
                 <w:szCs w:val="13"/>
               </w:rPr>
             </w:pPr>
-            <w:bookmarkStart w:id="225" w:name="TotalB6"/>
-            <w:bookmarkEnd w:id="225"/>
+            <w:bookmarkStart w:id="227" w:name="TotalB6"/>
+            <w:bookmarkEnd w:id="227"/>
           </w:p>
         </w:tc>
         <w:tc>
@@ -5842,8 +5855,8 @@
                 <w:szCs w:val="13"/>
               </w:rPr>
             </w:pPr>
-            <w:bookmarkStart w:id="226" w:name="sampleB6"/>
-            <w:bookmarkEnd w:id="226"/>
+            <w:bookmarkStart w:id="228" w:name="sampleB6"/>
+            <w:bookmarkEnd w:id="228"/>
           </w:p>
         </w:tc>
       </w:tr>
@@ -5866,8 +5879,8 @@
                 <w:szCs w:val="16"/>
               </w:rPr>
             </w:pPr>
-            <w:bookmarkStart w:id="227" w:name="Description7"/>
-            <w:bookmarkEnd w:id="227"/>
+            <w:bookmarkStart w:id="229" w:name="Description7"/>
+            <w:bookmarkEnd w:id="229"/>
           </w:p>
         </w:tc>
         <w:tc>
@@ -5883,8 +5896,8 @@
                 <w:szCs w:val="18"/>
               </w:rPr>
             </w:pPr>
-            <w:bookmarkStart w:id="228" w:name="Component7"/>
-            <w:bookmarkEnd w:id="228"/>
+            <w:bookmarkStart w:id="230" w:name="Component7"/>
+            <w:bookmarkEnd w:id="230"/>
           </w:p>
         </w:tc>
         <w:tc>
@@ -5901,8 +5914,8 @@
                 <w:szCs w:val="13"/>
               </w:rPr>
             </w:pPr>
-            <w:bookmarkStart w:id="229" w:name="WeighingA7"/>
-            <w:bookmarkEnd w:id="229"/>
+            <w:bookmarkStart w:id="231" w:name="WeighingA7"/>
+            <w:bookmarkEnd w:id="231"/>
           </w:p>
         </w:tc>
         <w:tc>
@@ -5919,8 +5932,8 @@
                 <w:szCs w:val="13"/>
               </w:rPr>
             </w:pPr>
-            <w:bookmarkStart w:id="230" w:name="TotalA7"/>
-            <w:bookmarkEnd w:id="230"/>
+            <w:bookmarkStart w:id="232" w:name="TotalA7"/>
+            <w:bookmarkEnd w:id="232"/>
           </w:p>
         </w:tc>
         <w:tc>
@@ -5937,8 +5950,8 @@
                 <w:szCs w:val="13"/>
               </w:rPr>
             </w:pPr>
-            <w:bookmarkStart w:id="231" w:name="sampleA7"/>
-            <w:bookmarkEnd w:id="231"/>
+            <w:bookmarkStart w:id="233" w:name="sampleA7"/>
+            <w:bookmarkEnd w:id="233"/>
           </w:p>
         </w:tc>
         <w:tc>
@@ -5955,8 +5968,8 @@
                 <w:szCs w:val="13"/>
               </w:rPr>
             </w:pPr>
-            <w:bookmarkStart w:id="232" w:name="WeighingB7"/>
-            <w:bookmarkEnd w:id="232"/>
+            <w:bookmarkStart w:id="234" w:name="WeighingB7"/>
+            <w:bookmarkEnd w:id="234"/>
           </w:p>
         </w:tc>
         <w:tc>
@@ -5973,8 +5986,8 @@
                 <w:szCs w:val="13"/>
               </w:rPr>
             </w:pPr>
-            <w:bookmarkStart w:id="233" w:name="TotalB7"/>
-            <w:bookmarkEnd w:id="233"/>
+            <w:bookmarkStart w:id="235" w:name="TotalB7"/>
+            <w:bookmarkEnd w:id="235"/>
           </w:p>
         </w:tc>
         <w:tc>
@@ -5991,8 +6004,8 @@
                 <w:szCs w:val="13"/>
               </w:rPr>
             </w:pPr>
-            <w:bookmarkStart w:id="234" w:name="sampleB7"/>
-            <w:bookmarkEnd w:id="234"/>
+            <w:bookmarkStart w:id="236" w:name="sampleB7"/>
+            <w:bookmarkEnd w:id="236"/>
           </w:p>
         </w:tc>
       </w:tr>
@@ -6015,8 +6028,8 @@
                 <w:szCs w:val="16"/>
               </w:rPr>
             </w:pPr>
-            <w:bookmarkStart w:id="235" w:name="Description8"/>
-            <w:bookmarkEnd w:id="235"/>
+            <w:bookmarkStart w:id="237" w:name="Description8"/>
+            <w:bookmarkEnd w:id="237"/>
           </w:p>
         </w:tc>
         <w:tc>
@@ -6032,8 +6045,8 @@
                 <w:szCs w:val="18"/>
               </w:rPr>
             </w:pPr>
-            <w:bookmarkStart w:id="236" w:name="Component8"/>
-            <w:bookmarkEnd w:id="236"/>
+            <w:bookmarkStart w:id="238" w:name="Component8"/>
+            <w:bookmarkEnd w:id="238"/>
           </w:p>
         </w:tc>
         <w:tc>
@@ -6050,8 +6063,8 @@
                 <w:szCs w:val="13"/>
               </w:rPr>
             </w:pPr>
-            <w:bookmarkStart w:id="237" w:name="WeighingA8"/>
-            <w:bookmarkEnd w:id="237"/>
+            <w:bookmarkStart w:id="239" w:name="WeighingA8"/>
+            <w:bookmarkEnd w:id="239"/>
           </w:p>
         </w:tc>
         <w:tc>
@@ -6068,8 +6081,8 @@
                 <w:szCs w:val="13"/>
               </w:rPr>
             </w:pPr>
-            <w:bookmarkStart w:id="238" w:name="TotalA8"/>
-            <w:bookmarkEnd w:id="238"/>
+            <w:bookmarkStart w:id="240" w:name="TotalA8"/>
+            <w:bookmarkEnd w:id="240"/>
           </w:p>
         </w:tc>
         <w:tc>
@@ -6086,8 +6099,8 @@
                 <w:szCs w:val="13"/>
               </w:rPr>
             </w:pPr>
-            <w:bookmarkStart w:id="239" w:name="sampleA8"/>
-            <w:bookmarkEnd w:id="239"/>
+            <w:bookmarkStart w:id="241" w:name="sampleA8"/>
+            <w:bookmarkEnd w:id="241"/>
           </w:p>
         </w:tc>
         <w:tc>
@@ -6104,8 +6117,8 @@
                 <w:szCs w:val="13"/>
               </w:rPr>
             </w:pPr>
-            <w:bookmarkStart w:id="240" w:name="WeighingB8"/>
-            <w:bookmarkEnd w:id="240"/>
+            <w:bookmarkStart w:id="242" w:name="WeighingB8"/>
+            <w:bookmarkEnd w:id="242"/>
           </w:p>
         </w:tc>
         <w:tc>
@@ -6122,8 +6135,8 @@
                 <w:szCs w:val="13"/>
               </w:rPr>
             </w:pPr>
-            <w:bookmarkStart w:id="241" w:name="TotalB8"/>
-            <w:bookmarkEnd w:id="241"/>
+            <w:bookmarkStart w:id="243" w:name="TotalB8"/>
+            <w:bookmarkEnd w:id="243"/>
           </w:p>
         </w:tc>
         <w:tc>
@@ -6140,8 +6153,8 @@
                 <w:szCs w:val="13"/>
               </w:rPr>
             </w:pPr>
-            <w:bookmarkStart w:id="242" w:name="sampleB8"/>
-            <w:bookmarkEnd w:id="242"/>
+            <w:bookmarkStart w:id="244" w:name="sampleB8"/>
+            <w:bookmarkEnd w:id="244"/>
           </w:p>
         </w:tc>
       </w:tr>
@@ -6164,8 +6177,8 @@
                 <w:szCs w:val="16"/>
               </w:rPr>
             </w:pPr>
-            <w:bookmarkStart w:id="243" w:name="Description9"/>
-            <w:bookmarkEnd w:id="243"/>
+            <w:bookmarkStart w:id="245" w:name="Description9"/>
+            <w:bookmarkEnd w:id="245"/>
           </w:p>
         </w:tc>
         <w:tc>
@@ -6181,8 +6194,8 @@
                 <w:szCs w:val="18"/>
               </w:rPr>
             </w:pPr>
-            <w:bookmarkStart w:id="244" w:name="Component9"/>
-            <w:bookmarkEnd w:id="244"/>
+            <w:bookmarkStart w:id="246" w:name="Component9"/>
+            <w:bookmarkEnd w:id="246"/>
           </w:p>
         </w:tc>
         <w:tc>
@@ -6199,8 +6212,8 @@
                 <w:szCs w:val="13"/>
               </w:rPr>
             </w:pPr>
-            <w:bookmarkStart w:id="245" w:name="WeighingA9"/>
-            <w:bookmarkEnd w:id="245"/>
+            <w:bookmarkStart w:id="247" w:name="WeighingA9"/>
+            <w:bookmarkEnd w:id="247"/>
           </w:p>
         </w:tc>
         <w:tc>
@@ -6217,8 +6230,8 @@
                 <w:szCs w:val="13"/>
               </w:rPr>
             </w:pPr>
-            <w:bookmarkStart w:id="246" w:name="TotalA9"/>
-            <w:bookmarkEnd w:id="246"/>
+            <w:bookmarkStart w:id="248" w:name="TotalA9"/>
+            <w:bookmarkEnd w:id="248"/>
           </w:p>
         </w:tc>
         <w:tc>
@@ -6235,8 +6248,8 @@
                 <w:szCs w:val="13"/>
               </w:rPr>
             </w:pPr>
-            <w:bookmarkStart w:id="247" w:name="sampleA9"/>
-            <w:bookmarkEnd w:id="247"/>
+            <w:bookmarkStart w:id="249" w:name="sampleA9"/>
+            <w:bookmarkEnd w:id="249"/>
           </w:p>
         </w:tc>
         <w:tc>
@@ -6253,8 +6266,8 @@
                 <w:szCs w:val="13"/>
               </w:rPr>
             </w:pPr>
-            <w:bookmarkStart w:id="248" w:name="WeighingB9"/>
-            <w:bookmarkEnd w:id="248"/>
+            <w:bookmarkStart w:id="250" w:name="WeighingB9"/>
+            <w:bookmarkEnd w:id="250"/>
           </w:p>
         </w:tc>
         <w:tc>
@@ -6271,8 +6284,8 @@
                 <w:szCs w:val="13"/>
               </w:rPr>
             </w:pPr>
-            <w:bookmarkStart w:id="249" w:name="TotalB9"/>
-            <w:bookmarkEnd w:id="249"/>
+            <w:bookmarkStart w:id="251" w:name="TotalB9"/>
+            <w:bookmarkEnd w:id="251"/>
           </w:p>
         </w:tc>
         <w:tc>
@@ -6289,8 +6302,8 @@
                 <w:szCs w:val="13"/>
               </w:rPr>
             </w:pPr>
-            <w:bookmarkStart w:id="250" w:name="sampleB9"/>
-            <w:bookmarkEnd w:id="250"/>
+            <w:bookmarkStart w:id="252" w:name="sampleB9"/>
+            <w:bookmarkEnd w:id="252"/>
           </w:p>
         </w:tc>
       </w:tr>
@@ -6313,8 +6326,8 @@
                 <w:szCs w:val="16"/>
               </w:rPr>
             </w:pPr>
-            <w:bookmarkStart w:id="251" w:name="Description10"/>
-            <w:bookmarkEnd w:id="251"/>
+            <w:bookmarkStart w:id="253" w:name="Description10"/>
+            <w:bookmarkEnd w:id="253"/>
           </w:p>
         </w:tc>
         <w:tc>
@@ -6330,8 +6343,8 @@
                 <w:szCs w:val="18"/>
               </w:rPr>
             </w:pPr>
-            <w:bookmarkStart w:id="252" w:name="Component10"/>
-            <w:bookmarkEnd w:id="252"/>
+            <w:bookmarkStart w:id="254" w:name="Component10"/>
+            <w:bookmarkEnd w:id="254"/>
           </w:p>
         </w:tc>
         <w:tc>
@@ -6348,8 +6361,8 @@
                 <w:szCs w:val="13"/>
               </w:rPr>
             </w:pPr>
-            <w:bookmarkStart w:id="253" w:name="WeighingA10"/>
-            <w:bookmarkEnd w:id="253"/>
+            <w:bookmarkStart w:id="255" w:name="WeighingA10"/>
+            <w:bookmarkEnd w:id="255"/>
           </w:p>
         </w:tc>
         <w:tc>
@@ -6366,8 +6379,8 @@
                 <w:szCs w:val="13"/>
               </w:rPr>
             </w:pPr>
-            <w:bookmarkStart w:id="254" w:name="TotalA10"/>
-            <w:bookmarkEnd w:id="254"/>
+            <w:bookmarkStart w:id="256" w:name="TotalA10"/>
+            <w:bookmarkEnd w:id="256"/>
           </w:p>
         </w:tc>
         <w:tc>
@@ -6384,8 +6397,8 @@
                 <w:szCs w:val="13"/>
               </w:rPr>
             </w:pPr>
-            <w:bookmarkStart w:id="255" w:name="sampleA10"/>
-            <w:bookmarkEnd w:id="255"/>
+            <w:bookmarkStart w:id="257" w:name="sampleA10"/>
+            <w:bookmarkEnd w:id="257"/>
           </w:p>
         </w:tc>
         <w:tc>
@@ -6402,8 +6415,8 @@
                 <w:szCs w:val="13"/>
               </w:rPr>
             </w:pPr>
-            <w:bookmarkStart w:id="256" w:name="WeighingB10"/>
-            <w:bookmarkEnd w:id="256"/>
+            <w:bookmarkStart w:id="258" w:name="WeighingB10"/>
+            <w:bookmarkEnd w:id="258"/>
           </w:p>
         </w:tc>
         <w:tc>
@@ -6420,8 +6433,8 @@
                 <w:szCs w:val="13"/>
               </w:rPr>
             </w:pPr>
-            <w:bookmarkStart w:id="257" w:name="TotalB10"/>
-            <w:bookmarkEnd w:id="257"/>
+            <w:bookmarkStart w:id="259" w:name="TotalB10"/>
+            <w:bookmarkEnd w:id="259"/>
           </w:p>
         </w:tc>
         <w:tc>
@@ -6438,8 +6451,8 @@
                 <w:szCs w:val="13"/>
               </w:rPr>
             </w:pPr>
-            <w:bookmarkStart w:id="258" w:name="sampleB10"/>
-            <w:bookmarkEnd w:id="258"/>
+            <w:bookmarkStart w:id="260" w:name="sampleB10"/>
+            <w:bookmarkEnd w:id="260"/>
           </w:p>
         </w:tc>
       </w:tr>
@@ -6462,8 +6475,8 @@
                 <w:szCs w:val="16"/>
               </w:rPr>
             </w:pPr>
-            <w:bookmarkStart w:id="259" w:name="Description11"/>
-            <w:bookmarkEnd w:id="259"/>
+            <w:bookmarkStart w:id="261" w:name="Description11"/>
+            <w:bookmarkEnd w:id="261"/>
           </w:p>
         </w:tc>
         <w:tc>
@@ -6479,8 +6492,8 @@
                 <w:szCs w:val="18"/>
               </w:rPr>
             </w:pPr>
-            <w:bookmarkStart w:id="260" w:name="Component11"/>
-            <w:bookmarkEnd w:id="260"/>
+            <w:bookmarkStart w:id="262" w:name="Component11"/>
+            <w:bookmarkEnd w:id="262"/>
           </w:p>
         </w:tc>
         <w:tc>
@@ -6497,8 +6510,8 @@
                 <w:szCs w:val="13"/>
               </w:rPr>
             </w:pPr>
-            <w:bookmarkStart w:id="261" w:name="WeighingA11"/>
-            <w:bookmarkEnd w:id="261"/>
+            <w:bookmarkStart w:id="263" w:name="WeighingA11"/>
+            <w:bookmarkEnd w:id="263"/>
           </w:p>
         </w:tc>
         <w:tc>
@@ -6515,8 +6528,8 @@
                 <w:szCs w:val="13"/>
               </w:rPr>
             </w:pPr>
-            <w:bookmarkStart w:id="262" w:name="TotalA11"/>
-            <w:bookmarkEnd w:id="262"/>
+            <w:bookmarkStart w:id="264" w:name="TotalA11"/>
+            <w:bookmarkEnd w:id="264"/>
           </w:p>
         </w:tc>
         <w:tc>
@@ -6533,8 +6546,8 @@
                 <w:szCs w:val="13"/>
               </w:rPr>
             </w:pPr>
-            <w:bookmarkStart w:id="263" w:name="sampleA11"/>
-            <w:bookmarkEnd w:id="263"/>
+            <w:bookmarkStart w:id="265" w:name="sampleA11"/>
+            <w:bookmarkEnd w:id="265"/>
           </w:p>
         </w:tc>
         <w:tc>
@@ -6551,8 +6564,8 @@
                 <w:szCs w:val="13"/>
               </w:rPr>
             </w:pPr>
-            <w:bookmarkStart w:id="264" w:name="WeighingB11"/>
-            <w:bookmarkEnd w:id="264"/>
+            <w:bookmarkStart w:id="266" w:name="WeighingB11"/>
+            <w:bookmarkEnd w:id="266"/>
           </w:p>
         </w:tc>
         <w:tc>
@@ -6569,8 +6582,8 @@
                 <w:szCs w:val="13"/>
               </w:rPr>
             </w:pPr>
-            <w:bookmarkStart w:id="265" w:name="TotalB11"/>
-            <w:bookmarkEnd w:id="265"/>
+            <w:bookmarkStart w:id="267" w:name="TotalB11"/>
+            <w:bookmarkEnd w:id="267"/>
           </w:p>
         </w:tc>
         <w:tc>
@@ -6587,8 +6600,8 @@
                 <w:szCs w:val="13"/>
               </w:rPr>
             </w:pPr>
-            <w:bookmarkStart w:id="266" w:name="sampleB11"/>
-            <w:bookmarkEnd w:id="266"/>
+            <w:bookmarkStart w:id="268" w:name="sampleB11"/>
+            <w:bookmarkEnd w:id="268"/>
           </w:p>
         </w:tc>
       </w:tr>
@@ -6611,8 +6624,8 @@
                 <w:szCs w:val="16"/>
               </w:rPr>
             </w:pPr>
-            <w:bookmarkStart w:id="267" w:name="Description12"/>
-            <w:bookmarkEnd w:id="267"/>
+            <w:bookmarkStart w:id="269" w:name="Description12"/>
+            <w:bookmarkEnd w:id="269"/>
           </w:p>
         </w:tc>
         <w:tc>
@@ -6628,8 +6641,8 @@
                 <w:szCs w:val="18"/>
               </w:rPr>
             </w:pPr>
-            <w:bookmarkStart w:id="268" w:name="Component12"/>
-            <w:bookmarkEnd w:id="268"/>
+            <w:bookmarkStart w:id="270" w:name="Component12"/>
+            <w:bookmarkEnd w:id="270"/>
           </w:p>
         </w:tc>
         <w:tc>
@@ -6646,8 +6659,8 @@
                 <w:szCs w:val="13"/>
               </w:rPr>
             </w:pPr>
-            <w:bookmarkStart w:id="269" w:name="WeighingA12"/>
-            <w:bookmarkEnd w:id="269"/>
+            <w:bookmarkStart w:id="271" w:name="WeighingA12"/>
+            <w:bookmarkEnd w:id="271"/>
           </w:p>
         </w:tc>
         <w:tc>
@@ -6664,8 +6677,8 @@
                 <w:szCs w:val="13"/>
               </w:rPr>
             </w:pPr>
-            <w:bookmarkStart w:id="270" w:name="TotalA12"/>
-            <w:bookmarkEnd w:id="270"/>
+            <w:bookmarkStart w:id="272" w:name="TotalA12"/>
+            <w:bookmarkEnd w:id="272"/>
           </w:p>
         </w:tc>
         <w:tc>
@@ -6682,8 +6695,8 @@
                 <w:szCs w:val="13"/>
               </w:rPr>
             </w:pPr>
-            <w:bookmarkStart w:id="271" w:name="sampleA12"/>
-            <w:bookmarkEnd w:id="271"/>
+            <w:bookmarkStart w:id="273" w:name="sampleA12"/>
+            <w:bookmarkEnd w:id="273"/>
           </w:p>
         </w:tc>
         <w:tc>
@@ -6700,8 +6713,8 @@
                 <w:szCs w:val="13"/>
               </w:rPr>
             </w:pPr>
-            <w:bookmarkStart w:id="272" w:name="WeighingB12"/>
-            <w:bookmarkEnd w:id="272"/>
+            <w:bookmarkStart w:id="274" w:name="WeighingB12"/>
+            <w:bookmarkEnd w:id="274"/>
           </w:p>
         </w:tc>
         <w:tc>
@@ -6718,8 +6731,8 @@
                 <w:szCs w:val="13"/>
               </w:rPr>
             </w:pPr>
-            <w:bookmarkStart w:id="273" w:name="TotalB12"/>
-            <w:bookmarkEnd w:id="273"/>
+            <w:bookmarkStart w:id="275" w:name="TotalB12"/>
+            <w:bookmarkEnd w:id="275"/>
           </w:p>
         </w:tc>
         <w:tc>
@@ -6736,8 +6749,8 @@
                 <w:szCs w:val="13"/>
               </w:rPr>
             </w:pPr>
-            <w:bookmarkStart w:id="274" w:name="sampleB12"/>
-            <w:bookmarkEnd w:id="274"/>
+            <w:bookmarkStart w:id="276" w:name="sampleB12"/>
+            <w:bookmarkEnd w:id="276"/>
           </w:p>
         </w:tc>
       </w:tr>
@@ -6760,8 +6773,8 @@
                 <w:szCs w:val="16"/>
               </w:rPr>
             </w:pPr>
-            <w:bookmarkStart w:id="275" w:name="Description13"/>
-            <w:bookmarkEnd w:id="275"/>
+            <w:bookmarkStart w:id="277" w:name="Description13"/>
+            <w:bookmarkEnd w:id="277"/>
           </w:p>
         </w:tc>
         <w:tc>
@@ -6777,8 +6790,8 @@
                 <w:szCs w:val="18"/>
               </w:rPr>
             </w:pPr>
-            <w:bookmarkStart w:id="276" w:name="Component13"/>
-            <w:bookmarkEnd w:id="276"/>
+            <w:bookmarkStart w:id="278" w:name="Component13"/>
+            <w:bookmarkEnd w:id="278"/>
           </w:p>
         </w:tc>
         <w:tc>
@@ -6795,8 +6808,8 @@
                 <w:szCs w:val="13"/>
               </w:rPr>
             </w:pPr>
-            <w:bookmarkStart w:id="277" w:name="WeighingA13"/>
-            <w:bookmarkEnd w:id="277"/>
+            <w:bookmarkStart w:id="279" w:name="WeighingA13"/>
+            <w:bookmarkEnd w:id="279"/>
           </w:p>
         </w:tc>
         <w:tc>
@@ -6813,8 +6826,8 @@
                 <w:szCs w:val="13"/>
               </w:rPr>
             </w:pPr>
-            <w:bookmarkStart w:id="278" w:name="TotalA13"/>
-            <w:bookmarkEnd w:id="278"/>
+            <w:bookmarkStart w:id="280" w:name="TotalA13"/>
+            <w:bookmarkEnd w:id="280"/>
           </w:p>
         </w:tc>
         <w:tc>
@@ -6831,8 +6844,8 @@
                 <w:szCs w:val="13"/>
               </w:rPr>
             </w:pPr>
-            <w:bookmarkStart w:id="279" w:name="sampleA13"/>
-            <w:bookmarkEnd w:id="279"/>
+            <w:bookmarkStart w:id="281" w:name="sampleA13"/>
+            <w:bookmarkEnd w:id="281"/>
           </w:p>
         </w:tc>
         <w:tc>
@@ -6849,8 +6862,8 @@
                 <w:szCs w:val="13"/>
               </w:rPr>
             </w:pPr>
-            <w:bookmarkStart w:id="280" w:name="WeighingB13"/>
-            <w:bookmarkEnd w:id="280"/>
+            <w:bookmarkStart w:id="282" w:name="WeighingB13"/>
+            <w:bookmarkEnd w:id="282"/>
           </w:p>
         </w:tc>
         <w:tc>
@@ -6867,8 +6880,8 @@
                 <w:szCs w:val="13"/>
               </w:rPr>
             </w:pPr>
-            <w:bookmarkStart w:id="281" w:name="TotalB13"/>
-            <w:bookmarkEnd w:id="281"/>
+            <w:bookmarkStart w:id="283" w:name="TotalB13"/>
+            <w:bookmarkEnd w:id="283"/>
           </w:p>
         </w:tc>
         <w:tc>
@@ -6885,8 +6898,8 @@
                 <w:szCs w:val="13"/>
               </w:rPr>
             </w:pPr>
-            <w:bookmarkStart w:id="282" w:name="sampleB13"/>
-            <w:bookmarkEnd w:id="282"/>
+            <w:bookmarkStart w:id="284" w:name="sampleB13"/>
+            <w:bookmarkEnd w:id="284"/>
           </w:p>
         </w:tc>
       </w:tr>
@@ -6909,8 +6922,8 @@
                 <w:szCs w:val="16"/>
               </w:rPr>
             </w:pPr>
-            <w:bookmarkStart w:id="283" w:name="Description14"/>
-            <w:bookmarkEnd w:id="283"/>
+            <w:bookmarkStart w:id="285" w:name="Description14"/>
+            <w:bookmarkEnd w:id="285"/>
           </w:p>
         </w:tc>
         <w:tc>
@@ -6926,8 +6939,8 @@
                 <w:szCs w:val="18"/>
               </w:rPr>
             </w:pPr>
-            <w:bookmarkStart w:id="284" w:name="Component14"/>
-            <w:bookmarkEnd w:id="284"/>
+            <w:bookmarkStart w:id="286" w:name="Component14"/>
+            <w:bookmarkEnd w:id="286"/>
           </w:p>
         </w:tc>
         <w:tc>
@@ -6944,8 +6957,8 @@
                 <w:szCs w:val="13"/>
               </w:rPr>
             </w:pPr>
-            <w:bookmarkStart w:id="285" w:name="WeighingA14"/>
-            <w:bookmarkEnd w:id="285"/>
+            <w:bookmarkStart w:id="287" w:name="WeighingA14"/>
+            <w:bookmarkEnd w:id="287"/>
           </w:p>
         </w:tc>
         <w:tc>
@@ -6962,8 +6975,8 @@
                 <w:szCs w:val="13"/>
               </w:rPr>
             </w:pPr>
-            <w:bookmarkStart w:id="286" w:name="TotalA14"/>
-            <w:bookmarkEnd w:id="286"/>
+            <w:bookmarkStart w:id="288" w:name="TotalA14"/>
+            <w:bookmarkEnd w:id="288"/>
           </w:p>
         </w:tc>
         <w:tc>
@@ -6980,8 +6993,8 @@
                 <w:szCs w:val="13"/>
               </w:rPr>
             </w:pPr>
-            <w:bookmarkStart w:id="287" w:name="sampleA14"/>
-            <w:bookmarkEnd w:id="287"/>
+            <w:bookmarkStart w:id="289" w:name="sampleA14"/>
+            <w:bookmarkEnd w:id="289"/>
           </w:p>
         </w:tc>
         <w:tc>
@@ -6998,8 +7011,8 @@
                 <w:szCs w:val="13"/>
               </w:rPr>
             </w:pPr>
-            <w:bookmarkStart w:id="288" w:name="WeighingB14"/>
-            <w:bookmarkEnd w:id="288"/>
+            <w:bookmarkStart w:id="290" w:name="WeighingB14"/>
+            <w:bookmarkEnd w:id="290"/>
           </w:p>
         </w:tc>
         <w:tc>
@@ -7016,8 +7029,8 @@
                 <w:szCs w:val="13"/>
               </w:rPr>
             </w:pPr>
-            <w:bookmarkStart w:id="289" w:name="TotalB14"/>
-            <w:bookmarkEnd w:id="289"/>
+            <w:bookmarkStart w:id="291" w:name="TotalB14"/>
+            <w:bookmarkEnd w:id="291"/>
           </w:p>
         </w:tc>
         <w:tc>
@@ -7034,8 +7047,8 @@
                 <w:szCs w:val="13"/>
               </w:rPr>
             </w:pPr>
-            <w:bookmarkStart w:id="290" w:name="sampleB14"/>
-            <w:bookmarkEnd w:id="290"/>
+            <w:bookmarkStart w:id="292" w:name="sampleB14"/>
+            <w:bookmarkEnd w:id="292"/>
           </w:p>
         </w:tc>
       </w:tr>

--- a/wwwroot/DocxModel/Common_FIBER/FIBER_ANALYSIS_DATA_SHEET_Multi.docx
+++ b/wwwroot/DocxModel/Common_FIBER/FIBER_ANALYSIS_DATA_SHEET_Multi.docx
@@ -40,8 +40,8 @@
         <w:tblLook w:val="04A0" w:firstRow="1" w:lastRow="0" w:firstColumn="1" w:lastColumn="0" w:noHBand="0" w:noVBand="1"/>
       </w:tblPr>
       <w:tblGrid>
-        <w:gridCol w:w="2430"/>
-        <w:gridCol w:w="8039"/>
+        <w:gridCol w:w="2127"/>
+        <w:gridCol w:w="8342"/>
       </w:tblGrid>
       <w:tr>
         <w:trPr>
@@ -49,7 +49,7 @@
         </w:trPr>
         <w:tc>
           <w:tcPr>
-            <w:tcW w:w="2430" w:type="dxa"/>
+            <w:tcW w:w="2127" w:type="dxa"/>
           </w:tcPr>
           <w:p>
             <w:pPr>
@@ -77,7 +77,7 @@
         </w:tc>
         <w:tc>
           <w:tcPr>
-            <w:tcW w:w="8039" w:type="dxa"/>
+            <w:tcW w:w="8342" w:type="dxa"/>
           </w:tcPr>
           <w:p>
             <w:pPr>
@@ -99,7 +99,7 @@
         </w:trPr>
         <w:tc>
           <w:tcPr>
-            <w:tcW w:w="2430" w:type="dxa"/>
+            <w:tcW w:w="2127" w:type="dxa"/>
           </w:tcPr>
           <w:p>
             <w:pPr>
@@ -137,7 +137,7 @@
         </w:tc>
         <w:tc>
           <w:tcPr>
-            <w:tcW w:w="8039" w:type="dxa"/>
+            <w:tcW w:w="8342" w:type="dxa"/>
           </w:tcPr>
           <w:p>
             <w:pPr>
@@ -159,7 +159,7 @@
         </w:trPr>
         <w:tc>
           <w:tcPr>
-            <w:tcW w:w="2430" w:type="dxa"/>
+            <w:tcW w:w="2127" w:type="dxa"/>
           </w:tcPr>
           <w:p>
             <w:pPr>
@@ -191,7 +191,7 @@
         </w:tc>
         <w:tc>
           <w:tcPr>
-            <w:tcW w:w="8039" w:type="dxa"/>
+            <w:tcW w:w="8342" w:type="dxa"/>
           </w:tcPr>
           <w:p>
             <w:pPr>
@@ -213,7 +213,7 @@
         </w:trPr>
         <w:tc>
           <w:tcPr>
-            <w:tcW w:w="2430" w:type="dxa"/>
+            <w:tcW w:w="2127" w:type="dxa"/>
           </w:tcPr>
           <w:p>
             <w:pPr>
@@ -237,7 +237,7 @@
         </w:tc>
         <w:tc>
           <w:tcPr>
-            <w:tcW w:w="8039" w:type="dxa"/>
+            <w:tcW w:w="8342" w:type="dxa"/>
           </w:tcPr>
           <w:tbl>
             <w:tblPr>
@@ -256,18 +256,18 @@
               <w:tblLook w:val="04A0" w:firstRow="1" w:lastRow="0" w:firstColumn="1" w:lastColumn="0" w:noHBand="0" w:noVBand="1"/>
             </w:tblPr>
             <w:tblGrid>
-              <w:gridCol w:w="1116"/>
-              <w:gridCol w:w="1116"/>
-              <w:gridCol w:w="1116"/>
-              <w:gridCol w:w="1116"/>
-              <w:gridCol w:w="1116"/>
-              <w:gridCol w:w="1116"/>
-              <w:gridCol w:w="1117"/>
+              <w:gridCol w:w="1154"/>
+              <w:gridCol w:w="1154"/>
+              <w:gridCol w:w="1154"/>
+              <w:gridCol w:w="1155"/>
+              <w:gridCol w:w="1154"/>
+              <w:gridCol w:w="1154"/>
+              <w:gridCol w:w="1155"/>
             </w:tblGrid>
             <w:tr>
               <w:tc>
                 <w:tcPr>
-                  <w:tcW w:w="1116" w:type="dxa"/>
+                  <w:tcW w:w="1154" w:type="dxa"/>
                 </w:tcPr>
                 <w:p>
                   <w:pPr>
@@ -284,7 +284,7 @@
               </w:tc>
               <w:tc>
                 <w:tcPr>
-                  <w:tcW w:w="1116" w:type="dxa"/>
+                  <w:tcW w:w="1154" w:type="dxa"/>
                 </w:tcPr>
                 <w:p>
                   <w:pPr>
@@ -301,7 +301,7 @@
               </w:tc>
               <w:tc>
                 <w:tcPr>
-                  <w:tcW w:w="1116" w:type="dxa"/>
+                  <w:tcW w:w="1154" w:type="dxa"/>
                 </w:tcPr>
                 <w:p>
                   <w:pPr>
@@ -318,7 +318,7 @@
               </w:tc>
               <w:tc>
                 <w:tcPr>
-                  <w:tcW w:w="1116" w:type="dxa"/>
+                  <w:tcW w:w="1155" w:type="dxa"/>
                 </w:tcPr>
                 <w:p>
                   <w:pPr>
@@ -335,7 +335,7 @@
               </w:tc>
               <w:tc>
                 <w:tcPr>
-                  <w:tcW w:w="1116" w:type="dxa"/>
+                  <w:tcW w:w="1154" w:type="dxa"/>
                 </w:tcPr>
                 <w:p>
                   <w:pPr>
@@ -352,7 +352,7 @@
               </w:tc>
               <w:tc>
                 <w:tcPr>
-                  <w:tcW w:w="1116" w:type="dxa"/>
+                  <w:tcW w:w="1154" w:type="dxa"/>
                 </w:tcPr>
                 <w:p>
                   <w:pPr>
@@ -369,7 +369,7 @@
               </w:tc>
               <w:tc>
                 <w:tcPr>
-                  <w:tcW w:w="1117" w:type="dxa"/>
+                  <w:tcW w:w="1155" w:type="dxa"/>
                 </w:tcPr>
                 <w:p>
                   <w:pPr>
@@ -388,7 +388,7 @@
             <w:tr>
               <w:tc>
                 <w:tcPr>
-                  <w:tcW w:w="1116" w:type="dxa"/>
+                  <w:tcW w:w="1154" w:type="dxa"/>
                 </w:tcPr>
                 <w:p>
                   <w:pPr>
@@ -405,7 +405,7 @@
               </w:tc>
               <w:tc>
                 <w:tcPr>
-                  <w:tcW w:w="1116" w:type="dxa"/>
+                  <w:tcW w:w="1154" w:type="dxa"/>
                 </w:tcPr>
                 <w:p>
                   <w:pPr>
@@ -422,7 +422,7 @@
               </w:tc>
               <w:tc>
                 <w:tcPr>
-                  <w:tcW w:w="1116" w:type="dxa"/>
+                  <w:tcW w:w="1154" w:type="dxa"/>
                 </w:tcPr>
                 <w:p>
                   <w:pPr>
@@ -439,7 +439,7 @@
               </w:tc>
               <w:tc>
                 <w:tcPr>
-                  <w:tcW w:w="1116" w:type="dxa"/>
+                  <w:tcW w:w="1155" w:type="dxa"/>
                 </w:tcPr>
                 <w:p>
                   <w:pPr>
@@ -456,7 +456,7 @@
               </w:tc>
               <w:tc>
                 <w:tcPr>
-                  <w:tcW w:w="1116" w:type="dxa"/>
+                  <w:tcW w:w="1154" w:type="dxa"/>
                 </w:tcPr>
                 <w:p>
                   <w:pPr>
@@ -473,7 +473,7 @@
               </w:tc>
               <w:tc>
                 <w:tcPr>
-                  <w:tcW w:w="1116" w:type="dxa"/>
+                  <w:tcW w:w="1154" w:type="dxa"/>
                 </w:tcPr>
                 <w:p>
                   <w:pPr>
@@ -490,7 +490,7 @@
               </w:tc>
               <w:tc>
                 <w:tcPr>
-                  <w:tcW w:w="1117" w:type="dxa"/>
+                  <w:tcW w:w="1155" w:type="dxa"/>
                 </w:tcPr>
                 <w:p>
                   <w:pPr>
@@ -525,7 +525,7 @@
         </w:trPr>
         <w:tc>
           <w:tcPr>
-            <w:tcW w:w="2430" w:type="dxa"/>
+            <w:tcW w:w="2127" w:type="dxa"/>
             <w:tcBorders>
               <w:bottom w:val="single" w:sz="4" w:space="0" w:color="auto"/>
             </w:tcBorders>
@@ -552,7 +552,7 @@
         </w:tc>
         <w:tc>
           <w:tcPr>
-            <w:tcW w:w="8039" w:type="dxa"/>
+            <w:tcW w:w="8342" w:type="dxa"/>
             <w:tcBorders>
               <w:bottom w:val="single" w:sz="4" w:space="0" w:color="auto"/>
             </w:tcBorders>
@@ -680,12 +680,12 @@
       </w:tblPr>
       <w:tblGrid>
         <w:gridCol w:w="1134"/>
-        <w:gridCol w:w="1418"/>
+        <w:gridCol w:w="1560"/>
+        <w:gridCol w:w="992"/>
         <w:gridCol w:w="992"/>
         <w:gridCol w:w="992"/>
         <w:gridCol w:w="993"/>
         <w:gridCol w:w="992"/>
-        <w:gridCol w:w="1134"/>
         <w:gridCol w:w="850"/>
         <w:gridCol w:w="993"/>
         <w:gridCol w:w="992"/>
@@ -732,7 +732,7 @@
         </w:tc>
         <w:tc>
           <w:tcPr>
-            <w:tcW w:w="1418" w:type="dxa"/>
+            <w:tcW w:w="1560" w:type="dxa"/>
             <w:shd w:val="thinDiagCross" w:color="D9D9D9" w:themeColor="background1" w:themeShade="D9" w:fill="FFFFFF" w:themeFill="background1"/>
             <w:vAlign w:val="center"/>
           </w:tcPr>
@@ -809,7 +809,7 @@
         </w:tc>
         <w:tc>
           <w:tcPr>
-            <w:tcW w:w="1134" w:type="dxa"/>
+            <w:tcW w:w="992" w:type="dxa"/>
             <w:shd w:val="thinDiagCross" w:color="D9D9D9" w:themeColor="background1" w:themeShade="D9" w:fill="FFFFFF" w:themeFill="background1"/>
             <w:vAlign w:val="center"/>
           </w:tcPr>
@@ -962,7 +962,7 @@
         </w:tc>
         <w:tc>
           <w:tcPr>
-            <w:tcW w:w="1418" w:type="dxa"/>
+            <w:tcW w:w="1560" w:type="dxa"/>
             <w:vAlign w:val="center"/>
           </w:tcPr>
           <w:p>
@@ -1025,7 +1025,7 @@
         </w:tc>
         <w:tc>
           <w:tcPr>
-            <w:tcW w:w="993" w:type="dxa"/>
+            <w:tcW w:w="992" w:type="dxa"/>
           </w:tcPr>
           <w:p>
             <w:pPr>
@@ -1044,7 +1044,7 @@
         </w:tc>
         <w:tc>
           <w:tcPr>
-            <w:tcW w:w="992" w:type="dxa"/>
+            <w:tcW w:w="993" w:type="dxa"/>
           </w:tcPr>
           <w:p>
             <w:pPr>
@@ -1063,7 +1063,7 @@
         </w:tc>
         <w:tc>
           <w:tcPr>
-            <w:tcW w:w="1134" w:type="dxa"/>
+            <w:tcW w:w="992" w:type="dxa"/>
           </w:tcPr>
           <w:p>
             <w:pPr>
@@ -1152,7 +1152,7 @@
         </w:tc>
         <w:tc>
           <w:tcPr>
-            <w:tcW w:w="1418" w:type="dxa"/>
+            <w:tcW w:w="1560" w:type="dxa"/>
           </w:tcPr>
           <w:p>
             <w:pPr>
@@ -1202,6 +1202,23 @@
         </w:tc>
         <w:tc>
           <w:tcPr>
+            <w:tcW w:w="992" w:type="dxa"/>
+          </w:tcPr>
+          <w:p>
+            <w:pPr>
+              <w:spacing w:after="0" w:line="240" w:lineRule="auto"/>
+              <w:jc w:val="center"/>
+              <w:rPr>
+                <w:rFonts w:ascii="Arial" w:eastAsia="黑体" w:hAnsi="Arial" w:cs="Arial"/>
+                <w:sz w:val="13"/>
+                <w:szCs w:val="13"/>
+                <w:u w:val="single"/>
+              </w:rPr>
+            </w:pPr>
+          </w:p>
+        </w:tc>
+        <w:tc>
+          <w:tcPr>
             <w:tcW w:w="993" w:type="dxa"/>
           </w:tcPr>
           <w:p>
@@ -1220,23 +1237,6 @@
         <w:tc>
           <w:tcPr>
             <w:tcW w:w="992" w:type="dxa"/>
-          </w:tcPr>
-          <w:p>
-            <w:pPr>
-              <w:spacing w:after="0" w:line="240" w:lineRule="auto"/>
-              <w:jc w:val="center"/>
-              <w:rPr>
-                <w:rFonts w:ascii="Arial" w:eastAsia="黑体" w:hAnsi="Arial" w:cs="Arial"/>
-                <w:sz w:val="13"/>
-                <w:szCs w:val="13"/>
-                <w:u w:val="single"/>
-              </w:rPr>
-            </w:pPr>
-          </w:p>
-        </w:tc>
-        <w:tc>
-          <w:tcPr>
-            <w:tcW w:w="1134" w:type="dxa"/>
           </w:tcPr>
           <w:p>
             <w:pPr>
@@ -1323,7 +1323,7 @@
         </w:tc>
         <w:tc>
           <w:tcPr>
-            <w:tcW w:w="1418" w:type="dxa"/>
+            <w:tcW w:w="1560" w:type="dxa"/>
           </w:tcPr>
           <w:p>
             <w:pPr>
@@ -1376,7 +1376,7 @@
         </w:tc>
         <w:tc>
           <w:tcPr>
-            <w:tcW w:w="993" w:type="dxa"/>
+            <w:tcW w:w="992" w:type="dxa"/>
           </w:tcPr>
           <w:p>
             <w:pPr>
@@ -1394,7 +1394,7 @@
         </w:tc>
         <w:tc>
           <w:tcPr>
-            <w:tcW w:w="992" w:type="dxa"/>
+            <w:tcW w:w="993" w:type="dxa"/>
           </w:tcPr>
           <w:p>
             <w:pPr>
@@ -1412,7 +1412,7 @@
         </w:tc>
         <w:tc>
           <w:tcPr>
-            <w:tcW w:w="1134" w:type="dxa"/>
+            <w:tcW w:w="992" w:type="dxa"/>
           </w:tcPr>
           <w:p>
             <w:pPr>
@@ -1507,7 +1507,7 @@
         </w:tc>
         <w:tc>
           <w:tcPr>
-            <w:tcW w:w="1418" w:type="dxa"/>
+            <w:tcW w:w="1560" w:type="dxa"/>
           </w:tcPr>
           <w:p>
             <w:pPr>
@@ -1560,7 +1560,7 @@
         </w:tc>
         <w:tc>
           <w:tcPr>
-            <w:tcW w:w="993" w:type="dxa"/>
+            <w:tcW w:w="992" w:type="dxa"/>
           </w:tcPr>
           <w:p>
             <w:pPr>
@@ -1578,7 +1578,7 @@
         </w:tc>
         <w:tc>
           <w:tcPr>
-            <w:tcW w:w="992" w:type="dxa"/>
+            <w:tcW w:w="993" w:type="dxa"/>
           </w:tcPr>
           <w:p>
             <w:pPr>
@@ -1596,7 +1596,7 @@
         </w:tc>
         <w:tc>
           <w:tcPr>
-            <w:tcW w:w="1134" w:type="dxa"/>
+            <w:tcW w:w="992" w:type="dxa"/>
           </w:tcPr>
           <w:p>
             <w:pPr>
@@ -1691,7 +1691,7 @@
         </w:tc>
         <w:tc>
           <w:tcPr>
-            <w:tcW w:w="1418" w:type="dxa"/>
+            <w:tcW w:w="1560" w:type="dxa"/>
           </w:tcPr>
           <w:p>
             <w:pPr>
@@ -1744,7 +1744,7 @@
         </w:tc>
         <w:tc>
           <w:tcPr>
-            <w:tcW w:w="993" w:type="dxa"/>
+            <w:tcW w:w="992" w:type="dxa"/>
           </w:tcPr>
           <w:p>
             <w:pPr>
@@ -1762,7 +1762,7 @@
         </w:tc>
         <w:tc>
           <w:tcPr>
-            <w:tcW w:w="992" w:type="dxa"/>
+            <w:tcW w:w="993" w:type="dxa"/>
           </w:tcPr>
           <w:p>
             <w:pPr>
@@ -1782,7 +1782,7 @@
         </w:tc>
         <w:tc>
           <w:tcPr>
-            <w:tcW w:w="1134" w:type="dxa"/>
+            <w:tcW w:w="992" w:type="dxa"/>
           </w:tcPr>
           <w:p>
             <w:pPr>
@@ -1873,7 +1873,7 @@
         </w:tc>
         <w:tc>
           <w:tcPr>
-            <w:tcW w:w="1418" w:type="dxa"/>
+            <w:tcW w:w="1560" w:type="dxa"/>
           </w:tcPr>
           <w:p>
             <w:pPr>
@@ -1926,7 +1926,7 @@
         </w:tc>
         <w:tc>
           <w:tcPr>
-            <w:tcW w:w="993" w:type="dxa"/>
+            <w:tcW w:w="992" w:type="dxa"/>
           </w:tcPr>
           <w:p>
             <w:pPr>
@@ -1944,7 +1944,7 @@
         </w:tc>
         <w:tc>
           <w:tcPr>
-            <w:tcW w:w="992" w:type="dxa"/>
+            <w:tcW w:w="993" w:type="dxa"/>
           </w:tcPr>
           <w:p>
             <w:pPr>
@@ -1962,7 +1962,7 @@
         </w:tc>
         <w:tc>
           <w:tcPr>
-            <w:tcW w:w="1134" w:type="dxa"/>
+            <w:tcW w:w="992" w:type="dxa"/>
           </w:tcPr>
           <w:p>
             <w:pPr>
@@ -2057,7 +2057,7 @@
         </w:tc>
         <w:tc>
           <w:tcPr>
-            <w:tcW w:w="1418" w:type="dxa"/>
+            <w:tcW w:w="1560" w:type="dxa"/>
           </w:tcPr>
           <w:p>
             <w:pPr>
@@ -2110,7 +2110,7 @@
         </w:tc>
         <w:tc>
           <w:tcPr>
-            <w:tcW w:w="993" w:type="dxa"/>
+            <w:tcW w:w="992" w:type="dxa"/>
           </w:tcPr>
           <w:p>
             <w:pPr>
@@ -2128,7 +2128,7 @@
         </w:tc>
         <w:tc>
           <w:tcPr>
-            <w:tcW w:w="992" w:type="dxa"/>
+            <w:tcW w:w="993" w:type="dxa"/>
           </w:tcPr>
           <w:p>
             <w:pPr>
@@ -2146,7 +2146,7 @@
         </w:tc>
         <w:tc>
           <w:tcPr>
-            <w:tcW w:w="1134" w:type="dxa"/>
+            <w:tcW w:w="992" w:type="dxa"/>
           </w:tcPr>
           <w:p>
             <w:pPr>
@@ -2241,7 +2241,7 @@
         </w:tc>
         <w:tc>
           <w:tcPr>
-            <w:tcW w:w="1418" w:type="dxa"/>
+            <w:tcW w:w="1560" w:type="dxa"/>
           </w:tcPr>
           <w:p>
             <w:pPr>
@@ -2294,7 +2294,7 @@
         </w:tc>
         <w:tc>
           <w:tcPr>
-            <w:tcW w:w="993" w:type="dxa"/>
+            <w:tcW w:w="992" w:type="dxa"/>
           </w:tcPr>
           <w:p>
             <w:pPr>
@@ -2312,7 +2312,7 @@
         </w:tc>
         <w:tc>
           <w:tcPr>
-            <w:tcW w:w="992" w:type="dxa"/>
+            <w:tcW w:w="993" w:type="dxa"/>
           </w:tcPr>
           <w:p>
             <w:pPr>
@@ -2330,7 +2330,7 @@
         </w:tc>
         <w:tc>
           <w:tcPr>
-            <w:tcW w:w="1134" w:type="dxa"/>
+            <w:tcW w:w="992" w:type="dxa"/>
           </w:tcPr>
           <w:p>
             <w:pPr>
@@ -2425,7 +2425,7 @@
         </w:tc>
         <w:tc>
           <w:tcPr>
-            <w:tcW w:w="1418" w:type="dxa"/>
+            <w:tcW w:w="1560" w:type="dxa"/>
           </w:tcPr>
           <w:p>
             <w:pPr>
@@ -2478,7 +2478,7 @@
         </w:tc>
         <w:tc>
           <w:tcPr>
-            <w:tcW w:w="993" w:type="dxa"/>
+            <w:tcW w:w="992" w:type="dxa"/>
           </w:tcPr>
           <w:p>
             <w:pPr>
@@ -2496,7 +2496,7 @@
         </w:tc>
         <w:tc>
           <w:tcPr>
-            <w:tcW w:w="992" w:type="dxa"/>
+            <w:tcW w:w="993" w:type="dxa"/>
           </w:tcPr>
           <w:p>
             <w:pPr>
@@ -2514,7 +2514,7 @@
         </w:tc>
         <w:tc>
           <w:tcPr>
-            <w:tcW w:w="1134" w:type="dxa"/>
+            <w:tcW w:w="992" w:type="dxa"/>
           </w:tcPr>
           <w:p>
             <w:pPr>
@@ -2609,7 +2609,7 @@
         </w:tc>
         <w:tc>
           <w:tcPr>
-            <w:tcW w:w="1418" w:type="dxa"/>
+            <w:tcW w:w="1560" w:type="dxa"/>
           </w:tcPr>
           <w:p>
             <w:pPr>
@@ -2662,7 +2662,7 @@
         </w:tc>
         <w:tc>
           <w:tcPr>
-            <w:tcW w:w="993" w:type="dxa"/>
+            <w:tcW w:w="992" w:type="dxa"/>
           </w:tcPr>
           <w:p>
             <w:pPr>
@@ -2680,7 +2680,7 @@
         </w:tc>
         <w:tc>
           <w:tcPr>
-            <w:tcW w:w="992" w:type="dxa"/>
+            <w:tcW w:w="993" w:type="dxa"/>
           </w:tcPr>
           <w:p>
             <w:pPr>
@@ -2698,7 +2698,7 @@
         </w:tc>
         <w:tc>
           <w:tcPr>
-            <w:tcW w:w="1134" w:type="dxa"/>
+            <w:tcW w:w="992" w:type="dxa"/>
           </w:tcPr>
           <w:p>
             <w:pPr>
@@ -2793,7 +2793,7 @@
         </w:tc>
         <w:tc>
           <w:tcPr>
-            <w:tcW w:w="1418" w:type="dxa"/>
+            <w:tcW w:w="1560" w:type="dxa"/>
           </w:tcPr>
           <w:p>
             <w:pPr>
@@ -2846,7 +2846,7 @@
         </w:tc>
         <w:tc>
           <w:tcPr>
-            <w:tcW w:w="993" w:type="dxa"/>
+            <w:tcW w:w="992" w:type="dxa"/>
           </w:tcPr>
           <w:p>
             <w:pPr>
@@ -2864,7 +2864,7 @@
         </w:tc>
         <w:tc>
           <w:tcPr>
-            <w:tcW w:w="992" w:type="dxa"/>
+            <w:tcW w:w="993" w:type="dxa"/>
           </w:tcPr>
           <w:p>
             <w:pPr>
@@ -2882,7 +2882,7 @@
         </w:tc>
         <w:tc>
           <w:tcPr>
-            <w:tcW w:w="1134" w:type="dxa"/>
+            <w:tcW w:w="992" w:type="dxa"/>
           </w:tcPr>
           <w:p>
             <w:pPr>
@@ -2977,7 +2977,7 @@
         </w:tc>
         <w:tc>
           <w:tcPr>
-            <w:tcW w:w="1418" w:type="dxa"/>
+            <w:tcW w:w="1560" w:type="dxa"/>
           </w:tcPr>
           <w:p>
             <w:pPr>
@@ -3030,7 +3030,7 @@
         </w:tc>
         <w:tc>
           <w:tcPr>
-            <w:tcW w:w="993" w:type="dxa"/>
+            <w:tcW w:w="992" w:type="dxa"/>
           </w:tcPr>
           <w:p>
             <w:pPr>
@@ -3048,7 +3048,7 @@
         </w:tc>
         <w:tc>
           <w:tcPr>
-            <w:tcW w:w="992" w:type="dxa"/>
+            <w:tcW w:w="993" w:type="dxa"/>
           </w:tcPr>
           <w:p>
             <w:pPr>
@@ -3066,7 +3066,7 @@
         </w:tc>
         <w:tc>
           <w:tcPr>
-            <w:tcW w:w="1134" w:type="dxa"/>
+            <w:tcW w:w="992" w:type="dxa"/>
           </w:tcPr>
           <w:p>
             <w:pPr>
@@ -3155,11 +3155,13 @@
                 <w:szCs w:val="16"/>
               </w:rPr>
             </w:pPr>
-          </w:p>
-        </w:tc>
-        <w:tc>
-          <w:tcPr>
-            <w:tcW w:w="1418" w:type="dxa"/>
+            <w:bookmarkStart w:id="131" w:name="Section_11"/>
+            <w:bookmarkEnd w:id="131"/>
+          </w:p>
+        </w:tc>
+        <w:tc>
+          <w:tcPr>
+            <w:tcW w:w="1560" w:type="dxa"/>
           </w:tcPr>
           <w:p>
             <w:pPr>
@@ -3170,8 +3172,8 @@
                 <w:szCs w:val="18"/>
               </w:rPr>
             </w:pPr>
-            <w:bookmarkStart w:id="131" w:name="Sum_11"/>
-            <w:bookmarkEnd w:id="131"/>
+            <w:bookmarkStart w:id="132" w:name="Sum_11"/>
+            <w:bookmarkEnd w:id="132"/>
           </w:p>
         </w:tc>
         <w:tc>
@@ -3188,8 +3190,8 @@
                 <w:szCs w:val="13"/>
               </w:rPr>
             </w:pPr>
-            <w:bookmarkStart w:id="132" w:name="GSMTrail1_11"/>
-            <w:bookmarkEnd w:id="132"/>
+            <w:bookmarkStart w:id="133" w:name="GSMTrail1_11"/>
+            <w:bookmarkEnd w:id="133"/>
           </w:p>
         </w:tc>
         <w:tc>
@@ -3206,8 +3208,26 @@
                 <w:szCs w:val="13"/>
               </w:rPr>
             </w:pPr>
-            <w:bookmarkStart w:id="133" w:name="RateTrail1_11"/>
-            <w:bookmarkEnd w:id="133"/>
+            <w:bookmarkStart w:id="134" w:name="RateTrail1_11"/>
+            <w:bookmarkEnd w:id="134"/>
+          </w:p>
+        </w:tc>
+        <w:tc>
+          <w:tcPr>
+            <w:tcW w:w="992" w:type="dxa"/>
+          </w:tcPr>
+          <w:p>
+            <w:pPr>
+              <w:spacing w:after="0" w:line="240" w:lineRule="auto"/>
+              <w:jc w:val="center"/>
+              <w:rPr>
+                <w:rFonts w:ascii="Arial" w:eastAsia="黑体" w:hAnsi="Arial" w:cs="Arial"/>
+                <w:sz w:val="13"/>
+                <w:szCs w:val="13"/>
+              </w:rPr>
+            </w:pPr>
+            <w:bookmarkStart w:id="135" w:name="GSMTrail2_11"/>
+            <w:bookmarkEnd w:id="135"/>
           </w:p>
         </w:tc>
         <w:tc>
@@ -3224,8 +3244,8 @@
                 <w:szCs w:val="13"/>
               </w:rPr>
             </w:pPr>
-            <w:bookmarkStart w:id="134" w:name="GSMTrail2_11"/>
-            <w:bookmarkEnd w:id="134"/>
+            <w:bookmarkStart w:id="136" w:name="RateTrail2_11"/>
+            <w:bookmarkEnd w:id="136"/>
           </w:p>
         </w:tc>
         <w:tc>
@@ -3242,26 +3262,8 @@
                 <w:szCs w:val="13"/>
               </w:rPr>
             </w:pPr>
-            <w:bookmarkStart w:id="135" w:name="RateTrail2_11"/>
-            <w:bookmarkEnd w:id="135"/>
-          </w:p>
-        </w:tc>
-        <w:tc>
-          <w:tcPr>
-            <w:tcW w:w="1134" w:type="dxa"/>
-          </w:tcPr>
-          <w:p>
-            <w:pPr>
-              <w:spacing w:after="0" w:line="240" w:lineRule="auto"/>
-              <w:jc w:val="center"/>
-              <w:rPr>
-                <w:rFonts w:ascii="Arial" w:eastAsia="黑体" w:hAnsi="Arial" w:cs="Arial"/>
-                <w:sz w:val="13"/>
-                <w:szCs w:val="13"/>
-              </w:rPr>
-            </w:pPr>
-            <w:bookmarkStart w:id="136" w:name="Avg_11"/>
-            <w:bookmarkEnd w:id="136"/>
+            <w:bookmarkStart w:id="137" w:name="Avg_11"/>
+            <w:bookmarkEnd w:id="137"/>
           </w:p>
         </w:tc>
         <w:tc>
@@ -3278,8 +3280,8 @@
                 <w:szCs w:val="13"/>
               </w:rPr>
             </w:pPr>
-            <w:bookmarkStart w:id="137" w:name="Correct_11"/>
-            <w:bookmarkEnd w:id="137"/>
+            <w:bookmarkStart w:id="138" w:name="Correct_11"/>
+            <w:bookmarkEnd w:id="138"/>
           </w:p>
         </w:tc>
         <w:tc>
@@ -3296,8 +3298,8 @@
                 <w:szCs w:val="13"/>
               </w:rPr>
             </w:pPr>
-            <w:bookmarkStart w:id="138" w:name="MoistureRegain_11"/>
-            <w:bookmarkEnd w:id="138"/>
+            <w:bookmarkStart w:id="139" w:name="MoistureRegain_11"/>
+            <w:bookmarkEnd w:id="139"/>
           </w:p>
         </w:tc>
         <w:tc>
@@ -3314,8 +3316,8 @@
                 <w:szCs w:val="13"/>
               </w:rPr>
             </w:pPr>
-            <w:bookmarkStart w:id="139" w:name="Rate_11"/>
-            <w:bookmarkEnd w:id="139"/>
+            <w:bookmarkStart w:id="140" w:name="Rate_11"/>
+            <w:bookmarkEnd w:id="140"/>
           </w:p>
         </w:tc>
       </w:tr>
@@ -3337,11 +3339,13 @@
                 <w:szCs w:val="16"/>
               </w:rPr>
             </w:pPr>
-          </w:p>
-        </w:tc>
-        <w:tc>
-          <w:tcPr>
-            <w:tcW w:w="1418" w:type="dxa"/>
+            <w:bookmarkStart w:id="141" w:name="Section_12"/>
+            <w:bookmarkEnd w:id="141"/>
+          </w:p>
+        </w:tc>
+        <w:tc>
+          <w:tcPr>
+            <w:tcW w:w="1560" w:type="dxa"/>
           </w:tcPr>
           <w:p>
             <w:pPr>
@@ -3352,8 +3356,8 @@
                 <w:szCs w:val="18"/>
               </w:rPr>
             </w:pPr>
-            <w:bookmarkStart w:id="140" w:name="Sum_12"/>
-            <w:bookmarkEnd w:id="140"/>
+            <w:bookmarkStart w:id="142" w:name="Sum_12"/>
+            <w:bookmarkEnd w:id="142"/>
           </w:p>
         </w:tc>
         <w:tc>
@@ -3370,8 +3374,8 @@
                 <w:szCs w:val="13"/>
               </w:rPr>
             </w:pPr>
-            <w:bookmarkStart w:id="141" w:name="GSMTrail1_12"/>
-            <w:bookmarkEnd w:id="141"/>
+            <w:bookmarkStart w:id="143" w:name="GSMTrail1_12"/>
+            <w:bookmarkEnd w:id="143"/>
           </w:p>
         </w:tc>
         <w:tc>
@@ -3388,8 +3392,26 @@
                 <w:szCs w:val="13"/>
               </w:rPr>
             </w:pPr>
-            <w:bookmarkStart w:id="142" w:name="RateTrail1_12"/>
-            <w:bookmarkEnd w:id="142"/>
+            <w:bookmarkStart w:id="144" w:name="RateTrail1_12"/>
+            <w:bookmarkEnd w:id="144"/>
+          </w:p>
+        </w:tc>
+        <w:tc>
+          <w:tcPr>
+            <w:tcW w:w="992" w:type="dxa"/>
+          </w:tcPr>
+          <w:p>
+            <w:pPr>
+              <w:spacing w:after="0" w:line="240" w:lineRule="auto"/>
+              <w:jc w:val="center"/>
+              <w:rPr>
+                <w:rFonts w:ascii="Arial" w:eastAsia="黑体" w:hAnsi="Arial" w:cs="Arial"/>
+                <w:sz w:val="13"/>
+                <w:szCs w:val="13"/>
+              </w:rPr>
+            </w:pPr>
+            <w:bookmarkStart w:id="145" w:name="GSMTrail2_12"/>
+            <w:bookmarkEnd w:id="145"/>
           </w:p>
         </w:tc>
         <w:tc>
@@ -3406,8 +3428,8 @@
                 <w:szCs w:val="13"/>
               </w:rPr>
             </w:pPr>
-            <w:bookmarkStart w:id="143" w:name="GSMTrail2_12"/>
-            <w:bookmarkEnd w:id="143"/>
+            <w:bookmarkStart w:id="146" w:name="RateTrail2_12"/>
+            <w:bookmarkEnd w:id="146"/>
           </w:p>
         </w:tc>
         <w:tc>
@@ -3424,26 +3446,8 @@
                 <w:szCs w:val="13"/>
               </w:rPr>
             </w:pPr>
-            <w:bookmarkStart w:id="144" w:name="RateTrail2_12"/>
-            <w:bookmarkEnd w:id="144"/>
-          </w:p>
-        </w:tc>
-        <w:tc>
-          <w:tcPr>
-            <w:tcW w:w="1134" w:type="dxa"/>
-          </w:tcPr>
-          <w:p>
-            <w:pPr>
-              <w:spacing w:after="0" w:line="240" w:lineRule="auto"/>
-              <w:jc w:val="center"/>
-              <w:rPr>
-                <w:rFonts w:ascii="Arial" w:eastAsia="黑体" w:hAnsi="Arial" w:cs="Arial"/>
-                <w:sz w:val="13"/>
-                <w:szCs w:val="13"/>
-              </w:rPr>
-            </w:pPr>
-            <w:bookmarkStart w:id="145" w:name="Avg_12"/>
-            <w:bookmarkEnd w:id="145"/>
+            <w:bookmarkStart w:id="147" w:name="Avg_12"/>
+            <w:bookmarkEnd w:id="147"/>
           </w:p>
         </w:tc>
         <w:tc>
@@ -3460,8 +3464,8 @@
                 <w:szCs w:val="13"/>
               </w:rPr>
             </w:pPr>
-            <w:bookmarkStart w:id="146" w:name="Correct_12"/>
-            <w:bookmarkEnd w:id="146"/>
+            <w:bookmarkStart w:id="148" w:name="Correct_12"/>
+            <w:bookmarkEnd w:id="148"/>
           </w:p>
         </w:tc>
         <w:tc>
@@ -3478,8 +3482,8 @@
                 <w:szCs w:val="13"/>
               </w:rPr>
             </w:pPr>
-            <w:bookmarkStart w:id="147" w:name="MoistureRegain_12"/>
-            <w:bookmarkEnd w:id="147"/>
+            <w:bookmarkStart w:id="149" w:name="MoistureRegain_12"/>
+            <w:bookmarkEnd w:id="149"/>
           </w:p>
         </w:tc>
         <w:tc>
@@ -3496,8 +3500,8 @@
                 <w:szCs w:val="13"/>
               </w:rPr>
             </w:pPr>
-            <w:bookmarkStart w:id="148" w:name="Rate_12"/>
-            <w:bookmarkEnd w:id="148"/>
+            <w:bookmarkStart w:id="150" w:name="Rate_12"/>
+            <w:bookmarkEnd w:id="150"/>
           </w:p>
         </w:tc>
       </w:tr>
@@ -3544,7 +3548,7 @@
                 <w:szCs w:val="18"/>
               </w:rPr>
             </w:pPr>
-            <w:bookmarkStart w:id="149" w:name="_Hlk91160098"/>
+            <w:bookmarkStart w:id="151" w:name="_Hlk91160098"/>
             <w:r>
               <w:rPr>
                 <w:rFonts w:ascii="Arial" w:hAnsi="Arial" w:cs="Arial" w:hint="eastAsia"/>
@@ -3609,8 +3613,8 @@
                 <w:szCs w:val="18"/>
               </w:rPr>
             </w:pPr>
-            <w:bookmarkStart w:id="150" w:name="TestResult_1"/>
-            <w:bookmarkEnd w:id="150"/>
+            <w:bookmarkStart w:id="152" w:name="TestResult_1"/>
+            <w:bookmarkEnd w:id="152"/>
           </w:p>
         </w:tc>
         <w:tc>
@@ -3638,8 +3642,8 @@
               </w:rPr>
               <w:t>Recommendation:</w:t>
             </w:r>
-            <w:bookmarkStart w:id="151" w:name="Recommend"/>
-            <w:bookmarkEnd w:id="151"/>
+            <w:bookmarkStart w:id="153" w:name="Recommend"/>
+            <w:bookmarkEnd w:id="153"/>
           </w:p>
         </w:tc>
         <w:tc>
@@ -3657,8 +3661,8 @@
                 <w:szCs w:val="18"/>
               </w:rPr>
             </w:pPr>
-            <w:bookmarkStart w:id="152" w:name="Recommendation_1"/>
-            <w:bookmarkEnd w:id="152"/>
+            <w:bookmarkStart w:id="154" w:name="Recommendation_1"/>
+            <w:bookmarkEnd w:id="154"/>
           </w:p>
         </w:tc>
       </w:tr>
@@ -3697,8 +3701,8 @@
                 <w:szCs w:val="18"/>
               </w:rPr>
             </w:pPr>
-            <w:bookmarkStart w:id="153" w:name="TestResult_2"/>
-            <w:bookmarkEnd w:id="153"/>
+            <w:bookmarkStart w:id="155" w:name="TestResult_2"/>
+            <w:bookmarkEnd w:id="155"/>
           </w:p>
         </w:tc>
         <w:tc>
@@ -3716,8 +3720,8 @@
                 <w:szCs w:val="18"/>
               </w:rPr>
             </w:pPr>
-            <w:bookmarkStart w:id="154" w:name="GBR"/>
-            <w:bookmarkEnd w:id="154"/>
+            <w:bookmarkStart w:id="156" w:name="GBR"/>
+            <w:bookmarkEnd w:id="156"/>
           </w:p>
         </w:tc>
         <w:tc>
@@ -3734,12 +3738,12 @@
                 <w:szCs w:val="18"/>
               </w:rPr>
             </w:pPr>
-            <w:bookmarkStart w:id="155" w:name="Recommendation_2"/>
-            <w:bookmarkEnd w:id="155"/>
-          </w:p>
-        </w:tc>
-        <w:bookmarkStart w:id="156" w:name="FinalRemark"/>
-        <w:bookmarkEnd w:id="156"/>
+            <w:bookmarkStart w:id="157" w:name="Recommendation_2"/>
+            <w:bookmarkEnd w:id="157"/>
+          </w:p>
+        </w:tc>
+        <w:bookmarkStart w:id="158" w:name="FinalRemark"/>
+        <w:bookmarkEnd w:id="158"/>
       </w:tr>
       <w:tr>
         <w:trPr>
@@ -3759,8 +3763,8 @@
                 <w:szCs w:val="18"/>
               </w:rPr>
             </w:pPr>
-            <w:bookmarkStart w:id="157" w:name="GBTR"/>
-            <w:bookmarkEnd w:id="157"/>
+            <w:bookmarkStart w:id="159" w:name="GBTR"/>
+            <w:bookmarkEnd w:id="159"/>
           </w:p>
         </w:tc>
         <w:tc>
@@ -3776,8 +3780,8 @@
                 <w:szCs w:val="21"/>
               </w:rPr>
             </w:pPr>
-            <w:bookmarkStart w:id="158" w:name="TestResult_3"/>
-            <w:bookmarkEnd w:id="158"/>
+            <w:bookmarkStart w:id="160" w:name="TestResult_3"/>
+            <w:bookmarkEnd w:id="160"/>
           </w:p>
         </w:tc>
         <w:tc>
@@ -3808,8 +3812,8 @@
                 <w:szCs w:val="21"/>
               </w:rPr>
             </w:pPr>
-            <w:bookmarkStart w:id="159" w:name="Recommendation_3"/>
-            <w:bookmarkEnd w:id="159"/>
+            <w:bookmarkStart w:id="161" w:name="Recommendation_3"/>
+            <w:bookmarkEnd w:id="161"/>
           </w:p>
         </w:tc>
       </w:tr>
@@ -3846,8 +3850,8 @@
                 <w:szCs w:val="21"/>
               </w:rPr>
             </w:pPr>
-            <w:bookmarkStart w:id="160" w:name="TestResult_4"/>
-            <w:bookmarkEnd w:id="160"/>
+            <w:bookmarkStart w:id="162" w:name="TestResult_4"/>
+            <w:bookmarkEnd w:id="162"/>
           </w:p>
         </w:tc>
         <w:tc>
@@ -3878,8 +3882,8 @@
                 <w:szCs w:val="21"/>
               </w:rPr>
             </w:pPr>
-            <w:bookmarkStart w:id="161" w:name="Recommendation_4"/>
-            <w:bookmarkEnd w:id="161"/>
+            <w:bookmarkStart w:id="163" w:name="Recommendation_4"/>
+            <w:bookmarkEnd w:id="163"/>
           </w:p>
         </w:tc>
       </w:tr>
@@ -3915,8 +3919,8 @@
                 <w:szCs w:val="21"/>
               </w:rPr>
             </w:pPr>
-            <w:bookmarkStart w:id="162" w:name="TestResult_5"/>
-            <w:bookmarkEnd w:id="162"/>
+            <w:bookmarkStart w:id="164" w:name="TestResult_5"/>
+            <w:bookmarkEnd w:id="164"/>
           </w:p>
         </w:tc>
         <w:tc>
@@ -3947,8 +3951,8 @@
                 <w:szCs w:val="21"/>
               </w:rPr>
             </w:pPr>
-            <w:bookmarkStart w:id="163" w:name="Recommendation_5"/>
-            <w:bookmarkEnd w:id="163"/>
+            <w:bookmarkStart w:id="165" w:name="Recommendation_5"/>
+            <w:bookmarkEnd w:id="165"/>
           </w:p>
         </w:tc>
       </w:tr>
@@ -3984,8 +3988,8 @@
                 <w:szCs w:val="21"/>
               </w:rPr>
             </w:pPr>
-            <w:bookmarkStart w:id="164" w:name="TestResult_6"/>
-            <w:bookmarkEnd w:id="164"/>
+            <w:bookmarkStart w:id="166" w:name="TestResult_6"/>
+            <w:bookmarkEnd w:id="166"/>
           </w:p>
         </w:tc>
         <w:tc>
@@ -4016,8 +4020,8 @@
                 <w:szCs w:val="21"/>
               </w:rPr>
             </w:pPr>
-            <w:bookmarkStart w:id="165" w:name="Recommendation_6"/>
-            <w:bookmarkEnd w:id="165"/>
+            <w:bookmarkStart w:id="167" w:name="Recommendation_6"/>
+            <w:bookmarkEnd w:id="167"/>
           </w:p>
         </w:tc>
       </w:tr>
@@ -4053,8 +4057,8 @@
                 <w:szCs w:val="21"/>
               </w:rPr>
             </w:pPr>
-            <w:bookmarkStart w:id="166" w:name="TestResult_7"/>
-            <w:bookmarkEnd w:id="166"/>
+            <w:bookmarkStart w:id="168" w:name="TestResult_7"/>
+            <w:bookmarkEnd w:id="168"/>
           </w:p>
         </w:tc>
         <w:tc>
@@ -4085,8 +4089,8 @@
                 <w:szCs w:val="21"/>
               </w:rPr>
             </w:pPr>
-            <w:bookmarkStart w:id="167" w:name="Recommendation_7"/>
-            <w:bookmarkEnd w:id="167"/>
+            <w:bookmarkStart w:id="169" w:name="Recommendation_7"/>
+            <w:bookmarkEnd w:id="169"/>
           </w:p>
         </w:tc>
       </w:tr>
@@ -4122,8 +4126,8 @@
                 <w:szCs w:val="21"/>
               </w:rPr>
             </w:pPr>
-            <w:bookmarkStart w:id="168" w:name="TestResult_8"/>
-            <w:bookmarkEnd w:id="168"/>
+            <w:bookmarkStart w:id="170" w:name="TestResult_8"/>
+            <w:bookmarkEnd w:id="170"/>
           </w:p>
         </w:tc>
         <w:tc>
@@ -4154,8 +4158,8 @@
                 <w:szCs w:val="21"/>
               </w:rPr>
             </w:pPr>
-            <w:bookmarkStart w:id="169" w:name="Recommendation_8"/>
-            <w:bookmarkEnd w:id="169"/>
+            <w:bookmarkStart w:id="171" w:name="Recommendation_8"/>
+            <w:bookmarkEnd w:id="171"/>
           </w:p>
         </w:tc>
       </w:tr>
@@ -4191,8 +4195,8 @@
                 <w:szCs w:val="21"/>
               </w:rPr>
             </w:pPr>
-            <w:bookmarkStart w:id="170" w:name="TestResult_9"/>
-            <w:bookmarkEnd w:id="170"/>
+            <w:bookmarkStart w:id="172" w:name="TestResult_9"/>
+            <w:bookmarkEnd w:id="172"/>
           </w:p>
         </w:tc>
         <w:tc>
@@ -4223,8 +4227,8 @@
                 <w:szCs w:val="21"/>
               </w:rPr>
             </w:pPr>
-            <w:bookmarkStart w:id="171" w:name="Recommendation_9"/>
-            <w:bookmarkEnd w:id="171"/>
+            <w:bookmarkStart w:id="173" w:name="Recommendation_9"/>
+            <w:bookmarkEnd w:id="173"/>
           </w:p>
         </w:tc>
       </w:tr>
@@ -4260,8 +4264,8 @@
                 <w:szCs w:val="21"/>
               </w:rPr>
             </w:pPr>
-            <w:bookmarkStart w:id="172" w:name="TestResult_10"/>
-            <w:bookmarkEnd w:id="172"/>
+            <w:bookmarkStart w:id="174" w:name="TestResult_10"/>
+            <w:bookmarkEnd w:id="174"/>
           </w:p>
         </w:tc>
         <w:tc>
@@ -4292,12 +4296,12 @@
                 <w:szCs w:val="21"/>
               </w:rPr>
             </w:pPr>
-            <w:bookmarkStart w:id="173" w:name="Recommendation_10"/>
-            <w:bookmarkEnd w:id="173"/>
+            <w:bookmarkStart w:id="175" w:name="Recommendation_10"/>
+            <w:bookmarkEnd w:id="175"/>
           </w:p>
         </w:tc>
       </w:tr>
-      <w:bookmarkEnd w:id="149"/>
+      <w:bookmarkEnd w:id="151"/>
     </w:tbl>
     <w:p>
       <w:pPr>
@@ -4351,8 +4355,8 @@
               </w:rPr>
               <w:t>Conclusion:</w:t>
             </w:r>
-            <w:bookmarkStart w:id="174" w:name="Conclusion"/>
-            <w:bookmarkEnd w:id="174"/>
+            <w:bookmarkStart w:id="176" w:name="Conclusion"/>
+            <w:bookmarkEnd w:id="176"/>
           </w:p>
         </w:tc>
         <w:tc>
@@ -4368,8 +4372,8 @@
                 <w:szCs w:val="18"/>
               </w:rPr>
             </w:pPr>
-            <w:bookmarkStart w:id="175" w:name="VertifyResult"/>
-            <w:bookmarkEnd w:id="175"/>
+            <w:bookmarkStart w:id="177" w:name="VertifyResult"/>
+            <w:bookmarkEnd w:id="177"/>
           </w:p>
         </w:tc>
       </w:tr>
@@ -4427,8 +4431,8 @@
               </w:rPr>
               <w:t>Remark:</w:t>
             </w:r>
-            <w:bookmarkStart w:id="176" w:name="Remark"/>
-            <w:bookmarkEnd w:id="176"/>
+            <w:bookmarkStart w:id="178" w:name="Remark"/>
+            <w:bookmarkEnd w:id="178"/>
           </w:p>
         </w:tc>
         <w:tc>
@@ -4444,8 +4448,8 @@
                 <w:szCs w:val="18"/>
               </w:rPr>
             </w:pPr>
-            <w:bookmarkStart w:id="177" w:name="ResultRemark"/>
-            <w:bookmarkEnd w:id="177"/>
+            <w:bookmarkStart w:id="179" w:name="ResultRemark"/>
+            <w:bookmarkEnd w:id="179"/>
           </w:p>
         </w:tc>
         <w:tc>
@@ -4461,8 +4465,8 @@
                 <w:szCs w:val="18"/>
               </w:rPr>
             </w:pPr>
-            <w:bookmarkStart w:id="178" w:name="LabelRemark"/>
-            <w:bookmarkEnd w:id="178"/>
+            <w:bookmarkStart w:id="180" w:name="LabelRemark"/>
+            <w:bookmarkEnd w:id="180"/>
           </w:p>
         </w:tc>
       </w:tr>
@@ -4498,8 +4502,8 @@
                 <w:szCs w:val="18"/>
               </w:rPr>
             </w:pPr>
-            <w:bookmarkStart w:id="179" w:name="JudgmentLabelRemark"/>
-            <w:bookmarkEnd w:id="179"/>
+            <w:bookmarkStart w:id="181" w:name="JudgmentLabelRemark"/>
+            <w:bookmarkEnd w:id="181"/>
           </w:p>
         </w:tc>
       </w:tr>
@@ -4535,8 +4539,8 @@
                 <w:szCs w:val="18"/>
               </w:rPr>
             </w:pPr>
-            <w:bookmarkStart w:id="180" w:name="LanguageLabelRemark"/>
-            <w:bookmarkEnd w:id="180"/>
+            <w:bookmarkStart w:id="182" w:name="LanguageLabelRemark"/>
+            <w:bookmarkEnd w:id="182"/>
           </w:p>
         </w:tc>
       </w:tr>
@@ -4577,9 +4581,9 @@
         <w:tblLook w:val="04A0" w:firstRow="1" w:lastRow="0" w:firstColumn="1" w:lastColumn="0" w:noHBand="0" w:noVBand="1"/>
       </w:tblPr>
       <w:tblGrid>
-        <w:gridCol w:w="1276"/>
-        <w:gridCol w:w="1276"/>
-        <w:gridCol w:w="1417"/>
+        <w:gridCol w:w="1134"/>
+        <w:gridCol w:w="1560"/>
+        <w:gridCol w:w="1275"/>
         <w:gridCol w:w="1276"/>
         <w:gridCol w:w="1276"/>
         <w:gridCol w:w="1276"/>
@@ -4593,7 +4597,7 @@
         </w:trPr>
         <w:tc>
           <w:tcPr>
-            <w:tcW w:w="1276" w:type="dxa"/>
+            <w:tcW w:w="1134" w:type="dxa"/>
             <w:vMerge w:val="restart"/>
             <w:shd w:val="thinDiagCross" w:color="D9D9D9" w:themeColor="background1" w:themeShade="D9" w:fill="FFFFFF" w:themeFill="background1"/>
             <w:vAlign w:val="center"/>
@@ -4622,7 +4626,7 @@
         </w:tc>
         <w:tc>
           <w:tcPr>
-            <w:tcW w:w="1276" w:type="dxa"/>
+            <w:tcW w:w="1560" w:type="dxa"/>
             <w:vMerge w:val="restart"/>
             <w:shd w:val="thinDiagCross" w:color="D9D9D9" w:themeColor="background1" w:themeShade="D9" w:fill="FFFFFF" w:themeFill="background1"/>
             <w:vAlign w:val="center"/>
@@ -4651,7 +4655,7 @@
         </w:tc>
         <w:tc>
           <w:tcPr>
-            <w:tcW w:w="3969" w:type="dxa"/>
+            <w:tcW w:w="3827" w:type="dxa"/>
             <w:gridSpan w:val="3"/>
             <w:shd w:val="thinDiagCross" w:color="D9D9D9" w:themeColor="background1" w:themeShade="D9" w:fill="FFFFFF" w:themeFill="background1"/>
           </w:tcPr>
@@ -4713,7 +4717,7 @@
         </w:trPr>
         <w:tc>
           <w:tcPr>
-            <w:tcW w:w="1276" w:type="dxa"/>
+            <w:tcW w:w="1134" w:type="dxa"/>
             <w:vMerge/>
           </w:tcPr>
           <w:p>
@@ -4730,7 +4734,7 @@
         </w:tc>
         <w:tc>
           <w:tcPr>
-            <w:tcW w:w="1276" w:type="dxa"/>
+            <w:tcW w:w="1560" w:type="dxa"/>
             <w:vMerge/>
           </w:tcPr>
           <w:p>
@@ -4747,7 +4751,7 @@
         </w:tc>
         <w:tc>
           <w:tcPr>
-            <w:tcW w:w="1417" w:type="dxa"/>
+            <w:tcW w:w="1275" w:type="dxa"/>
             <w:vAlign w:val="center"/>
           </w:tcPr>
           <w:p>
@@ -4972,7 +4976,7 @@
         </w:trPr>
         <w:tc>
           <w:tcPr>
-            <w:tcW w:w="1276" w:type="dxa"/>
+            <w:tcW w:w="1134" w:type="dxa"/>
           </w:tcPr>
           <w:p>
             <w:pPr>
@@ -4984,13 +4988,13 @@
                 <w:szCs w:val="16"/>
               </w:rPr>
             </w:pPr>
-            <w:bookmarkStart w:id="181" w:name="Description1"/>
-            <w:bookmarkEnd w:id="181"/>
-          </w:p>
-        </w:tc>
-        <w:tc>
-          <w:tcPr>
-            <w:tcW w:w="1276" w:type="dxa"/>
+            <w:bookmarkStart w:id="183" w:name="Description1"/>
+            <w:bookmarkEnd w:id="183"/>
+          </w:p>
+        </w:tc>
+        <w:tc>
+          <w:tcPr>
+            <w:tcW w:w="1560" w:type="dxa"/>
           </w:tcPr>
           <w:p>
             <w:pPr>
@@ -5001,26 +5005,26 @@
                 <w:szCs w:val="18"/>
               </w:rPr>
             </w:pPr>
-            <w:bookmarkStart w:id="182" w:name="Component1"/>
-            <w:bookmarkEnd w:id="182"/>
-          </w:p>
-        </w:tc>
-        <w:tc>
-          <w:tcPr>
-            <w:tcW w:w="1417" w:type="dxa"/>
-          </w:tcPr>
-          <w:p>
-            <w:pPr>
-              <w:spacing w:after="0" w:line="240" w:lineRule="auto"/>
-              <w:jc w:val="center"/>
-              <w:rPr>
-                <w:rFonts w:ascii="Arial" w:eastAsia="黑体" w:hAnsi="Arial" w:cs="Arial"/>
-                <w:sz w:val="13"/>
-                <w:szCs w:val="13"/>
-              </w:rPr>
-            </w:pPr>
-            <w:bookmarkStart w:id="183" w:name="WeighingA1"/>
-            <w:bookmarkEnd w:id="183"/>
+            <w:bookmarkStart w:id="184" w:name="Component1"/>
+            <w:bookmarkEnd w:id="184"/>
+          </w:p>
+        </w:tc>
+        <w:tc>
+          <w:tcPr>
+            <w:tcW w:w="1275" w:type="dxa"/>
+          </w:tcPr>
+          <w:p>
+            <w:pPr>
+              <w:spacing w:after="0" w:line="240" w:lineRule="auto"/>
+              <w:jc w:val="center"/>
+              <w:rPr>
+                <w:rFonts w:ascii="Arial" w:eastAsia="黑体" w:hAnsi="Arial" w:cs="Arial"/>
+                <w:sz w:val="13"/>
+                <w:szCs w:val="13"/>
+              </w:rPr>
+            </w:pPr>
+            <w:bookmarkStart w:id="185" w:name="WeighingA1"/>
+            <w:bookmarkEnd w:id="185"/>
           </w:p>
         </w:tc>
         <w:tc>
@@ -5037,8 +5041,8 @@
                 <w:szCs w:val="13"/>
               </w:rPr>
             </w:pPr>
-            <w:bookmarkStart w:id="184" w:name="TotalA1"/>
-            <w:bookmarkEnd w:id="184"/>
+            <w:bookmarkStart w:id="186" w:name="TotalA1"/>
+            <w:bookmarkEnd w:id="186"/>
           </w:p>
         </w:tc>
         <w:tc>
@@ -5055,8 +5059,8 @@
                 <w:szCs w:val="13"/>
               </w:rPr>
             </w:pPr>
-            <w:bookmarkStart w:id="185" w:name="sampleA1"/>
-            <w:bookmarkEnd w:id="185"/>
+            <w:bookmarkStart w:id="187" w:name="sampleA1"/>
+            <w:bookmarkEnd w:id="187"/>
           </w:p>
         </w:tc>
         <w:tc>
@@ -5073,8 +5077,8 @@
                 <w:szCs w:val="13"/>
               </w:rPr>
             </w:pPr>
-            <w:bookmarkStart w:id="186" w:name="WeighingB1"/>
-            <w:bookmarkEnd w:id="186"/>
+            <w:bookmarkStart w:id="188" w:name="WeighingB1"/>
+            <w:bookmarkEnd w:id="188"/>
           </w:p>
         </w:tc>
         <w:tc>
@@ -5091,8 +5095,8 @@
                 <w:szCs w:val="13"/>
               </w:rPr>
             </w:pPr>
-            <w:bookmarkStart w:id="187" w:name="TotalB1"/>
-            <w:bookmarkEnd w:id="187"/>
+            <w:bookmarkStart w:id="189" w:name="TotalB1"/>
+            <w:bookmarkEnd w:id="189"/>
           </w:p>
         </w:tc>
         <w:tc>
@@ -5109,8 +5113,8 @@
                 <w:szCs w:val="13"/>
               </w:rPr>
             </w:pPr>
-            <w:bookmarkStart w:id="188" w:name="sampleB1"/>
-            <w:bookmarkEnd w:id="188"/>
+            <w:bookmarkStart w:id="190" w:name="sampleB1"/>
+            <w:bookmarkEnd w:id="190"/>
           </w:p>
         </w:tc>
       </w:tr>
@@ -5121,7 +5125,7 @@
         </w:trPr>
         <w:tc>
           <w:tcPr>
-            <w:tcW w:w="1276" w:type="dxa"/>
+            <w:tcW w:w="1134" w:type="dxa"/>
           </w:tcPr>
           <w:p>
             <w:pPr>
@@ -5133,13 +5137,13 @@
                 <w:szCs w:val="16"/>
               </w:rPr>
             </w:pPr>
-            <w:bookmarkStart w:id="189" w:name="Description2"/>
-            <w:bookmarkEnd w:id="189"/>
-          </w:p>
-        </w:tc>
-        <w:tc>
-          <w:tcPr>
-            <w:tcW w:w="1276" w:type="dxa"/>
+            <w:bookmarkStart w:id="191" w:name="Description2"/>
+            <w:bookmarkEnd w:id="191"/>
+          </w:p>
+        </w:tc>
+        <w:tc>
+          <w:tcPr>
+            <w:tcW w:w="1560" w:type="dxa"/>
           </w:tcPr>
           <w:p>
             <w:pPr>
@@ -5150,26 +5154,26 @@
                 <w:szCs w:val="18"/>
               </w:rPr>
             </w:pPr>
-            <w:bookmarkStart w:id="190" w:name="Component2"/>
-            <w:bookmarkEnd w:id="190"/>
-          </w:p>
-        </w:tc>
-        <w:tc>
-          <w:tcPr>
-            <w:tcW w:w="1417" w:type="dxa"/>
-          </w:tcPr>
-          <w:p>
-            <w:pPr>
-              <w:spacing w:after="0" w:line="240" w:lineRule="auto"/>
-              <w:jc w:val="center"/>
-              <w:rPr>
-                <w:rFonts w:ascii="Arial" w:eastAsia="黑体" w:hAnsi="Arial" w:cs="Arial"/>
-                <w:sz w:val="13"/>
-                <w:szCs w:val="13"/>
-              </w:rPr>
-            </w:pPr>
-            <w:bookmarkStart w:id="191" w:name="WeighingA2"/>
-            <w:bookmarkEnd w:id="191"/>
+            <w:bookmarkStart w:id="192" w:name="Component2"/>
+            <w:bookmarkEnd w:id="192"/>
+          </w:p>
+        </w:tc>
+        <w:tc>
+          <w:tcPr>
+            <w:tcW w:w="1275" w:type="dxa"/>
+          </w:tcPr>
+          <w:p>
+            <w:pPr>
+              <w:spacing w:after="0" w:line="240" w:lineRule="auto"/>
+              <w:jc w:val="center"/>
+              <w:rPr>
+                <w:rFonts w:ascii="Arial" w:eastAsia="黑体" w:hAnsi="Arial" w:cs="Arial"/>
+                <w:sz w:val="13"/>
+                <w:szCs w:val="13"/>
+              </w:rPr>
+            </w:pPr>
+            <w:bookmarkStart w:id="193" w:name="WeighingA2"/>
+            <w:bookmarkEnd w:id="193"/>
           </w:p>
         </w:tc>
         <w:tc>
@@ -5186,8 +5190,8 @@
                 <w:szCs w:val="13"/>
               </w:rPr>
             </w:pPr>
-            <w:bookmarkStart w:id="192" w:name="TotalA2"/>
-            <w:bookmarkEnd w:id="192"/>
+            <w:bookmarkStart w:id="194" w:name="TotalA2"/>
+            <w:bookmarkEnd w:id="194"/>
           </w:p>
         </w:tc>
         <w:tc>
@@ -5204,8 +5208,8 @@
                 <w:szCs w:val="13"/>
               </w:rPr>
             </w:pPr>
-            <w:bookmarkStart w:id="193" w:name="sampleA2"/>
-            <w:bookmarkEnd w:id="193"/>
+            <w:bookmarkStart w:id="195" w:name="sampleA2"/>
+            <w:bookmarkEnd w:id="195"/>
           </w:p>
         </w:tc>
         <w:tc>
@@ -5222,8 +5226,8 @@
                 <w:szCs w:val="13"/>
               </w:rPr>
             </w:pPr>
-            <w:bookmarkStart w:id="194" w:name="WeighingB2"/>
-            <w:bookmarkEnd w:id="194"/>
+            <w:bookmarkStart w:id="196" w:name="WeighingB2"/>
+            <w:bookmarkEnd w:id="196"/>
           </w:p>
         </w:tc>
         <w:tc>
@@ -5240,8 +5244,8 @@
                 <w:szCs w:val="13"/>
               </w:rPr>
             </w:pPr>
-            <w:bookmarkStart w:id="195" w:name="TotalB2"/>
-            <w:bookmarkEnd w:id="195"/>
+            <w:bookmarkStart w:id="197" w:name="TotalB2"/>
+            <w:bookmarkEnd w:id="197"/>
           </w:p>
         </w:tc>
         <w:tc>
@@ -5258,8 +5262,8 @@
                 <w:szCs w:val="13"/>
               </w:rPr>
             </w:pPr>
-            <w:bookmarkStart w:id="196" w:name="sampleB2"/>
-            <w:bookmarkEnd w:id="196"/>
+            <w:bookmarkStart w:id="198" w:name="sampleB2"/>
+            <w:bookmarkEnd w:id="198"/>
           </w:p>
         </w:tc>
       </w:tr>
@@ -5270,7 +5274,7 @@
         </w:trPr>
         <w:tc>
           <w:tcPr>
-            <w:tcW w:w="1276" w:type="dxa"/>
+            <w:tcW w:w="1134" w:type="dxa"/>
           </w:tcPr>
           <w:p>
             <w:pPr>
@@ -5282,13 +5286,13 @@
                 <w:szCs w:val="16"/>
               </w:rPr>
             </w:pPr>
-            <w:bookmarkStart w:id="197" w:name="Description3"/>
-            <w:bookmarkEnd w:id="197"/>
-          </w:p>
-        </w:tc>
-        <w:tc>
-          <w:tcPr>
-            <w:tcW w:w="1276" w:type="dxa"/>
+            <w:bookmarkStart w:id="199" w:name="Description3"/>
+            <w:bookmarkEnd w:id="199"/>
+          </w:p>
+        </w:tc>
+        <w:tc>
+          <w:tcPr>
+            <w:tcW w:w="1560" w:type="dxa"/>
           </w:tcPr>
           <w:p>
             <w:pPr>
@@ -5299,26 +5303,26 @@
                 <w:szCs w:val="18"/>
               </w:rPr>
             </w:pPr>
-            <w:bookmarkStart w:id="198" w:name="Component3"/>
-            <w:bookmarkEnd w:id="198"/>
-          </w:p>
-        </w:tc>
-        <w:tc>
-          <w:tcPr>
-            <w:tcW w:w="1417" w:type="dxa"/>
-          </w:tcPr>
-          <w:p>
-            <w:pPr>
-              <w:spacing w:after="0" w:line="240" w:lineRule="auto"/>
-              <w:jc w:val="center"/>
-              <w:rPr>
-                <w:rFonts w:ascii="Arial" w:eastAsia="黑体" w:hAnsi="Arial" w:cs="Arial"/>
-                <w:sz w:val="13"/>
-                <w:szCs w:val="13"/>
-              </w:rPr>
-            </w:pPr>
-            <w:bookmarkStart w:id="199" w:name="WeighingA3"/>
-            <w:bookmarkEnd w:id="199"/>
+            <w:bookmarkStart w:id="200" w:name="Component3"/>
+            <w:bookmarkEnd w:id="200"/>
+          </w:p>
+        </w:tc>
+        <w:tc>
+          <w:tcPr>
+            <w:tcW w:w="1275" w:type="dxa"/>
+          </w:tcPr>
+          <w:p>
+            <w:pPr>
+              <w:spacing w:after="0" w:line="240" w:lineRule="auto"/>
+              <w:jc w:val="center"/>
+              <w:rPr>
+                <w:rFonts w:ascii="Arial" w:eastAsia="黑体" w:hAnsi="Arial" w:cs="Arial"/>
+                <w:sz w:val="13"/>
+                <w:szCs w:val="13"/>
+              </w:rPr>
+            </w:pPr>
+            <w:bookmarkStart w:id="201" w:name="WeighingA3"/>
+            <w:bookmarkEnd w:id="201"/>
           </w:p>
         </w:tc>
         <w:tc>
@@ -5335,8 +5339,8 @@
                 <w:szCs w:val="13"/>
               </w:rPr>
             </w:pPr>
-            <w:bookmarkStart w:id="200" w:name="TotalA3"/>
-            <w:bookmarkEnd w:id="200"/>
+            <w:bookmarkStart w:id="202" w:name="TotalA3"/>
+            <w:bookmarkEnd w:id="202"/>
           </w:p>
         </w:tc>
         <w:tc>
@@ -5353,8 +5357,8 @@
                 <w:szCs w:val="13"/>
               </w:rPr>
             </w:pPr>
-            <w:bookmarkStart w:id="201" w:name="sampleA3"/>
-            <w:bookmarkEnd w:id="201"/>
+            <w:bookmarkStart w:id="203" w:name="sampleA3"/>
+            <w:bookmarkEnd w:id="203"/>
           </w:p>
         </w:tc>
         <w:tc>
@@ -5371,8 +5375,8 @@
                 <w:szCs w:val="13"/>
               </w:rPr>
             </w:pPr>
-            <w:bookmarkStart w:id="202" w:name="WeighingB3"/>
-            <w:bookmarkEnd w:id="202"/>
+            <w:bookmarkStart w:id="204" w:name="WeighingB3"/>
+            <w:bookmarkEnd w:id="204"/>
           </w:p>
         </w:tc>
         <w:tc>
@@ -5391,8 +5395,8 @@
                 <w:szCs w:val="13"/>
               </w:rPr>
             </w:pPr>
-            <w:bookmarkStart w:id="203" w:name="TotalB3"/>
-            <w:bookmarkEnd w:id="203"/>
+            <w:bookmarkStart w:id="205" w:name="TotalB3"/>
+            <w:bookmarkEnd w:id="205"/>
           </w:p>
         </w:tc>
         <w:tc>
@@ -5408,8 +5412,8 @@
                 <w:szCs w:val="13"/>
               </w:rPr>
             </w:pPr>
-            <w:bookmarkStart w:id="204" w:name="sampleB3"/>
-            <w:bookmarkEnd w:id="204"/>
+            <w:bookmarkStart w:id="206" w:name="sampleB3"/>
+            <w:bookmarkEnd w:id="206"/>
           </w:p>
         </w:tc>
       </w:tr>
@@ -5420,7 +5424,7 @@
         </w:trPr>
         <w:tc>
           <w:tcPr>
-            <w:tcW w:w="1276" w:type="dxa"/>
+            <w:tcW w:w="1134" w:type="dxa"/>
           </w:tcPr>
           <w:p>
             <w:pPr>
@@ -5432,13 +5436,13 @@
                 <w:szCs w:val="16"/>
               </w:rPr>
             </w:pPr>
-            <w:bookmarkStart w:id="205" w:name="Description4"/>
-            <w:bookmarkEnd w:id="205"/>
-          </w:p>
-        </w:tc>
-        <w:tc>
-          <w:tcPr>
-            <w:tcW w:w="1276" w:type="dxa"/>
+            <w:bookmarkStart w:id="207" w:name="Description4"/>
+            <w:bookmarkEnd w:id="207"/>
+          </w:p>
+        </w:tc>
+        <w:tc>
+          <w:tcPr>
+            <w:tcW w:w="1560" w:type="dxa"/>
           </w:tcPr>
           <w:p>
             <w:pPr>
@@ -5449,26 +5453,26 @@
                 <w:szCs w:val="18"/>
               </w:rPr>
             </w:pPr>
-            <w:bookmarkStart w:id="206" w:name="Component4"/>
-            <w:bookmarkEnd w:id="206"/>
-          </w:p>
-        </w:tc>
-        <w:tc>
-          <w:tcPr>
-            <w:tcW w:w="1417" w:type="dxa"/>
-          </w:tcPr>
-          <w:p>
-            <w:pPr>
-              <w:spacing w:after="0" w:line="240" w:lineRule="auto"/>
-              <w:jc w:val="center"/>
-              <w:rPr>
-                <w:rFonts w:ascii="Arial" w:eastAsia="黑体" w:hAnsi="Arial" w:cs="Arial"/>
-                <w:sz w:val="13"/>
-                <w:szCs w:val="13"/>
-              </w:rPr>
-            </w:pPr>
-            <w:bookmarkStart w:id="207" w:name="WeighingA4"/>
-            <w:bookmarkEnd w:id="207"/>
+            <w:bookmarkStart w:id="208" w:name="Component4"/>
+            <w:bookmarkEnd w:id="208"/>
+          </w:p>
+        </w:tc>
+        <w:tc>
+          <w:tcPr>
+            <w:tcW w:w="1275" w:type="dxa"/>
+          </w:tcPr>
+          <w:p>
+            <w:pPr>
+              <w:spacing w:after="0" w:line="240" w:lineRule="auto"/>
+              <w:jc w:val="center"/>
+              <w:rPr>
+                <w:rFonts w:ascii="Arial" w:eastAsia="黑体" w:hAnsi="Arial" w:cs="Arial"/>
+                <w:sz w:val="13"/>
+                <w:szCs w:val="13"/>
+              </w:rPr>
+            </w:pPr>
+            <w:bookmarkStart w:id="209" w:name="WeighingA4"/>
+            <w:bookmarkEnd w:id="209"/>
           </w:p>
         </w:tc>
         <w:tc>
@@ -5485,8 +5489,8 @@
                 <w:szCs w:val="13"/>
               </w:rPr>
             </w:pPr>
-            <w:bookmarkStart w:id="208" w:name="TotalA4"/>
-            <w:bookmarkEnd w:id="208"/>
+            <w:bookmarkStart w:id="210" w:name="TotalA4"/>
+            <w:bookmarkEnd w:id="210"/>
           </w:p>
         </w:tc>
         <w:tc>
@@ -5503,8 +5507,8 @@
                 <w:szCs w:val="13"/>
               </w:rPr>
             </w:pPr>
-            <w:bookmarkStart w:id="209" w:name="sampleA4"/>
-            <w:bookmarkEnd w:id="209"/>
+            <w:bookmarkStart w:id="211" w:name="sampleA4"/>
+            <w:bookmarkEnd w:id="211"/>
           </w:p>
         </w:tc>
         <w:tc>
@@ -5521,8 +5525,8 @@
                 <w:szCs w:val="13"/>
               </w:rPr>
             </w:pPr>
-            <w:bookmarkStart w:id="210" w:name="WeighingB4"/>
-            <w:bookmarkEnd w:id="210"/>
+            <w:bookmarkStart w:id="212" w:name="WeighingB4"/>
+            <w:bookmarkEnd w:id="212"/>
           </w:p>
         </w:tc>
         <w:tc>
@@ -5539,8 +5543,8 @@
                 <w:szCs w:val="13"/>
               </w:rPr>
             </w:pPr>
-            <w:bookmarkStart w:id="211" w:name="TotalB4"/>
-            <w:bookmarkEnd w:id="211"/>
+            <w:bookmarkStart w:id="213" w:name="TotalB4"/>
+            <w:bookmarkEnd w:id="213"/>
           </w:p>
         </w:tc>
         <w:tc>
@@ -5557,8 +5561,8 @@
                 <w:szCs w:val="13"/>
               </w:rPr>
             </w:pPr>
-            <w:bookmarkStart w:id="212" w:name="sampleB4"/>
-            <w:bookmarkEnd w:id="212"/>
+            <w:bookmarkStart w:id="214" w:name="sampleB4"/>
+            <w:bookmarkEnd w:id="214"/>
           </w:p>
         </w:tc>
       </w:tr>
@@ -5569,7 +5573,7 @@
         </w:trPr>
         <w:tc>
           <w:tcPr>
-            <w:tcW w:w="1276" w:type="dxa"/>
+            <w:tcW w:w="1134" w:type="dxa"/>
           </w:tcPr>
           <w:p>
             <w:pPr>
@@ -5581,13 +5585,13 @@
                 <w:szCs w:val="16"/>
               </w:rPr>
             </w:pPr>
-            <w:bookmarkStart w:id="213" w:name="Description5"/>
-            <w:bookmarkEnd w:id="213"/>
-          </w:p>
-        </w:tc>
-        <w:tc>
-          <w:tcPr>
-            <w:tcW w:w="1276" w:type="dxa"/>
+            <w:bookmarkStart w:id="215" w:name="Description5"/>
+            <w:bookmarkEnd w:id="215"/>
+          </w:p>
+        </w:tc>
+        <w:tc>
+          <w:tcPr>
+            <w:tcW w:w="1560" w:type="dxa"/>
           </w:tcPr>
           <w:p>
             <w:pPr>
@@ -5598,26 +5602,26 @@
                 <w:szCs w:val="18"/>
               </w:rPr>
             </w:pPr>
-            <w:bookmarkStart w:id="214" w:name="Component5"/>
-            <w:bookmarkEnd w:id="214"/>
-          </w:p>
-        </w:tc>
-        <w:tc>
-          <w:tcPr>
-            <w:tcW w:w="1417" w:type="dxa"/>
-          </w:tcPr>
-          <w:p>
-            <w:pPr>
-              <w:spacing w:after="0" w:line="240" w:lineRule="auto"/>
-              <w:jc w:val="center"/>
-              <w:rPr>
-                <w:rFonts w:ascii="Arial" w:eastAsia="黑体" w:hAnsi="Arial" w:cs="Arial"/>
-                <w:sz w:val="13"/>
-                <w:szCs w:val="13"/>
-              </w:rPr>
-            </w:pPr>
-            <w:bookmarkStart w:id="215" w:name="WeighingA5"/>
-            <w:bookmarkEnd w:id="215"/>
+            <w:bookmarkStart w:id="216" w:name="Component5"/>
+            <w:bookmarkEnd w:id="216"/>
+          </w:p>
+        </w:tc>
+        <w:tc>
+          <w:tcPr>
+            <w:tcW w:w="1275" w:type="dxa"/>
+          </w:tcPr>
+          <w:p>
+            <w:pPr>
+              <w:spacing w:after="0" w:line="240" w:lineRule="auto"/>
+              <w:jc w:val="center"/>
+              <w:rPr>
+                <w:rFonts w:ascii="Arial" w:eastAsia="黑体" w:hAnsi="Arial" w:cs="Arial"/>
+                <w:sz w:val="13"/>
+                <w:szCs w:val="13"/>
+              </w:rPr>
+            </w:pPr>
+            <w:bookmarkStart w:id="217" w:name="WeighingA5"/>
+            <w:bookmarkEnd w:id="217"/>
           </w:p>
         </w:tc>
         <w:tc>
@@ -5634,8 +5638,8 @@
                 <w:szCs w:val="13"/>
               </w:rPr>
             </w:pPr>
-            <w:bookmarkStart w:id="216" w:name="TotalA5"/>
-            <w:bookmarkEnd w:id="216"/>
+            <w:bookmarkStart w:id="218" w:name="TotalA5"/>
+            <w:bookmarkEnd w:id="218"/>
           </w:p>
         </w:tc>
         <w:tc>
@@ -5652,8 +5656,8 @@
                 <w:szCs w:val="13"/>
               </w:rPr>
             </w:pPr>
-            <w:bookmarkStart w:id="217" w:name="sampleA5"/>
-            <w:bookmarkEnd w:id="217"/>
+            <w:bookmarkStart w:id="219" w:name="sampleA5"/>
+            <w:bookmarkEnd w:id="219"/>
           </w:p>
         </w:tc>
         <w:tc>
@@ -5670,8 +5674,8 @@
                 <w:szCs w:val="13"/>
               </w:rPr>
             </w:pPr>
-            <w:bookmarkStart w:id="218" w:name="WeighingB5"/>
-            <w:bookmarkEnd w:id="218"/>
+            <w:bookmarkStart w:id="220" w:name="WeighingB5"/>
+            <w:bookmarkEnd w:id="220"/>
           </w:p>
         </w:tc>
         <w:tc>
@@ -5688,8 +5692,8 @@
                 <w:szCs w:val="13"/>
               </w:rPr>
             </w:pPr>
-            <w:bookmarkStart w:id="219" w:name="TotalB5"/>
-            <w:bookmarkEnd w:id="219"/>
+            <w:bookmarkStart w:id="221" w:name="TotalB5"/>
+            <w:bookmarkEnd w:id="221"/>
           </w:p>
         </w:tc>
         <w:tc>
@@ -5706,8 +5710,8 @@
                 <w:szCs w:val="13"/>
               </w:rPr>
             </w:pPr>
-            <w:bookmarkStart w:id="220" w:name="sampleB5"/>
-            <w:bookmarkEnd w:id="220"/>
+            <w:bookmarkStart w:id="222" w:name="sampleB5"/>
+            <w:bookmarkEnd w:id="222"/>
           </w:p>
         </w:tc>
       </w:tr>
@@ -5718,7 +5722,7 @@
         </w:trPr>
         <w:tc>
           <w:tcPr>
-            <w:tcW w:w="1276" w:type="dxa"/>
+            <w:tcW w:w="1134" w:type="dxa"/>
           </w:tcPr>
           <w:p>
             <w:pPr>
@@ -5730,13 +5734,13 @@
                 <w:szCs w:val="16"/>
               </w:rPr>
             </w:pPr>
-            <w:bookmarkStart w:id="221" w:name="Description6"/>
-            <w:bookmarkEnd w:id="221"/>
-          </w:p>
-        </w:tc>
-        <w:tc>
-          <w:tcPr>
-            <w:tcW w:w="1276" w:type="dxa"/>
+            <w:bookmarkStart w:id="223" w:name="Description6"/>
+            <w:bookmarkEnd w:id="223"/>
+          </w:p>
+        </w:tc>
+        <w:tc>
+          <w:tcPr>
+            <w:tcW w:w="1560" w:type="dxa"/>
           </w:tcPr>
           <w:p>
             <w:pPr>
@@ -5747,26 +5751,26 @@
                 <w:szCs w:val="18"/>
               </w:rPr>
             </w:pPr>
-            <w:bookmarkStart w:id="222" w:name="Component6"/>
-            <w:bookmarkEnd w:id="222"/>
-          </w:p>
-        </w:tc>
-        <w:tc>
-          <w:tcPr>
-            <w:tcW w:w="1417" w:type="dxa"/>
-          </w:tcPr>
-          <w:p>
-            <w:pPr>
-              <w:spacing w:after="0" w:line="240" w:lineRule="auto"/>
-              <w:jc w:val="center"/>
-              <w:rPr>
-                <w:rFonts w:ascii="Arial" w:eastAsia="黑体" w:hAnsi="Arial" w:cs="Arial"/>
-                <w:sz w:val="13"/>
-                <w:szCs w:val="13"/>
-              </w:rPr>
-            </w:pPr>
-            <w:bookmarkStart w:id="223" w:name="WeighingA6"/>
-            <w:bookmarkEnd w:id="223"/>
+            <w:bookmarkStart w:id="224" w:name="Component6"/>
+            <w:bookmarkEnd w:id="224"/>
+          </w:p>
+        </w:tc>
+        <w:tc>
+          <w:tcPr>
+            <w:tcW w:w="1275" w:type="dxa"/>
+          </w:tcPr>
+          <w:p>
+            <w:pPr>
+              <w:spacing w:after="0" w:line="240" w:lineRule="auto"/>
+              <w:jc w:val="center"/>
+              <w:rPr>
+                <w:rFonts w:ascii="Arial" w:eastAsia="黑体" w:hAnsi="Arial" w:cs="Arial"/>
+                <w:sz w:val="13"/>
+                <w:szCs w:val="13"/>
+              </w:rPr>
+            </w:pPr>
+            <w:bookmarkStart w:id="225" w:name="WeighingA6"/>
+            <w:bookmarkEnd w:id="225"/>
           </w:p>
         </w:tc>
         <w:tc>
@@ -5783,8 +5787,8 @@
                 <w:szCs w:val="13"/>
               </w:rPr>
             </w:pPr>
-            <w:bookmarkStart w:id="224" w:name="TotalA6"/>
-            <w:bookmarkEnd w:id="224"/>
+            <w:bookmarkStart w:id="226" w:name="TotalA6"/>
+            <w:bookmarkEnd w:id="226"/>
           </w:p>
         </w:tc>
         <w:tc>
@@ -5801,8 +5805,8 @@
                 <w:szCs w:val="13"/>
               </w:rPr>
             </w:pPr>
-            <w:bookmarkStart w:id="225" w:name="sampleA6"/>
-            <w:bookmarkEnd w:id="225"/>
+            <w:bookmarkStart w:id="227" w:name="sampleA6"/>
+            <w:bookmarkEnd w:id="227"/>
           </w:p>
         </w:tc>
         <w:tc>
@@ -5819,8 +5823,8 @@
                 <w:szCs w:val="13"/>
               </w:rPr>
             </w:pPr>
-            <w:bookmarkStart w:id="226" w:name="WeighingB6"/>
-            <w:bookmarkEnd w:id="226"/>
+            <w:bookmarkStart w:id="228" w:name="WeighingB6"/>
+            <w:bookmarkEnd w:id="228"/>
           </w:p>
         </w:tc>
         <w:tc>
@@ -5837,8 +5841,8 @@
                 <w:szCs w:val="13"/>
               </w:rPr>
             </w:pPr>
-            <w:bookmarkStart w:id="227" w:name="TotalB6"/>
-            <w:bookmarkEnd w:id="227"/>
+            <w:bookmarkStart w:id="229" w:name="TotalB6"/>
+            <w:bookmarkEnd w:id="229"/>
           </w:p>
         </w:tc>
         <w:tc>
@@ -5855,8 +5859,8 @@
                 <w:szCs w:val="13"/>
               </w:rPr>
             </w:pPr>
-            <w:bookmarkStart w:id="228" w:name="sampleB6"/>
-            <w:bookmarkEnd w:id="228"/>
+            <w:bookmarkStart w:id="230" w:name="sampleB6"/>
+            <w:bookmarkEnd w:id="230"/>
           </w:p>
         </w:tc>
       </w:tr>
@@ -5867,7 +5871,7 @@
         </w:trPr>
         <w:tc>
           <w:tcPr>
-            <w:tcW w:w="1276" w:type="dxa"/>
+            <w:tcW w:w="1134" w:type="dxa"/>
           </w:tcPr>
           <w:p>
             <w:pPr>
@@ -5879,13 +5883,13 @@
                 <w:szCs w:val="16"/>
               </w:rPr>
             </w:pPr>
-            <w:bookmarkStart w:id="229" w:name="Description7"/>
-            <w:bookmarkEnd w:id="229"/>
-          </w:p>
-        </w:tc>
-        <w:tc>
-          <w:tcPr>
-            <w:tcW w:w="1276" w:type="dxa"/>
+            <w:bookmarkStart w:id="231" w:name="Description7"/>
+            <w:bookmarkEnd w:id="231"/>
+          </w:p>
+        </w:tc>
+        <w:tc>
+          <w:tcPr>
+            <w:tcW w:w="1560" w:type="dxa"/>
           </w:tcPr>
           <w:p>
             <w:pPr>
@@ -5896,26 +5900,26 @@
                 <w:szCs w:val="18"/>
               </w:rPr>
             </w:pPr>
-            <w:bookmarkStart w:id="230" w:name="Component7"/>
-            <w:bookmarkEnd w:id="230"/>
-          </w:p>
-        </w:tc>
-        <w:tc>
-          <w:tcPr>
-            <w:tcW w:w="1417" w:type="dxa"/>
-          </w:tcPr>
-          <w:p>
-            <w:pPr>
-              <w:spacing w:after="0" w:line="240" w:lineRule="auto"/>
-              <w:jc w:val="center"/>
-              <w:rPr>
-                <w:rFonts w:ascii="Arial" w:eastAsia="黑体" w:hAnsi="Arial" w:cs="Arial"/>
-                <w:sz w:val="13"/>
-                <w:szCs w:val="13"/>
-              </w:rPr>
-            </w:pPr>
-            <w:bookmarkStart w:id="231" w:name="WeighingA7"/>
-            <w:bookmarkEnd w:id="231"/>
+            <w:bookmarkStart w:id="232" w:name="Component7"/>
+            <w:bookmarkEnd w:id="232"/>
+          </w:p>
+        </w:tc>
+        <w:tc>
+          <w:tcPr>
+            <w:tcW w:w="1275" w:type="dxa"/>
+          </w:tcPr>
+          <w:p>
+            <w:pPr>
+              <w:spacing w:after="0" w:line="240" w:lineRule="auto"/>
+              <w:jc w:val="center"/>
+              <w:rPr>
+                <w:rFonts w:ascii="Arial" w:eastAsia="黑体" w:hAnsi="Arial" w:cs="Arial"/>
+                <w:sz w:val="13"/>
+                <w:szCs w:val="13"/>
+              </w:rPr>
+            </w:pPr>
+            <w:bookmarkStart w:id="233" w:name="WeighingA7"/>
+            <w:bookmarkEnd w:id="233"/>
           </w:p>
         </w:tc>
         <w:tc>
@@ -5932,8 +5936,8 @@
                 <w:szCs w:val="13"/>
               </w:rPr>
             </w:pPr>
-            <w:bookmarkStart w:id="232" w:name="TotalA7"/>
-            <w:bookmarkEnd w:id="232"/>
+            <w:bookmarkStart w:id="234" w:name="TotalA7"/>
+            <w:bookmarkEnd w:id="234"/>
           </w:p>
         </w:tc>
         <w:tc>
@@ -5950,8 +5954,8 @@
                 <w:szCs w:val="13"/>
               </w:rPr>
             </w:pPr>
-            <w:bookmarkStart w:id="233" w:name="sampleA7"/>
-            <w:bookmarkEnd w:id="233"/>
+            <w:bookmarkStart w:id="235" w:name="sampleA7"/>
+            <w:bookmarkEnd w:id="235"/>
           </w:p>
         </w:tc>
         <w:tc>
@@ -5968,8 +5972,8 @@
                 <w:szCs w:val="13"/>
               </w:rPr>
             </w:pPr>
-            <w:bookmarkStart w:id="234" w:name="WeighingB7"/>
-            <w:bookmarkEnd w:id="234"/>
+            <w:bookmarkStart w:id="236" w:name="WeighingB7"/>
+            <w:bookmarkEnd w:id="236"/>
           </w:p>
         </w:tc>
         <w:tc>
@@ -5986,8 +5990,8 @@
                 <w:szCs w:val="13"/>
               </w:rPr>
             </w:pPr>
-            <w:bookmarkStart w:id="235" w:name="TotalB7"/>
-            <w:bookmarkEnd w:id="235"/>
+            <w:bookmarkStart w:id="237" w:name="TotalB7"/>
+            <w:bookmarkEnd w:id="237"/>
           </w:p>
         </w:tc>
         <w:tc>
@@ -6004,8 +6008,8 @@
                 <w:szCs w:val="13"/>
               </w:rPr>
             </w:pPr>
-            <w:bookmarkStart w:id="236" w:name="sampleB7"/>
-            <w:bookmarkEnd w:id="236"/>
+            <w:bookmarkStart w:id="238" w:name="sampleB7"/>
+            <w:bookmarkEnd w:id="238"/>
           </w:p>
         </w:tc>
       </w:tr>
@@ -6016,7 +6020,7 @@
         </w:trPr>
         <w:tc>
           <w:tcPr>
-            <w:tcW w:w="1276" w:type="dxa"/>
+            <w:tcW w:w="1134" w:type="dxa"/>
           </w:tcPr>
           <w:p>
             <w:pPr>
@@ -6028,13 +6032,13 @@
                 <w:szCs w:val="16"/>
               </w:rPr>
             </w:pPr>
-            <w:bookmarkStart w:id="237" w:name="Description8"/>
-            <w:bookmarkEnd w:id="237"/>
-          </w:p>
-        </w:tc>
-        <w:tc>
-          <w:tcPr>
-            <w:tcW w:w="1276" w:type="dxa"/>
+            <w:bookmarkStart w:id="239" w:name="Description8"/>
+            <w:bookmarkEnd w:id="239"/>
+          </w:p>
+        </w:tc>
+        <w:tc>
+          <w:tcPr>
+            <w:tcW w:w="1560" w:type="dxa"/>
           </w:tcPr>
           <w:p>
             <w:pPr>
@@ -6045,26 +6049,26 @@
                 <w:szCs w:val="18"/>
               </w:rPr>
             </w:pPr>
-            <w:bookmarkStart w:id="238" w:name="Component8"/>
-            <w:bookmarkEnd w:id="238"/>
-          </w:p>
-        </w:tc>
-        <w:tc>
-          <w:tcPr>
-            <w:tcW w:w="1417" w:type="dxa"/>
-          </w:tcPr>
-          <w:p>
-            <w:pPr>
-              <w:spacing w:after="0" w:line="240" w:lineRule="auto"/>
-              <w:jc w:val="center"/>
-              <w:rPr>
-                <w:rFonts w:ascii="Arial" w:eastAsia="黑体" w:hAnsi="Arial" w:cs="Arial"/>
-                <w:sz w:val="13"/>
-                <w:szCs w:val="13"/>
-              </w:rPr>
-            </w:pPr>
-            <w:bookmarkStart w:id="239" w:name="WeighingA8"/>
-            <w:bookmarkEnd w:id="239"/>
+            <w:bookmarkStart w:id="240" w:name="Component8"/>
+            <w:bookmarkEnd w:id="240"/>
+          </w:p>
+        </w:tc>
+        <w:tc>
+          <w:tcPr>
+            <w:tcW w:w="1275" w:type="dxa"/>
+          </w:tcPr>
+          <w:p>
+            <w:pPr>
+              <w:spacing w:after="0" w:line="240" w:lineRule="auto"/>
+              <w:jc w:val="center"/>
+              <w:rPr>
+                <w:rFonts w:ascii="Arial" w:eastAsia="黑体" w:hAnsi="Arial" w:cs="Arial"/>
+                <w:sz w:val="13"/>
+                <w:szCs w:val="13"/>
+              </w:rPr>
+            </w:pPr>
+            <w:bookmarkStart w:id="241" w:name="WeighingA8"/>
+            <w:bookmarkEnd w:id="241"/>
           </w:p>
         </w:tc>
         <w:tc>
@@ -6081,8 +6085,8 @@
                 <w:szCs w:val="13"/>
               </w:rPr>
             </w:pPr>
-            <w:bookmarkStart w:id="240" w:name="TotalA8"/>
-            <w:bookmarkEnd w:id="240"/>
+            <w:bookmarkStart w:id="242" w:name="TotalA8"/>
+            <w:bookmarkEnd w:id="242"/>
           </w:p>
         </w:tc>
         <w:tc>
@@ -6099,8 +6103,8 @@
                 <w:szCs w:val="13"/>
               </w:rPr>
             </w:pPr>
-            <w:bookmarkStart w:id="241" w:name="sampleA8"/>
-            <w:bookmarkEnd w:id="241"/>
+            <w:bookmarkStart w:id="243" w:name="sampleA8"/>
+            <w:bookmarkEnd w:id="243"/>
           </w:p>
         </w:tc>
         <w:tc>
@@ -6117,8 +6121,8 @@
                 <w:szCs w:val="13"/>
               </w:rPr>
             </w:pPr>
-            <w:bookmarkStart w:id="242" w:name="WeighingB8"/>
-            <w:bookmarkEnd w:id="242"/>
+            <w:bookmarkStart w:id="244" w:name="WeighingB8"/>
+            <w:bookmarkEnd w:id="244"/>
           </w:p>
         </w:tc>
         <w:tc>
@@ -6135,8 +6139,8 @@
                 <w:szCs w:val="13"/>
               </w:rPr>
             </w:pPr>
-            <w:bookmarkStart w:id="243" w:name="TotalB8"/>
-            <w:bookmarkEnd w:id="243"/>
+            <w:bookmarkStart w:id="245" w:name="TotalB8"/>
+            <w:bookmarkEnd w:id="245"/>
           </w:p>
         </w:tc>
         <w:tc>
@@ -6153,8 +6157,8 @@
                 <w:szCs w:val="13"/>
               </w:rPr>
             </w:pPr>
-            <w:bookmarkStart w:id="244" w:name="sampleB8"/>
-            <w:bookmarkEnd w:id="244"/>
+            <w:bookmarkStart w:id="246" w:name="sampleB8"/>
+            <w:bookmarkEnd w:id="246"/>
           </w:p>
         </w:tc>
       </w:tr>
@@ -6165,7 +6169,7 @@
         </w:trPr>
         <w:tc>
           <w:tcPr>
-            <w:tcW w:w="1276" w:type="dxa"/>
+            <w:tcW w:w="1134" w:type="dxa"/>
           </w:tcPr>
           <w:p>
             <w:pPr>
@@ -6177,13 +6181,13 @@
                 <w:szCs w:val="16"/>
               </w:rPr>
             </w:pPr>
-            <w:bookmarkStart w:id="245" w:name="Description9"/>
-            <w:bookmarkEnd w:id="245"/>
-          </w:p>
-        </w:tc>
-        <w:tc>
-          <w:tcPr>
-            <w:tcW w:w="1276" w:type="dxa"/>
+            <w:bookmarkStart w:id="247" w:name="Description9"/>
+            <w:bookmarkEnd w:id="247"/>
+          </w:p>
+        </w:tc>
+        <w:tc>
+          <w:tcPr>
+            <w:tcW w:w="1560" w:type="dxa"/>
           </w:tcPr>
           <w:p>
             <w:pPr>
@@ -6194,26 +6198,26 @@
                 <w:szCs w:val="18"/>
               </w:rPr>
             </w:pPr>
-            <w:bookmarkStart w:id="246" w:name="Component9"/>
-            <w:bookmarkEnd w:id="246"/>
-          </w:p>
-        </w:tc>
-        <w:tc>
-          <w:tcPr>
-            <w:tcW w:w="1417" w:type="dxa"/>
-          </w:tcPr>
-          <w:p>
-            <w:pPr>
-              <w:spacing w:after="0" w:line="240" w:lineRule="auto"/>
-              <w:jc w:val="center"/>
-              <w:rPr>
-                <w:rFonts w:ascii="Arial" w:eastAsia="黑体" w:hAnsi="Arial" w:cs="Arial"/>
-                <w:sz w:val="13"/>
-                <w:szCs w:val="13"/>
-              </w:rPr>
-            </w:pPr>
-            <w:bookmarkStart w:id="247" w:name="WeighingA9"/>
-            <w:bookmarkEnd w:id="247"/>
+            <w:bookmarkStart w:id="248" w:name="Component9"/>
+            <w:bookmarkEnd w:id="248"/>
+          </w:p>
+        </w:tc>
+        <w:tc>
+          <w:tcPr>
+            <w:tcW w:w="1275" w:type="dxa"/>
+          </w:tcPr>
+          <w:p>
+            <w:pPr>
+              <w:spacing w:after="0" w:line="240" w:lineRule="auto"/>
+              <w:jc w:val="center"/>
+              <w:rPr>
+                <w:rFonts w:ascii="Arial" w:eastAsia="黑体" w:hAnsi="Arial" w:cs="Arial"/>
+                <w:sz w:val="13"/>
+                <w:szCs w:val="13"/>
+              </w:rPr>
+            </w:pPr>
+            <w:bookmarkStart w:id="249" w:name="WeighingA9"/>
+            <w:bookmarkEnd w:id="249"/>
           </w:p>
         </w:tc>
         <w:tc>
@@ -6230,8 +6234,8 @@
                 <w:szCs w:val="13"/>
               </w:rPr>
             </w:pPr>
-            <w:bookmarkStart w:id="248" w:name="TotalA9"/>
-            <w:bookmarkEnd w:id="248"/>
+            <w:bookmarkStart w:id="250" w:name="TotalA9"/>
+            <w:bookmarkEnd w:id="250"/>
           </w:p>
         </w:tc>
         <w:tc>
@@ -6248,8 +6252,8 @@
                 <w:szCs w:val="13"/>
               </w:rPr>
             </w:pPr>
-            <w:bookmarkStart w:id="249" w:name="sampleA9"/>
-            <w:bookmarkEnd w:id="249"/>
+            <w:bookmarkStart w:id="251" w:name="sampleA9"/>
+            <w:bookmarkEnd w:id="251"/>
           </w:p>
         </w:tc>
         <w:tc>
@@ -6266,8 +6270,8 @@
                 <w:szCs w:val="13"/>
               </w:rPr>
             </w:pPr>
-            <w:bookmarkStart w:id="250" w:name="WeighingB9"/>
-            <w:bookmarkEnd w:id="250"/>
+            <w:bookmarkStart w:id="252" w:name="WeighingB9"/>
+            <w:bookmarkEnd w:id="252"/>
           </w:p>
         </w:tc>
         <w:tc>
@@ -6284,8 +6288,8 @@
                 <w:szCs w:val="13"/>
               </w:rPr>
             </w:pPr>
-            <w:bookmarkStart w:id="251" w:name="TotalB9"/>
-            <w:bookmarkEnd w:id="251"/>
+            <w:bookmarkStart w:id="253" w:name="TotalB9"/>
+            <w:bookmarkEnd w:id="253"/>
           </w:p>
         </w:tc>
         <w:tc>
@@ -6302,8 +6306,8 @@
                 <w:szCs w:val="13"/>
               </w:rPr>
             </w:pPr>
-            <w:bookmarkStart w:id="252" w:name="sampleB9"/>
-            <w:bookmarkEnd w:id="252"/>
+            <w:bookmarkStart w:id="254" w:name="sampleB9"/>
+            <w:bookmarkEnd w:id="254"/>
           </w:p>
         </w:tc>
       </w:tr>
@@ -6314,7 +6318,7 @@
         </w:trPr>
         <w:tc>
           <w:tcPr>
-            <w:tcW w:w="1276" w:type="dxa"/>
+            <w:tcW w:w="1134" w:type="dxa"/>
           </w:tcPr>
           <w:p>
             <w:pPr>
@@ -6326,13 +6330,13 @@
                 <w:szCs w:val="16"/>
               </w:rPr>
             </w:pPr>
-            <w:bookmarkStart w:id="253" w:name="Description10"/>
-            <w:bookmarkEnd w:id="253"/>
-          </w:p>
-        </w:tc>
-        <w:tc>
-          <w:tcPr>
-            <w:tcW w:w="1276" w:type="dxa"/>
+            <w:bookmarkStart w:id="255" w:name="Description10"/>
+            <w:bookmarkEnd w:id="255"/>
+          </w:p>
+        </w:tc>
+        <w:tc>
+          <w:tcPr>
+            <w:tcW w:w="1560" w:type="dxa"/>
           </w:tcPr>
           <w:p>
             <w:pPr>
@@ -6343,26 +6347,26 @@
                 <w:szCs w:val="18"/>
               </w:rPr>
             </w:pPr>
-            <w:bookmarkStart w:id="254" w:name="Component10"/>
-            <w:bookmarkEnd w:id="254"/>
-          </w:p>
-        </w:tc>
-        <w:tc>
-          <w:tcPr>
-            <w:tcW w:w="1417" w:type="dxa"/>
-          </w:tcPr>
-          <w:p>
-            <w:pPr>
-              <w:spacing w:after="0" w:line="240" w:lineRule="auto"/>
-              <w:jc w:val="center"/>
-              <w:rPr>
-                <w:rFonts w:ascii="Arial" w:eastAsia="黑体" w:hAnsi="Arial" w:cs="Arial"/>
-                <w:sz w:val="13"/>
-                <w:szCs w:val="13"/>
-              </w:rPr>
-            </w:pPr>
-            <w:bookmarkStart w:id="255" w:name="WeighingA10"/>
-            <w:bookmarkEnd w:id="255"/>
+            <w:bookmarkStart w:id="256" w:name="Component10"/>
+            <w:bookmarkEnd w:id="256"/>
+          </w:p>
+        </w:tc>
+        <w:tc>
+          <w:tcPr>
+            <w:tcW w:w="1275" w:type="dxa"/>
+          </w:tcPr>
+          <w:p>
+            <w:pPr>
+              <w:spacing w:after="0" w:line="240" w:lineRule="auto"/>
+              <w:jc w:val="center"/>
+              <w:rPr>
+                <w:rFonts w:ascii="Arial" w:eastAsia="黑体" w:hAnsi="Arial" w:cs="Arial"/>
+                <w:sz w:val="13"/>
+                <w:szCs w:val="13"/>
+              </w:rPr>
+            </w:pPr>
+            <w:bookmarkStart w:id="257" w:name="WeighingA10"/>
+            <w:bookmarkEnd w:id="257"/>
           </w:p>
         </w:tc>
         <w:tc>
@@ -6379,8 +6383,8 @@
                 <w:szCs w:val="13"/>
               </w:rPr>
             </w:pPr>
-            <w:bookmarkStart w:id="256" w:name="TotalA10"/>
-            <w:bookmarkEnd w:id="256"/>
+            <w:bookmarkStart w:id="258" w:name="TotalA10"/>
+            <w:bookmarkEnd w:id="258"/>
           </w:p>
         </w:tc>
         <w:tc>
@@ -6397,8 +6401,8 @@
                 <w:szCs w:val="13"/>
               </w:rPr>
             </w:pPr>
-            <w:bookmarkStart w:id="257" w:name="sampleA10"/>
-            <w:bookmarkEnd w:id="257"/>
+            <w:bookmarkStart w:id="259" w:name="sampleA10"/>
+            <w:bookmarkEnd w:id="259"/>
           </w:p>
         </w:tc>
         <w:tc>
@@ -6415,8 +6419,8 @@
                 <w:szCs w:val="13"/>
               </w:rPr>
             </w:pPr>
-            <w:bookmarkStart w:id="258" w:name="WeighingB10"/>
-            <w:bookmarkEnd w:id="258"/>
+            <w:bookmarkStart w:id="260" w:name="WeighingB10"/>
+            <w:bookmarkEnd w:id="260"/>
           </w:p>
         </w:tc>
         <w:tc>
@@ -6433,8 +6437,8 @@
                 <w:szCs w:val="13"/>
               </w:rPr>
             </w:pPr>
-            <w:bookmarkStart w:id="259" w:name="TotalB10"/>
-            <w:bookmarkEnd w:id="259"/>
+            <w:bookmarkStart w:id="261" w:name="TotalB10"/>
+            <w:bookmarkEnd w:id="261"/>
           </w:p>
         </w:tc>
         <w:tc>
@@ -6451,8 +6455,8 @@
                 <w:szCs w:val="13"/>
               </w:rPr>
             </w:pPr>
-            <w:bookmarkStart w:id="260" w:name="sampleB10"/>
-            <w:bookmarkEnd w:id="260"/>
+            <w:bookmarkStart w:id="262" w:name="sampleB10"/>
+            <w:bookmarkEnd w:id="262"/>
           </w:p>
         </w:tc>
       </w:tr>
@@ -6463,7 +6467,7 @@
         </w:trPr>
         <w:tc>
           <w:tcPr>
-            <w:tcW w:w="1276" w:type="dxa"/>
+            <w:tcW w:w="1134" w:type="dxa"/>
           </w:tcPr>
           <w:p>
             <w:pPr>
@@ -6475,13 +6479,13 @@
                 <w:szCs w:val="16"/>
               </w:rPr>
             </w:pPr>
-            <w:bookmarkStart w:id="261" w:name="Description11"/>
-            <w:bookmarkEnd w:id="261"/>
-          </w:p>
-        </w:tc>
-        <w:tc>
-          <w:tcPr>
-            <w:tcW w:w="1276" w:type="dxa"/>
+            <w:bookmarkStart w:id="263" w:name="Description11"/>
+            <w:bookmarkEnd w:id="263"/>
+          </w:p>
+        </w:tc>
+        <w:tc>
+          <w:tcPr>
+            <w:tcW w:w="1560" w:type="dxa"/>
           </w:tcPr>
           <w:p>
             <w:pPr>
@@ -6492,26 +6496,26 @@
                 <w:szCs w:val="18"/>
               </w:rPr>
             </w:pPr>
-            <w:bookmarkStart w:id="262" w:name="Component11"/>
-            <w:bookmarkEnd w:id="262"/>
-          </w:p>
-        </w:tc>
-        <w:tc>
-          <w:tcPr>
-            <w:tcW w:w="1417" w:type="dxa"/>
-          </w:tcPr>
-          <w:p>
-            <w:pPr>
-              <w:spacing w:after="0" w:line="240" w:lineRule="auto"/>
-              <w:jc w:val="center"/>
-              <w:rPr>
-                <w:rFonts w:ascii="Arial" w:eastAsia="黑体" w:hAnsi="Arial" w:cs="Arial"/>
-                <w:sz w:val="13"/>
-                <w:szCs w:val="13"/>
-              </w:rPr>
-            </w:pPr>
-            <w:bookmarkStart w:id="263" w:name="WeighingA11"/>
-            <w:bookmarkEnd w:id="263"/>
+            <w:bookmarkStart w:id="264" w:name="Component11"/>
+            <w:bookmarkEnd w:id="264"/>
+          </w:p>
+        </w:tc>
+        <w:tc>
+          <w:tcPr>
+            <w:tcW w:w="1275" w:type="dxa"/>
+          </w:tcPr>
+          <w:p>
+            <w:pPr>
+              <w:spacing w:after="0" w:line="240" w:lineRule="auto"/>
+              <w:jc w:val="center"/>
+              <w:rPr>
+                <w:rFonts w:ascii="Arial" w:eastAsia="黑体" w:hAnsi="Arial" w:cs="Arial"/>
+                <w:sz w:val="13"/>
+                <w:szCs w:val="13"/>
+              </w:rPr>
+            </w:pPr>
+            <w:bookmarkStart w:id="265" w:name="WeighingA11"/>
+            <w:bookmarkEnd w:id="265"/>
           </w:p>
         </w:tc>
         <w:tc>
@@ -6528,8 +6532,8 @@
                 <w:szCs w:val="13"/>
               </w:rPr>
             </w:pPr>
-            <w:bookmarkStart w:id="264" w:name="TotalA11"/>
-            <w:bookmarkEnd w:id="264"/>
+            <w:bookmarkStart w:id="266" w:name="TotalA11"/>
+            <w:bookmarkEnd w:id="266"/>
           </w:p>
         </w:tc>
         <w:tc>
@@ -6546,8 +6550,8 @@
                 <w:szCs w:val="13"/>
               </w:rPr>
             </w:pPr>
-            <w:bookmarkStart w:id="265" w:name="sampleA11"/>
-            <w:bookmarkEnd w:id="265"/>
+            <w:bookmarkStart w:id="267" w:name="sampleA11"/>
+            <w:bookmarkEnd w:id="267"/>
           </w:p>
         </w:tc>
         <w:tc>
@@ -6564,8 +6568,8 @@
                 <w:szCs w:val="13"/>
               </w:rPr>
             </w:pPr>
-            <w:bookmarkStart w:id="266" w:name="WeighingB11"/>
-            <w:bookmarkEnd w:id="266"/>
+            <w:bookmarkStart w:id="268" w:name="WeighingB11"/>
+            <w:bookmarkEnd w:id="268"/>
           </w:p>
         </w:tc>
         <w:tc>
@@ -6582,8 +6586,8 @@
                 <w:szCs w:val="13"/>
               </w:rPr>
             </w:pPr>
-            <w:bookmarkStart w:id="267" w:name="TotalB11"/>
-            <w:bookmarkEnd w:id="267"/>
+            <w:bookmarkStart w:id="269" w:name="TotalB11"/>
+            <w:bookmarkEnd w:id="269"/>
           </w:p>
         </w:tc>
         <w:tc>
@@ -6600,8 +6604,8 @@
                 <w:szCs w:val="13"/>
               </w:rPr>
             </w:pPr>
-            <w:bookmarkStart w:id="268" w:name="sampleB11"/>
-            <w:bookmarkEnd w:id="268"/>
+            <w:bookmarkStart w:id="270" w:name="sampleB11"/>
+            <w:bookmarkEnd w:id="270"/>
           </w:p>
         </w:tc>
       </w:tr>
@@ -6612,7 +6616,7 @@
         </w:trPr>
         <w:tc>
           <w:tcPr>
-            <w:tcW w:w="1276" w:type="dxa"/>
+            <w:tcW w:w="1134" w:type="dxa"/>
           </w:tcPr>
           <w:p>
             <w:pPr>
@@ -6624,13 +6628,13 @@
                 <w:szCs w:val="16"/>
               </w:rPr>
             </w:pPr>
-            <w:bookmarkStart w:id="269" w:name="Description12"/>
-            <w:bookmarkEnd w:id="269"/>
-          </w:p>
-        </w:tc>
-        <w:tc>
-          <w:tcPr>
-            <w:tcW w:w="1276" w:type="dxa"/>
+            <w:bookmarkStart w:id="271" w:name="Description12"/>
+            <w:bookmarkEnd w:id="271"/>
+          </w:p>
+        </w:tc>
+        <w:tc>
+          <w:tcPr>
+            <w:tcW w:w="1560" w:type="dxa"/>
           </w:tcPr>
           <w:p>
             <w:pPr>
@@ -6641,26 +6645,26 @@
                 <w:szCs w:val="18"/>
               </w:rPr>
             </w:pPr>
-            <w:bookmarkStart w:id="270" w:name="Component12"/>
-            <w:bookmarkEnd w:id="270"/>
-          </w:p>
-        </w:tc>
-        <w:tc>
-          <w:tcPr>
-            <w:tcW w:w="1417" w:type="dxa"/>
-          </w:tcPr>
-          <w:p>
-            <w:pPr>
-              <w:spacing w:after="0" w:line="240" w:lineRule="auto"/>
-              <w:jc w:val="center"/>
-              <w:rPr>
-                <w:rFonts w:ascii="Arial" w:eastAsia="黑体" w:hAnsi="Arial" w:cs="Arial"/>
-                <w:sz w:val="13"/>
-                <w:szCs w:val="13"/>
-              </w:rPr>
-            </w:pPr>
-            <w:bookmarkStart w:id="271" w:name="WeighingA12"/>
-            <w:bookmarkEnd w:id="271"/>
+            <w:bookmarkStart w:id="272" w:name="Component12"/>
+            <w:bookmarkEnd w:id="272"/>
+          </w:p>
+        </w:tc>
+        <w:tc>
+          <w:tcPr>
+            <w:tcW w:w="1275" w:type="dxa"/>
+          </w:tcPr>
+          <w:p>
+            <w:pPr>
+              <w:spacing w:after="0" w:line="240" w:lineRule="auto"/>
+              <w:jc w:val="center"/>
+              <w:rPr>
+                <w:rFonts w:ascii="Arial" w:eastAsia="黑体" w:hAnsi="Arial" w:cs="Arial"/>
+                <w:sz w:val="13"/>
+                <w:szCs w:val="13"/>
+              </w:rPr>
+            </w:pPr>
+            <w:bookmarkStart w:id="273" w:name="WeighingA12"/>
+            <w:bookmarkEnd w:id="273"/>
           </w:p>
         </w:tc>
         <w:tc>
@@ -6677,8 +6681,8 @@
                 <w:szCs w:val="13"/>
               </w:rPr>
             </w:pPr>
-            <w:bookmarkStart w:id="272" w:name="TotalA12"/>
-            <w:bookmarkEnd w:id="272"/>
+            <w:bookmarkStart w:id="274" w:name="TotalA12"/>
+            <w:bookmarkEnd w:id="274"/>
           </w:p>
         </w:tc>
         <w:tc>
@@ -6695,8 +6699,8 @@
                 <w:szCs w:val="13"/>
               </w:rPr>
             </w:pPr>
-            <w:bookmarkStart w:id="273" w:name="sampleA12"/>
-            <w:bookmarkEnd w:id="273"/>
+            <w:bookmarkStart w:id="275" w:name="sampleA12"/>
+            <w:bookmarkEnd w:id="275"/>
           </w:p>
         </w:tc>
         <w:tc>
@@ -6713,8 +6717,8 @@
                 <w:szCs w:val="13"/>
               </w:rPr>
             </w:pPr>
-            <w:bookmarkStart w:id="274" w:name="WeighingB12"/>
-            <w:bookmarkEnd w:id="274"/>
+            <w:bookmarkStart w:id="276" w:name="WeighingB12"/>
+            <w:bookmarkEnd w:id="276"/>
           </w:p>
         </w:tc>
         <w:tc>
@@ -6731,8 +6735,8 @@
                 <w:szCs w:val="13"/>
               </w:rPr>
             </w:pPr>
-            <w:bookmarkStart w:id="275" w:name="TotalB12"/>
-            <w:bookmarkEnd w:id="275"/>
+            <w:bookmarkStart w:id="277" w:name="TotalB12"/>
+            <w:bookmarkEnd w:id="277"/>
           </w:p>
         </w:tc>
         <w:tc>
@@ -6749,8 +6753,8 @@
                 <w:szCs w:val="13"/>
               </w:rPr>
             </w:pPr>
-            <w:bookmarkStart w:id="276" w:name="sampleB12"/>
-            <w:bookmarkEnd w:id="276"/>
+            <w:bookmarkStart w:id="278" w:name="sampleB12"/>
+            <w:bookmarkEnd w:id="278"/>
           </w:p>
         </w:tc>
       </w:tr>
@@ -6761,7 +6765,7 @@
         </w:trPr>
         <w:tc>
           <w:tcPr>
-            <w:tcW w:w="1276" w:type="dxa"/>
+            <w:tcW w:w="1134" w:type="dxa"/>
           </w:tcPr>
           <w:p>
             <w:pPr>
@@ -6773,13 +6777,13 @@
                 <w:szCs w:val="16"/>
               </w:rPr>
             </w:pPr>
-            <w:bookmarkStart w:id="277" w:name="Description13"/>
-            <w:bookmarkEnd w:id="277"/>
-          </w:p>
-        </w:tc>
-        <w:tc>
-          <w:tcPr>
-            <w:tcW w:w="1276" w:type="dxa"/>
+            <w:bookmarkStart w:id="279" w:name="Description13"/>
+            <w:bookmarkEnd w:id="279"/>
+          </w:p>
+        </w:tc>
+        <w:tc>
+          <w:tcPr>
+            <w:tcW w:w="1560" w:type="dxa"/>
           </w:tcPr>
           <w:p>
             <w:pPr>
@@ -6790,26 +6794,26 @@
                 <w:szCs w:val="18"/>
               </w:rPr>
             </w:pPr>
-            <w:bookmarkStart w:id="278" w:name="Component13"/>
-            <w:bookmarkEnd w:id="278"/>
-          </w:p>
-        </w:tc>
-        <w:tc>
-          <w:tcPr>
-            <w:tcW w:w="1417" w:type="dxa"/>
-          </w:tcPr>
-          <w:p>
-            <w:pPr>
-              <w:spacing w:after="0" w:line="240" w:lineRule="auto"/>
-              <w:jc w:val="center"/>
-              <w:rPr>
-                <w:rFonts w:ascii="Arial" w:eastAsia="黑体" w:hAnsi="Arial" w:cs="Arial"/>
-                <w:sz w:val="13"/>
-                <w:szCs w:val="13"/>
-              </w:rPr>
-            </w:pPr>
-            <w:bookmarkStart w:id="279" w:name="WeighingA13"/>
-            <w:bookmarkEnd w:id="279"/>
+            <w:bookmarkStart w:id="280" w:name="Component13"/>
+            <w:bookmarkEnd w:id="280"/>
+          </w:p>
+        </w:tc>
+        <w:tc>
+          <w:tcPr>
+            <w:tcW w:w="1275" w:type="dxa"/>
+          </w:tcPr>
+          <w:p>
+            <w:pPr>
+              <w:spacing w:after="0" w:line="240" w:lineRule="auto"/>
+              <w:jc w:val="center"/>
+              <w:rPr>
+                <w:rFonts w:ascii="Arial" w:eastAsia="黑体" w:hAnsi="Arial" w:cs="Arial"/>
+                <w:sz w:val="13"/>
+                <w:szCs w:val="13"/>
+              </w:rPr>
+            </w:pPr>
+            <w:bookmarkStart w:id="281" w:name="WeighingA13"/>
+            <w:bookmarkEnd w:id="281"/>
           </w:p>
         </w:tc>
         <w:tc>
@@ -6826,8 +6830,8 @@
                 <w:szCs w:val="13"/>
               </w:rPr>
             </w:pPr>
-            <w:bookmarkStart w:id="280" w:name="TotalA13"/>
-            <w:bookmarkEnd w:id="280"/>
+            <w:bookmarkStart w:id="282" w:name="TotalA13"/>
+            <w:bookmarkEnd w:id="282"/>
           </w:p>
         </w:tc>
         <w:tc>
@@ -6844,8 +6848,8 @@
                 <w:szCs w:val="13"/>
               </w:rPr>
             </w:pPr>
-            <w:bookmarkStart w:id="281" w:name="sampleA13"/>
-            <w:bookmarkEnd w:id="281"/>
+            <w:bookmarkStart w:id="283" w:name="sampleA13"/>
+            <w:bookmarkEnd w:id="283"/>
           </w:p>
         </w:tc>
         <w:tc>
@@ -6862,8 +6866,8 @@
                 <w:szCs w:val="13"/>
               </w:rPr>
             </w:pPr>
-            <w:bookmarkStart w:id="282" w:name="WeighingB13"/>
-            <w:bookmarkEnd w:id="282"/>
+            <w:bookmarkStart w:id="284" w:name="WeighingB13"/>
+            <w:bookmarkEnd w:id="284"/>
           </w:p>
         </w:tc>
         <w:tc>
@@ -6880,8 +6884,8 @@
                 <w:szCs w:val="13"/>
               </w:rPr>
             </w:pPr>
-            <w:bookmarkStart w:id="283" w:name="TotalB13"/>
-            <w:bookmarkEnd w:id="283"/>
+            <w:bookmarkStart w:id="285" w:name="TotalB13"/>
+            <w:bookmarkEnd w:id="285"/>
           </w:p>
         </w:tc>
         <w:tc>
@@ -6898,8 +6902,8 @@
                 <w:szCs w:val="13"/>
               </w:rPr>
             </w:pPr>
-            <w:bookmarkStart w:id="284" w:name="sampleB13"/>
-            <w:bookmarkEnd w:id="284"/>
+            <w:bookmarkStart w:id="286" w:name="sampleB13"/>
+            <w:bookmarkEnd w:id="286"/>
           </w:p>
         </w:tc>
       </w:tr>
@@ -6910,7 +6914,7 @@
         </w:trPr>
         <w:tc>
           <w:tcPr>
-            <w:tcW w:w="1276" w:type="dxa"/>
+            <w:tcW w:w="1134" w:type="dxa"/>
           </w:tcPr>
           <w:p>
             <w:pPr>
@@ -6922,13 +6926,13 @@
                 <w:szCs w:val="16"/>
               </w:rPr>
             </w:pPr>
-            <w:bookmarkStart w:id="285" w:name="Description14"/>
-            <w:bookmarkEnd w:id="285"/>
-          </w:p>
-        </w:tc>
-        <w:tc>
-          <w:tcPr>
-            <w:tcW w:w="1276" w:type="dxa"/>
+            <w:bookmarkStart w:id="287" w:name="Description14"/>
+            <w:bookmarkEnd w:id="287"/>
+          </w:p>
+        </w:tc>
+        <w:tc>
+          <w:tcPr>
+            <w:tcW w:w="1560" w:type="dxa"/>
           </w:tcPr>
           <w:p>
             <w:pPr>
@@ -6939,26 +6943,26 @@
                 <w:szCs w:val="18"/>
               </w:rPr>
             </w:pPr>
-            <w:bookmarkStart w:id="286" w:name="Component14"/>
-            <w:bookmarkEnd w:id="286"/>
-          </w:p>
-        </w:tc>
-        <w:tc>
-          <w:tcPr>
-            <w:tcW w:w="1417" w:type="dxa"/>
-          </w:tcPr>
-          <w:p>
-            <w:pPr>
-              <w:spacing w:after="0" w:line="240" w:lineRule="auto"/>
-              <w:jc w:val="center"/>
-              <w:rPr>
-                <w:rFonts w:ascii="Arial" w:eastAsia="黑体" w:hAnsi="Arial" w:cs="Arial"/>
-                <w:sz w:val="13"/>
-                <w:szCs w:val="13"/>
-              </w:rPr>
-            </w:pPr>
-            <w:bookmarkStart w:id="287" w:name="WeighingA14"/>
-            <w:bookmarkEnd w:id="287"/>
+            <w:bookmarkStart w:id="288" w:name="Component14"/>
+            <w:bookmarkEnd w:id="288"/>
+          </w:p>
+        </w:tc>
+        <w:tc>
+          <w:tcPr>
+            <w:tcW w:w="1275" w:type="dxa"/>
+          </w:tcPr>
+          <w:p>
+            <w:pPr>
+              <w:spacing w:after="0" w:line="240" w:lineRule="auto"/>
+              <w:jc w:val="center"/>
+              <w:rPr>
+                <w:rFonts w:ascii="Arial" w:eastAsia="黑体" w:hAnsi="Arial" w:cs="Arial"/>
+                <w:sz w:val="13"/>
+                <w:szCs w:val="13"/>
+              </w:rPr>
+            </w:pPr>
+            <w:bookmarkStart w:id="289" w:name="WeighingA14"/>
+            <w:bookmarkEnd w:id="289"/>
           </w:p>
         </w:tc>
         <w:tc>
@@ -6975,8 +6979,8 @@
                 <w:szCs w:val="13"/>
               </w:rPr>
             </w:pPr>
-            <w:bookmarkStart w:id="288" w:name="TotalA14"/>
-            <w:bookmarkEnd w:id="288"/>
+            <w:bookmarkStart w:id="290" w:name="TotalA14"/>
+            <w:bookmarkEnd w:id="290"/>
           </w:p>
         </w:tc>
         <w:tc>
@@ -6993,8 +6997,8 @@
                 <w:szCs w:val="13"/>
               </w:rPr>
             </w:pPr>
-            <w:bookmarkStart w:id="289" w:name="sampleA14"/>
-            <w:bookmarkEnd w:id="289"/>
+            <w:bookmarkStart w:id="291" w:name="sampleA14"/>
+            <w:bookmarkEnd w:id="291"/>
           </w:p>
         </w:tc>
         <w:tc>
@@ -7011,8 +7015,8 @@
                 <w:szCs w:val="13"/>
               </w:rPr>
             </w:pPr>
-            <w:bookmarkStart w:id="290" w:name="WeighingB14"/>
-            <w:bookmarkEnd w:id="290"/>
+            <w:bookmarkStart w:id="292" w:name="WeighingB14"/>
+            <w:bookmarkEnd w:id="292"/>
           </w:p>
         </w:tc>
         <w:tc>
@@ -7029,8 +7033,8 @@
                 <w:szCs w:val="13"/>
               </w:rPr>
             </w:pPr>
-            <w:bookmarkStart w:id="291" w:name="TotalB14"/>
-            <w:bookmarkEnd w:id="291"/>
+            <w:bookmarkStart w:id="293" w:name="TotalB14"/>
+            <w:bookmarkEnd w:id="293"/>
           </w:p>
         </w:tc>
         <w:tc>
@@ -7047,8 +7051,8 @@
                 <w:szCs w:val="13"/>
               </w:rPr>
             </w:pPr>
-            <w:bookmarkStart w:id="292" w:name="sampleB14"/>
-            <w:bookmarkEnd w:id="292"/>
+            <w:bookmarkStart w:id="294" w:name="sampleB14"/>
+            <w:bookmarkEnd w:id="294"/>
           </w:p>
         </w:tc>
       </w:tr>

--- a/wwwroot/DocxModel/Common_FIBER/FIBER_ANALYSIS_DATA_SHEET_Multi.docx
+++ b/wwwroot/DocxModel/Common_FIBER/FIBER_ANALYSIS_DATA_SHEET_Multi.docx
@@ -23,9 +23,10 @@
         <w:sectPr>
           <w:headerReference w:type="even" r:id="rId8"/>
           <w:headerReference w:type="default" r:id="rId9"/>
-          <w:footerReference w:type="default" r:id="rId10"/>
-          <w:headerReference w:type="first" r:id="rId11"/>
-          <w:footerReference w:type="first" r:id="rId12"/>
+          <w:footerReference w:type="even" r:id="rId10"/>
+          <w:footerReference w:type="default" r:id="rId11"/>
+          <w:headerReference w:type="first" r:id="rId12"/>
+          <w:footerReference w:type="first" r:id="rId13"/>
           <w:pgSz w:w="11906" w:h="16838"/>
           <w:pgMar w:top="720" w:right="720" w:bottom="720" w:left="720" w:header="60" w:footer="708" w:gutter="0"/>
           <w:cols w:space="708"/>
@@ -7068,7 +7069,7 @@
       </w:pPr>
     </w:p>
     <w:sectPr>
-      <w:footerReference w:type="default" r:id="rId13"/>
+      <w:footerReference w:type="default" r:id="rId14"/>
       <w:type w:val="continuous"/>
       <w:pgSz w:w="11906" w:h="16838"/>
       <w:pgMar w:top="720" w:right="720" w:bottom="720" w:left="720" w:header="60" w:footer="708" w:gutter="0"/>
@@ -7105,6 +7106,16 @@
 </file>
 
 <file path=word/footer1.xml><?xml version="1.0" encoding="utf-8"?>
+<w:ftr xmlns:wpc="http://schemas.microsoft.com/office/word/2010/wordprocessingCanvas" xmlns:cx="http://schemas.microsoft.com/office/drawing/2014/chartex" xmlns:cx1="http://schemas.microsoft.com/office/drawing/2015/9/8/chartex" xmlns:cx2="http://schemas.microsoft.com/office/drawing/2015/10/21/chartex" xmlns:cx3="http://schemas.microsoft.com/office/drawing/2016/5/9/chartex" xmlns:cx4="http://schemas.microsoft.com/office/drawing/2016/5/10/chartex" xmlns:cx5="http://schemas.microsoft.com/office/drawing/2016/5/11/chartex" xmlns:cx6="http://schemas.microsoft.com/office/drawing/2016/5/12/chartex" xmlns:cx7="http://schemas.microsoft.com/office/drawing/2016/5/13/chartex" xmlns:cx8="http://schemas.microsoft.com/office/drawing/2016/5/14/chartex" xmlns:mc="http://schemas.openxmlformats.org/markup-compatibility/2006" xmlns:aink="http://schemas.microsoft.com/office/drawing/2016/ink" xmlns:am3d="http://schemas.microsoft.com/office/drawing/2017/model3d" xmlns:o="urn:schemas-microsoft-com:office:office" xmlns:oel="http://schemas.microsoft.com/office/2019/extlst" xmlns:r="http://schemas.openxmlformats.org/officeDocument/2006/relationships" xmlns:m="http://schemas.openxmlformats.org/officeDocument/2006/math" xmlns:v="urn:schemas-microsoft-com:vml" xmlns:wp14="http://schemas.microsoft.com/office/word/2010/wordprocessingDrawing" xmlns:wp="http://schemas.openxmlformats.org/drawingml/2006/wordprocessingDrawing" xmlns:w10="urn:schemas-microsoft-com:office:word" xmlns:w="http://schemas.openxmlformats.org/wordprocessingml/2006/main" xmlns:w14="http://schemas.microsoft.com/office/word/2010/wordml" xmlns:w15="http://schemas.microsoft.com/office/word/2012/wordml" xmlns:w16cex="http://schemas.microsoft.com/office/word/2018/wordml/cex" xmlns:w16cid="http://schemas.microsoft.com/office/word/2016/wordml/cid" xmlns:w16="http://schemas.microsoft.com/office/word/2018/wordml" xmlns:w16du="http://schemas.microsoft.com/office/word/2023/wordml/word16du" xmlns:w16sdtdh="http://schemas.microsoft.com/office/word/2020/wordml/sdtdatahash" xmlns:w16sdtfl="http://schemas.microsoft.com/office/word/2024/wordml/sdtformatlock" xmlns:w16se="http://schemas.microsoft.com/office/word/2015/wordml/symex" xmlns:wpg="http://schemas.microsoft.com/office/word/2010/wordprocessingGroup" xmlns:wpi="http://schemas.microsoft.com/office/word/2010/wordprocessingInk" xmlns:wne="http://schemas.microsoft.com/office/word/2006/wordml" xmlns:wps="http://schemas.microsoft.com/office/word/2010/wordprocessingShape" mc:Ignorable="w14 w15 w16se w16cid w16 w16cex w16sdtdh w16sdtfl w16du wp14">
+  <w:p>
+    <w:pPr>
+      <w:pStyle w:val="a5"/>
+    </w:pPr>
+  </w:p>
+</w:ftr>
+</file>
+
+<file path=word/footer2.xml><?xml version="1.0" encoding="utf-8"?>
 <w:ftr xmlns:wpc="http://schemas.microsoft.com/office/word/2010/wordprocessingCanvas" xmlns:cx="http://schemas.microsoft.com/office/drawing/2014/chartex" xmlns:cx1="http://schemas.microsoft.com/office/drawing/2015/9/8/chartex" xmlns:cx2="http://schemas.microsoft.com/office/drawing/2015/10/21/chartex" xmlns:cx3="http://schemas.microsoft.com/office/drawing/2016/5/9/chartex" xmlns:cx4="http://schemas.microsoft.com/office/drawing/2016/5/10/chartex" xmlns:cx5="http://schemas.microsoft.com/office/drawing/2016/5/11/chartex" xmlns:cx6="http://schemas.microsoft.com/office/drawing/2016/5/12/chartex" xmlns:cx7="http://schemas.microsoft.com/office/drawing/2016/5/13/chartex" xmlns:cx8="http://schemas.microsoft.com/office/drawing/2016/5/14/chartex" xmlns:mc="http://schemas.openxmlformats.org/markup-compatibility/2006" xmlns:aink="http://schemas.microsoft.com/office/drawing/2016/ink" xmlns:am3d="http://schemas.microsoft.com/office/drawing/2017/model3d" xmlns:o="urn:schemas-microsoft-com:office:office" xmlns:oel="http://schemas.microsoft.com/office/2019/extlst" xmlns:r="http://schemas.openxmlformats.org/officeDocument/2006/relationships" xmlns:m="http://schemas.openxmlformats.org/officeDocument/2006/math" xmlns:v="urn:schemas-microsoft-com:vml" xmlns:wp14="http://schemas.microsoft.com/office/word/2010/wordprocessingDrawing" xmlns:wp="http://schemas.openxmlformats.org/drawingml/2006/wordprocessingDrawing" xmlns:w10="urn:schemas-microsoft-com:office:word" xmlns:w="http://schemas.openxmlformats.org/wordprocessingml/2006/main" xmlns:w14="http://schemas.microsoft.com/office/word/2010/wordml" xmlns:w15="http://schemas.microsoft.com/office/word/2012/wordml" xmlns:w16cex="http://schemas.microsoft.com/office/word/2018/wordml/cex" xmlns:w16cid="http://schemas.microsoft.com/office/word/2016/wordml/cid" xmlns:w16="http://schemas.microsoft.com/office/word/2018/wordml" xmlns:w16du="http://schemas.microsoft.com/office/word/2023/wordml/word16du" xmlns:w16sdtdh="http://schemas.microsoft.com/office/word/2020/wordml/sdtdatahash" xmlns:w16sdtfl="http://schemas.microsoft.com/office/word/2024/wordml/sdtformatlock" xmlns:w16se="http://schemas.microsoft.com/office/word/2015/wordml/symex" xmlns:wpg="http://schemas.microsoft.com/office/word/2010/wordprocessingGroup" xmlns:wpi="http://schemas.microsoft.com/office/word/2010/wordprocessingInk" xmlns:wne="http://schemas.microsoft.com/office/word/2006/wordml" xmlns:wps="http://schemas.microsoft.com/office/word/2010/wordprocessingShape" mc:Ignorable="w14 w15 w16se w16cid w16 w16cex w16sdtdh w16sdtfl w16du wp14">
   <w:tbl>
     <w:tblPr>
@@ -7425,7 +7436,7 @@
               <w:szCs w:val="14"/>
               <w:lang w:val="de-CH"/>
             </w:rPr>
-            <w:t>Document No. : NGB_SFL_F_7.8 _FBR_0001-00XX_CS_A.0</w:t>
+            <w:t>Document No. : NGB</w:t>
           </w:r>
           <w:r>
             <w:rPr>
@@ -7435,7 +7446,67 @@
               <w:szCs w:val="14"/>
               <w:lang w:val="de-CH"/>
             </w:rPr>
-            <w:t xml:space="preserve">                                     Revision: A/0                                                               Effective date: 2025/10/15</w:t>
+            <w:t>_</w:t>
+          </w:r>
+          <w:r>
+            <w:rPr>
+              <w:rFonts w:ascii="Arial" w:eastAsia="黑体" w:hAnsi="Arial" w:cs="Arial" w:hint="eastAsia"/>
+              <w:bCs/>
+              <w:sz w:val="14"/>
+              <w:szCs w:val="14"/>
+              <w:lang w:val="de-CH"/>
+            </w:rPr>
+            <w:t>SFL_F_7.8 _</w:t>
+          </w:r>
+          <w:r>
+            <w:rPr>
+              <w:rFonts w:ascii="Arial" w:eastAsia="黑体" w:hAnsi="Arial" w:cs="Arial"/>
+              <w:bCs/>
+              <w:sz w:val="14"/>
+              <w:szCs w:val="14"/>
+              <w:lang w:val="de-CH"/>
+            </w:rPr>
+            <w:t>FIB-NX</w:t>
+          </w:r>
+          <w:r>
+            <w:rPr>
+              <w:rFonts w:ascii="Arial" w:eastAsia="黑体" w:hAnsi="Arial" w:cs="Arial" w:hint="eastAsia"/>
+              <w:bCs/>
+              <w:sz w:val="14"/>
+              <w:szCs w:val="14"/>
+              <w:lang w:val="de-CH"/>
+            </w:rPr>
+            <w:t>_0001-00XX_CS_A.0</w:t>
+          </w:r>
+          <w:r>
+            <w:rPr>
+              <w:rFonts w:ascii="Arial" w:eastAsia="黑体" w:hAnsi="Arial" w:cs="Arial" w:hint="eastAsia"/>
+              <w:bCs/>
+              <w:sz w:val="14"/>
+              <w:szCs w:val="14"/>
+              <w:lang w:val="de-CH"/>
+            </w:rPr>
+            <w:t xml:space="preserve">                           </w:t>
+          </w:r>
+          <w:r>
+            <w:rPr>
+              <w:rFonts w:ascii="Arial" w:eastAsia="黑体" w:hAnsi="Arial" w:cs="Arial" w:hint="eastAsia"/>
+              <w:bCs/>
+              <w:sz w:val="14"/>
+              <w:szCs w:val="14"/>
+              <w:lang w:val="de-CH"/>
+            </w:rPr>
+            <w:t xml:space="preserve">   </w:t>
+          </w:r>
+          <w:r>
+            <w:rPr>
+              <w:rFonts w:ascii="Arial" w:eastAsia="黑体" w:hAnsi="Arial" w:cs="Arial" w:hint="eastAsia"/>
+              <w:bCs/>
+              <w:sz w:val="14"/>
+              <w:szCs w:val="14"/>
+              <w:lang w:val="de-CH"/>
+            </w:rPr>
+            <w:t xml:space="preserve">   Revision: A/0                                                               Effective date: 2025/10/15</w:t>
           </w:r>
         </w:p>
       </w:tc>
@@ -7506,7 +7577,7 @@
 </w:ftr>
 </file>
 
-<file path=word/footer2.xml><?xml version="1.0" encoding="utf-8"?>
+<file path=word/footer3.xml><?xml version="1.0" encoding="utf-8"?>
 <w:ftr xmlns:wpc="http://schemas.microsoft.com/office/word/2010/wordprocessingCanvas" xmlns:cx="http://schemas.microsoft.com/office/drawing/2014/chartex" xmlns:cx1="http://schemas.microsoft.com/office/drawing/2015/9/8/chartex" xmlns:cx2="http://schemas.microsoft.com/office/drawing/2015/10/21/chartex" xmlns:cx3="http://schemas.microsoft.com/office/drawing/2016/5/9/chartex" xmlns:cx4="http://schemas.microsoft.com/office/drawing/2016/5/10/chartex" xmlns:cx5="http://schemas.microsoft.com/office/drawing/2016/5/11/chartex" xmlns:cx6="http://schemas.microsoft.com/office/drawing/2016/5/12/chartex" xmlns:cx7="http://schemas.microsoft.com/office/drawing/2016/5/13/chartex" xmlns:cx8="http://schemas.microsoft.com/office/drawing/2016/5/14/chartex" xmlns:mc="http://schemas.openxmlformats.org/markup-compatibility/2006" xmlns:aink="http://schemas.microsoft.com/office/drawing/2016/ink" xmlns:am3d="http://schemas.microsoft.com/office/drawing/2017/model3d" xmlns:o="urn:schemas-microsoft-com:office:office" xmlns:oel="http://schemas.microsoft.com/office/2019/extlst" xmlns:r="http://schemas.openxmlformats.org/officeDocument/2006/relationships" xmlns:m="http://schemas.openxmlformats.org/officeDocument/2006/math" xmlns:v="urn:schemas-microsoft-com:vml" xmlns:wp14="http://schemas.microsoft.com/office/word/2010/wordprocessingDrawing" xmlns:wp="http://schemas.openxmlformats.org/drawingml/2006/wordprocessingDrawing" xmlns:w10="urn:schemas-microsoft-com:office:word" xmlns:w="http://schemas.openxmlformats.org/wordprocessingml/2006/main" xmlns:w14="http://schemas.microsoft.com/office/word/2010/wordml" xmlns:w15="http://schemas.microsoft.com/office/word/2012/wordml" xmlns:w16cex="http://schemas.microsoft.com/office/word/2018/wordml/cex" xmlns:w16cid="http://schemas.microsoft.com/office/word/2016/wordml/cid" xmlns:w16="http://schemas.microsoft.com/office/word/2018/wordml" xmlns:w16du="http://schemas.microsoft.com/office/word/2023/wordml/word16du" xmlns:w16sdtdh="http://schemas.microsoft.com/office/word/2020/wordml/sdtdatahash" xmlns:w16sdtfl="http://schemas.microsoft.com/office/word/2024/wordml/sdtformatlock" xmlns:w16se="http://schemas.microsoft.com/office/word/2015/wordml/symex" xmlns:wpg="http://schemas.microsoft.com/office/word/2010/wordprocessingGroup" xmlns:wpi="http://schemas.microsoft.com/office/word/2010/wordprocessingInk" xmlns:wne="http://schemas.microsoft.com/office/word/2006/wordml" xmlns:wps="http://schemas.microsoft.com/office/word/2010/wordprocessingShape" mc:Ignorable="w14 w15 w16se w16cid w16 w16cex w16sdtdh w16sdtfl w16du wp14">
   <w:tbl>
     <w:tblPr>
@@ -9045,7 +9116,7 @@
 </w:ftr>
 </file>
 
-<file path=word/footer3.xml><?xml version="1.0" encoding="utf-8"?>
+<file path=word/footer4.xml><?xml version="1.0" encoding="utf-8"?>
 <w:ftr xmlns:wpc="http://schemas.microsoft.com/office/word/2010/wordprocessingCanvas" xmlns:cx="http://schemas.microsoft.com/office/drawing/2014/chartex" xmlns:cx1="http://schemas.microsoft.com/office/drawing/2015/9/8/chartex" xmlns:cx2="http://schemas.microsoft.com/office/drawing/2015/10/21/chartex" xmlns:cx3="http://schemas.microsoft.com/office/drawing/2016/5/9/chartex" xmlns:cx4="http://schemas.microsoft.com/office/drawing/2016/5/10/chartex" xmlns:cx5="http://schemas.microsoft.com/office/drawing/2016/5/11/chartex" xmlns:cx6="http://schemas.microsoft.com/office/drawing/2016/5/12/chartex" xmlns:cx7="http://schemas.microsoft.com/office/drawing/2016/5/13/chartex" xmlns:cx8="http://schemas.microsoft.com/office/drawing/2016/5/14/chartex" xmlns:mc="http://schemas.openxmlformats.org/markup-compatibility/2006" xmlns:aink="http://schemas.microsoft.com/office/drawing/2016/ink" xmlns:am3d="http://schemas.microsoft.com/office/drawing/2017/model3d" xmlns:o="urn:schemas-microsoft-com:office:office" xmlns:oel="http://schemas.microsoft.com/office/2019/extlst" xmlns:r="http://schemas.openxmlformats.org/officeDocument/2006/relationships" xmlns:m="http://schemas.openxmlformats.org/officeDocument/2006/math" xmlns:v="urn:schemas-microsoft-com:vml" xmlns:wp14="http://schemas.microsoft.com/office/word/2010/wordprocessingDrawing" xmlns:wp="http://schemas.openxmlformats.org/drawingml/2006/wordprocessingDrawing" xmlns:w10="urn:schemas-microsoft-com:office:word" xmlns:w="http://schemas.openxmlformats.org/wordprocessingml/2006/main" xmlns:w14="http://schemas.microsoft.com/office/word/2010/wordml" xmlns:w15="http://schemas.microsoft.com/office/word/2012/wordml" xmlns:w16cex="http://schemas.microsoft.com/office/word/2018/wordml/cex" xmlns:w16cid="http://schemas.microsoft.com/office/word/2016/wordml/cid" xmlns:w16="http://schemas.microsoft.com/office/word/2018/wordml" xmlns:w16du="http://schemas.microsoft.com/office/word/2023/wordml/word16du" xmlns:w16sdtdh="http://schemas.microsoft.com/office/word/2020/wordml/sdtdatahash" xmlns:w16sdtfl="http://schemas.microsoft.com/office/word/2024/wordml/sdtformatlock" xmlns:w16se="http://schemas.microsoft.com/office/word/2015/wordml/symex" xmlns:wpg="http://schemas.microsoft.com/office/word/2010/wordprocessingGroup" xmlns:wpi="http://schemas.microsoft.com/office/word/2010/wordprocessingInk" xmlns:wne="http://schemas.microsoft.com/office/word/2006/wordml" xmlns:wps="http://schemas.microsoft.com/office/word/2010/wordprocessingShape" mc:Ignorable="w14 w15 w16se w16cid w16 w16cex w16sdtdh w16sdtfl w16du wp14">
   <w:tbl>
     <w:tblPr>

--- a/wwwroot/DocxModel/Common_FIBER/FIBER_ANALYSIS_DATA_SHEET_Multi.docx
+++ b/wwwroot/DocxModel/Common_FIBER/FIBER_ANALYSIS_DATA_SHEET_Multi.docx
@@ -3519,15 +3519,17 @@
     </w:p>
     <w:tbl>
       <w:tblPr>
-        <w:tblW w:w="10490" w:type="dxa"/>
+        <w:tblW w:w="10916" w:type="dxa"/>
+        <w:tblInd w:w="-284" w:type="dxa"/>
         <w:tblLayout w:type="fixed"/>
         <w:tblLook w:val="04A0" w:firstRow="1" w:lastRow="0" w:firstColumn="1" w:lastColumn="0" w:noHBand="0" w:noVBand="1"/>
       </w:tblPr>
       <w:tblGrid>
-        <w:gridCol w:w="2268"/>
-        <w:gridCol w:w="3119"/>
+        <w:gridCol w:w="284"/>
+        <w:gridCol w:w="1985"/>
+        <w:gridCol w:w="3402"/>
         <w:gridCol w:w="1843"/>
-        <w:gridCol w:w="3260"/>
+        <w:gridCol w:w="3402"/>
       </w:tblGrid>
       <w:tr>
         <w:trPr>
@@ -3535,7 +3537,8 @@
         </w:trPr>
         <w:tc>
           <w:tcPr>
-            <w:tcW w:w="2268" w:type="dxa"/>
+            <w:tcW w:w="2269" w:type="dxa"/>
+            <w:gridSpan w:val="2"/>
             <w:vAlign w:val="center"/>
           </w:tcPr>
           <w:p>
@@ -3602,7 +3605,7 @@
         </w:tc>
         <w:tc>
           <w:tcPr>
-            <w:tcW w:w="3119" w:type="dxa"/>
+            <w:tcW w:w="3402" w:type="dxa"/>
           </w:tcPr>
           <w:p>
             <w:pPr>
@@ -3649,7 +3652,7 @@
         </w:tc>
         <w:tc>
           <w:tcPr>
-            <w:tcW w:w="3260" w:type="dxa"/>
+            <w:tcW w:w="3402" w:type="dxa"/>
           </w:tcPr>
           <w:p>
             <w:pPr>
@@ -3669,11 +3672,13 @@
       </w:tr>
       <w:tr>
         <w:trPr>
+          <w:gridBefore w:val="1"/>
+          <w:wBefore w:w="284" w:type="dxa"/>
           <w:trHeight w:val="296"/>
         </w:trPr>
         <w:tc>
           <w:tcPr>
-            <w:tcW w:w="2268" w:type="dxa"/>
+            <w:tcW w:w="1985" w:type="dxa"/>
           </w:tcPr>
           <w:p>
             <w:pPr>
@@ -3690,7 +3695,7 @@
         </w:tc>
         <w:tc>
           <w:tcPr>
-            <w:tcW w:w="3119" w:type="dxa"/>
+            <w:tcW w:w="3402" w:type="dxa"/>
           </w:tcPr>
           <w:p>
             <w:pPr>
@@ -3727,7 +3732,7 @@
         </w:tc>
         <w:tc>
           <w:tcPr>
-            <w:tcW w:w="3260" w:type="dxa"/>
+            <w:tcW w:w="3402" w:type="dxa"/>
           </w:tcPr>
           <w:p>
             <w:pPr>
@@ -3748,11 +3753,13 @@
       </w:tr>
       <w:tr>
         <w:trPr>
+          <w:gridBefore w:val="1"/>
+          <w:wBefore w:w="284" w:type="dxa"/>
           <w:trHeight w:val="171"/>
         </w:trPr>
         <w:tc>
           <w:tcPr>
-            <w:tcW w:w="2268" w:type="dxa"/>
+            <w:tcW w:w="1985" w:type="dxa"/>
           </w:tcPr>
           <w:p>
             <w:pPr>
@@ -3770,7 +3777,7 @@
         </w:tc>
         <w:tc>
           <w:tcPr>
-            <w:tcW w:w="3119" w:type="dxa"/>
+            <w:tcW w:w="3402" w:type="dxa"/>
           </w:tcPr>
           <w:p>
             <w:pPr>
@@ -3802,7 +3809,7 @@
         </w:tc>
         <w:tc>
           <w:tcPr>
-            <w:tcW w:w="3260" w:type="dxa"/>
+            <w:tcW w:w="3402" w:type="dxa"/>
           </w:tcPr>
           <w:p>
             <w:pPr>
@@ -3820,11 +3827,13 @@
       </w:tr>
       <w:tr>
         <w:trPr>
+          <w:gridBefore w:val="1"/>
+          <w:wBefore w:w="284" w:type="dxa"/>
           <w:trHeight w:val="171"/>
         </w:trPr>
         <w:tc>
           <w:tcPr>
-            <w:tcW w:w="2268" w:type="dxa"/>
+            <w:tcW w:w="1985" w:type="dxa"/>
           </w:tcPr>
           <w:p>
             <w:pPr>
@@ -3840,7 +3849,7 @@
         </w:tc>
         <w:tc>
           <w:tcPr>
-            <w:tcW w:w="3119" w:type="dxa"/>
+            <w:tcW w:w="3402" w:type="dxa"/>
           </w:tcPr>
           <w:p>
             <w:pPr>
@@ -3872,7 +3881,7 @@
         </w:tc>
         <w:tc>
           <w:tcPr>
-            <w:tcW w:w="3260" w:type="dxa"/>
+            <w:tcW w:w="3402" w:type="dxa"/>
           </w:tcPr>
           <w:p>
             <w:pPr>
@@ -3890,11 +3899,13 @@
       </w:tr>
       <w:tr>
         <w:trPr>
+          <w:gridBefore w:val="1"/>
+          <w:wBefore w:w="284" w:type="dxa"/>
           <w:trHeight w:val="171"/>
         </w:trPr>
         <w:tc>
           <w:tcPr>
-            <w:tcW w:w="2268" w:type="dxa"/>
+            <w:tcW w:w="1985" w:type="dxa"/>
           </w:tcPr>
           <w:p>
             <w:pPr>
@@ -3909,7 +3920,7 @@
         </w:tc>
         <w:tc>
           <w:tcPr>
-            <w:tcW w:w="3119" w:type="dxa"/>
+            <w:tcW w:w="3402" w:type="dxa"/>
           </w:tcPr>
           <w:p>
             <w:pPr>
@@ -3941,7 +3952,7 @@
         </w:tc>
         <w:tc>
           <w:tcPr>
-            <w:tcW w:w="3260" w:type="dxa"/>
+            <w:tcW w:w="3402" w:type="dxa"/>
           </w:tcPr>
           <w:p>
             <w:pPr>
@@ -3959,11 +3970,13 @@
       </w:tr>
       <w:tr>
         <w:trPr>
+          <w:gridBefore w:val="1"/>
+          <w:wBefore w:w="284" w:type="dxa"/>
           <w:trHeight w:val="171"/>
         </w:trPr>
         <w:tc>
           <w:tcPr>
-            <w:tcW w:w="2268" w:type="dxa"/>
+            <w:tcW w:w="1985" w:type="dxa"/>
           </w:tcPr>
           <w:p>
             <w:pPr>
@@ -3978,7 +3991,7 @@
         </w:tc>
         <w:tc>
           <w:tcPr>
-            <w:tcW w:w="3119" w:type="dxa"/>
+            <w:tcW w:w="3402" w:type="dxa"/>
           </w:tcPr>
           <w:p>
             <w:pPr>
@@ -4010,7 +4023,7 @@
         </w:tc>
         <w:tc>
           <w:tcPr>
-            <w:tcW w:w="3260" w:type="dxa"/>
+            <w:tcW w:w="3402" w:type="dxa"/>
           </w:tcPr>
           <w:p>
             <w:pPr>
@@ -4028,11 +4041,13 @@
       </w:tr>
       <w:tr>
         <w:trPr>
+          <w:gridBefore w:val="1"/>
+          <w:wBefore w:w="284" w:type="dxa"/>
           <w:trHeight w:val="171"/>
         </w:trPr>
         <w:tc>
           <w:tcPr>
-            <w:tcW w:w="2268" w:type="dxa"/>
+            <w:tcW w:w="1985" w:type="dxa"/>
           </w:tcPr>
           <w:p>
             <w:pPr>
@@ -4047,7 +4062,7 @@
         </w:tc>
         <w:tc>
           <w:tcPr>
-            <w:tcW w:w="3119" w:type="dxa"/>
+            <w:tcW w:w="3402" w:type="dxa"/>
           </w:tcPr>
           <w:p>
             <w:pPr>
@@ -4079,7 +4094,7 @@
         </w:tc>
         <w:tc>
           <w:tcPr>
-            <w:tcW w:w="3260" w:type="dxa"/>
+            <w:tcW w:w="3402" w:type="dxa"/>
           </w:tcPr>
           <w:p>
             <w:pPr>
@@ -4097,11 +4112,13 @@
       </w:tr>
       <w:tr>
         <w:trPr>
+          <w:gridBefore w:val="1"/>
+          <w:wBefore w:w="284" w:type="dxa"/>
           <w:trHeight w:val="171"/>
         </w:trPr>
         <w:tc>
           <w:tcPr>
-            <w:tcW w:w="2268" w:type="dxa"/>
+            <w:tcW w:w="1985" w:type="dxa"/>
           </w:tcPr>
           <w:p>
             <w:pPr>
@@ -4116,7 +4133,7 @@
         </w:tc>
         <w:tc>
           <w:tcPr>
-            <w:tcW w:w="3119" w:type="dxa"/>
+            <w:tcW w:w="3402" w:type="dxa"/>
           </w:tcPr>
           <w:p>
             <w:pPr>
@@ -4148,7 +4165,7 @@
         </w:tc>
         <w:tc>
           <w:tcPr>
-            <w:tcW w:w="3260" w:type="dxa"/>
+            <w:tcW w:w="3402" w:type="dxa"/>
           </w:tcPr>
           <w:p>
             <w:pPr>
@@ -4166,11 +4183,13 @@
       </w:tr>
       <w:tr>
         <w:trPr>
+          <w:gridBefore w:val="1"/>
+          <w:wBefore w:w="284" w:type="dxa"/>
           <w:trHeight w:val="171"/>
         </w:trPr>
         <w:tc>
           <w:tcPr>
-            <w:tcW w:w="2268" w:type="dxa"/>
+            <w:tcW w:w="1985" w:type="dxa"/>
           </w:tcPr>
           <w:p>
             <w:pPr>
@@ -4185,7 +4204,7 @@
         </w:tc>
         <w:tc>
           <w:tcPr>
-            <w:tcW w:w="3119" w:type="dxa"/>
+            <w:tcW w:w="3402" w:type="dxa"/>
           </w:tcPr>
           <w:p>
             <w:pPr>
@@ -4217,7 +4236,7 @@
         </w:tc>
         <w:tc>
           <w:tcPr>
-            <w:tcW w:w="3260" w:type="dxa"/>
+            <w:tcW w:w="3402" w:type="dxa"/>
           </w:tcPr>
           <w:p>
             <w:pPr>
@@ -4235,11 +4254,13 @@
       </w:tr>
       <w:tr>
         <w:trPr>
+          <w:gridBefore w:val="1"/>
+          <w:wBefore w:w="284" w:type="dxa"/>
           <w:trHeight w:val="171"/>
         </w:trPr>
         <w:tc>
           <w:tcPr>
-            <w:tcW w:w="2268" w:type="dxa"/>
+            <w:tcW w:w="1985" w:type="dxa"/>
           </w:tcPr>
           <w:p>
             <w:pPr>
@@ -4254,7 +4275,7 @@
         </w:tc>
         <w:tc>
           <w:tcPr>
-            <w:tcW w:w="3119" w:type="dxa"/>
+            <w:tcW w:w="3402" w:type="dxa"/>
           </w:tcPr>
           <w:p>
             <w:pPr>
@@ -4286,7 +4307,7 @@
         </w:tc>
         <w:tc>
           <w:tcPr>
-            <w:tcW w:w="3260" w:type="dxa"/>
+            <w:tcW w:w="3402" w:type="dxa"/>
           </w:tcPr>
           <w:p>
             <w:pPr>

--- a/wwwroot/DocxModel/Common_FIBER/FIBER_ANALYSIS_DATA_SHEET_Multi.docx
+++ b/wwwroot/DocxModel/Common_FIBER/FIBER_ANALYSIS_DATA_SHEET_Multi.docx
@@ -3519,7 +3519,7 @@
     </w:p>
     <w:tbl>
       <w:tblPr>
-        <w:tblW w:w="10916" w:type="dxa"/>
+        <w:tblW w:w="11057" w:type="dxa"/>
         <w:tblInd w:w="-284" w:type="dxa"/>
         <w:tblLayout w:type="fixed"/>
         <w:tblLook w:val="04A0" w:firstRow="1" w:lastRow="0" w:firstColumn="1" w:lastColumn="0" w:noHBand="0" w:noVBand="1"/>
@@ -3527,9 +3527,11 @@
       <w:tblGrid>
         <w:gridCol w:w="284"/>
         <w:gridCol w:w="1985"/>
-        <w:gridCol w:w="3402"/>
+        <w:gridCol w:w="992"/>
+        <w:gridCol w:w="2410"/>
         <w:gridCol w:w="1843"/>
-        <w:gridCol w:w="3402"/>
+        <w:gridCol w:w="992"/>
+        <w:gridCol w:w="2551"/>
       </w:tblGrid>
       <w:tr>
         <w:trPr>
@@ -3605,7 +3607,28 @@
         </w:tc>
         <w:tc>
           <w:tcPr>
-            <w:tcW w:w="3402" w:type="dxa"/>
+            <w:tcW w:w="992" w:type="dxa"/>
+            <w:vAlign w:val="center"/>
+          </w:tcPr>
+          <w:p>
+            <w:pPr>
+              <w:pStyle w:val="aa"/>
+              <w:jc w:val="right"/>
+              <w:rPr>
+                <w:rFonts w:ascii="Arial" w:hAnsi="Arial" w:cs="Arial" w:hint="eastAsia"/>
+                <w:bCs/>
+                <w:sz w:val="18"/>
+                <w:szCs w:val="18"/>
+              </w:rPr>
+            </w:pPr>
+            <w:bookmarkStart w:id="152" w:name="TestResultper_1"/>
+            <w:bookmarkEnd w:id="152"/>
+          </w:p>
+        </w:tc>
+        <w:tc>
+          <w:tcPr>
+            <w:tcW w:w="2410" w:type="dxa"/>
+            <w:vAlign w:val="center"/>
           </w:tcPr>
           <w:p>
             <w:pPr>
@@ -3617,8 +3640,8 @@
                 <w:szCs w:val="18"/>
               </w:rPr>
             </w:pPr>
-            <w:bookmarkStart w:id="152" w:name="TestResult_1"/>
-            <w:bookmarkEnd w:id="152"/>
+            <w:bookmarkStart w:id="153" w:name="TestResult_1"/>
+            <w:bookmarkEnd w:id="153"/>
           </w:p>
         </w:tc>
         <w:tc>
@@ -3646,13 +3669,34 @@
               </w:rPr>
               <w:t>Recommendation:</w:t>
             </w:r>
-            <w:bookmarkStart w:id="153" w:name="Recommend"/>
-            <w:bookmarkEnd w:id="153"/>
-          </w:p>
-        </w:tc>
-        <w:tc>
-          <w:tcPr>
-            <w:tcW w:w="3402" w:type="dxa"/>
+            <w:bookmarkStart w:id="154" w:name="Recommend"/>
+            <w:bookmarkEnd w:id="154"/>
+          </w:p>
+        </w:tc>
+        <w:tc>
+          <w:tcPr>
+            <w:tcW w:w="992" w:type="dxa"/>
+            <w:vAlign w:val="center"/>
+          </w:tcPr>
+          <w:p>
+            <w:pPr>
+              <w:pStyle w:val="aa"/>
+              <w:jc w:val="right"/>
+              <w:rPr>
+                <w:rFonts w:ascii="Arial" w:hAnsi="Arial" w:cs="Arial" w:hint="eastAsia"/>
+                <w:bCs/>
+                <w:sz w:val="18"/>
+                <w:szCs w:val="18"/>
+              </w:rPr>
+            </w:pPr>
+            <w:bookmarkStart w:id="155" w:name="Recommendationper_1"/>
+            <w:bookmarkEnd w:id="155"/>
+          </w:p>
+        </w:tc>
+        <w:tc>
+          <w:tcPr>
+            <w:tcW w:w="2551" w:type="dxa"/>
+            <w:vAlign w:val="center"/>
           </w:tcPr>
           <w:p>
             <w:pPr>
@@ -3665,8 +3709,8 @@
                 <w:szCs w:val="18"/>
               </w:rPr>
             </w:pPr>
-            <w:bookmarkStart w:id="154" w:name="Recommendation_1"/>
-            <w:bookmarkEnd w:id="154"/>
+            <w:bookmarkStart w:id="156" w:name="Recommendation_1"/>
+            <w:bookmarkEnd w:id="156"/>
           </w:p>
         </w:tc>
       </w:tr>
@@ -3695,7 +3739,28 @@
         </w:tc>
         <w:tc>
           <w:tcPr>
-            <w:tcW w:w="3402" w:type="dxa"/>
+            <w:tcW w:w="992" w:type="dxa"/>
+            <w:vAlign w:val="center"/>
+          </w:tcPr>
+          <w:p>
+            <w:pPr>
+              <w:pStyle w:val="aa"/>
+              <w:jc w:val="right"/>
+              <w:rPr>
+                <w:rFonts w:ascii="Arial" w:hAnsi="Arial" w:cs="Arial" w:hint="eastAsia"/>
+                <w:bCs/>
+                <w:sz w:val="18"/>
+                <w:szCs w:val="18"/>
+              </w:rPr>
+            </w:pPr>
+            <w:bookmarkStart w:id="157" w:name="TestResultper_2"/>
+            <w:bookmarkEnd w:id="157"/>
+          </w:p>
+        </w:tc>
+        <w:tc>
+          <w:tcPr>
+            <w:tcW w:w="2410" w:type="dxa"/>
+            <w:vAlign w:val="center"/>
           </w:tcPr>
           <w:p>
             <w:pPr>
@@ -3707,8 +3772,8 @@
                 <w:szCs w:val="18"/>
               </w:rPr>
             </w:pPr>
-            <w:bookmarkStart w:id="155" w:name="TestResult_2"/>
-            <w:bookmarkEnd w:id="155"/>
+            <w:bookmarkStart w:id="158" w:name="TestResult_2"/>
+            <w:bookmarkEnd w:id="158"/>
           </w:p>
         </w:tc>
         <w:tc>
@@ -3726,17 +3791,19 @@
                 <w:szCs w:val="18"/>
               </w:rPr>
             </w:pPr>
-            <w:bookmarkStart w:id="156" w:name="GBR"/>
-            <w:bookmarkEnd w:id="156"/>
-          </w:p>
-        </w:tc>
-        <w:tc>
-          <w:tcPr>
-            <w:tcW w:w="3402" w:type="dxa"/>
+            <w:bookmarkStart w:id="159" w:name="GBR"/>
+            <w:bookmarkEnd w:id="159"/>
+          </w:p>
+        </w:tc>
+        <w:tc>
+          <w:tcPr>
+            <w:tcW w:w="992" w:type="dxa"/>
+            <w:vAlign w:val="center"/>
           </w:tcPr>
           <w:p>
             <w:pPr>
               <w:pStyle w:val="aa"/>
+              <w:jc w:val="right"/>
               <w:rPr>
                 <w:rFonts w:ascii="Arial" w:hAnsi="Arial" w:cs="Arial"/>
                 <w:bCs/>
@@ -3744,12 +3811,31 @@
                 <w:szCs w:val="18"/>
               </w:rPr>
             </w:pPr>
-            <w:bookmarkStart w:id="157" w:name="Recommendation_2"/>
-            <w:bookmarkEnd w:id="157"/>
-          </w:p>
-        </w:tc>
-        <w:bookmarkStart w:id="158" w:name="FinalRemark"/>
-        <w:bookmarkEnd w:id="158"/>
+            <w:bookmarkStart w:id="160" w:name="Recommendationper_2"/>
+            <w:bookmarkEnd w:id="160"/>
+          </w:p>
+        </w:tc>
+        <w:tc>
+          <w:tcPr>
+            <w:tcW w:w="2551" w:type="dxa"/>
+            <w:vAlign w:val="center"/>
+          </w:tcPr>
+          <w:p>
+            <w:pPr>
+              <w:pStyle w:val="aa"/>
+              <w:rPr>
+                <w:rFonts w:ascii="Arial" w:hAnsi="Arial" w:cs="Arial"/>
+                <w:bCs/>
+                <w:sz w:val="18"/>
+                <w:szCs w:val="18"/>
+              </w:rPr>
+            </w:pPr>
+            <w:bookmarkStart w:id="161" w:name="Recommendation_2"/>
+            <w:bookmarkEnd w:id="161"/>
+          </w:p>
+        </w:tc>
+        <w:bookmarkStart w:id="162" w:name="FinalRemark"/>
+        <w:bookmarkEnd w:id="162"/>
       </w:tr>
       <w:tr>
         <w:trPr>
@@ -3771,30 +3857,33 @@
                 <w:szCs w:val="18"/>
               </w:rPr>
             </w:pPr>
-            <w:bookmarkStart w:id="159" w:name="GBTR"/>
-            <w:bookmarkEnd w:id="159"/>
-          </w:p>
-        </w:tc>
-        <w:tc>
-          <w:tcPr>
-            <w:tcW w:w="3402" w:type="dxa"/>
+            <w:bookmarkStart w:id="163" w:name="GBTR"/>
+            <w:bookmarkEnd w:id="163"/>
+          </w:p>
+        </w:tc>
+        <w:tc>
+          <w:tcPr>
+            <w:tcW w:w="992" w:type="dxa"/>
+            <w:vAlign w:val="center"/>
           </w:tcPr>
           <w:p>
             <w:pPr>
               <w:pStyle w:val="aa"/>
+              <w:jc w:val="right"/>
               <w:rPr>
                 <w:noProof/>
                 <w:sz w:val="21"/>
                 <w:szCs w:val="21"/>
               </w:rPr>
             </w:pPr>
-            <w:bookmarkStart w:id="160" w:name="TestResult_3"/>
-            <w:bookmarkEnd w:id="160"/>
-          </w:p>
-        </w:tc>
-        <w:tc>
-          <w:tcPr>
-            <w:tcW w:w="1843" w:type="dxa"/>
+            <w:bookmarkStart w:id="164" w:name="TestResultper_3"/>
+            <w:bookmarkEnd w:id="164"/>
+          </w:p>
+        </w:tc>
+        <w:tc>
+          <w:tcPr>
+            <w:tcW w:w="2410" w:type="dxa"/>
+            <w:vAlign w:val="center"/>
           </w:tcPr>
           <w:p>
             <w:pPr>
@@ -3805,11 +3894,13 @@
                 <w:szCs w:val="21"/>
               </w:rPr>
             </w:pPr>
-          </w:p>
-        </w:tc>
-        <w:tc>
-          <w:tcPr>
-            <w:tcW w:w="3402" w:type="dxa"/>
+            <w:bookmarkStart w:id="165" w:name="TestResult_3"/>
+            <w:bookmarkEnd w:id="165"/>
+          </w:p>
+        </w:tc>
+        <w:tc>
+          <w:tcPr>
+            <w:tcW w:w="1843" w:type="dxa"/>
           </w:tcPr>
           <w:p>
             <w:pPr>
@@ -3820,8 +3911,43 @@
                 <w:szCs w:val="21"/>
               </w:rPr>
             </w:pPr>
-            <w:bookmarkStart w:id="161" w:name="Recommendation_3"/>
-            <w:bookmarkEnd w:id="161"/>
+          </w:p>
+        </w:tc>
+        <w:tc>
+          <w:tcPr>
+            <w:tcW w:w="992" w:type="dxa"/>
+            <w:vAlign w:val="center"/>
+          </w:tcPr>
+          <w:p>
+            <w:pPr>
+              <w:pStyle w:val="aa"/>
+              <w:jc w:val="right"/>
+              <w:rPr>
+                <w:noProof/>
+                <w:sz w:val="21"/>
+                <w:szCs w:val="21"/>
+              </w:rPr>
+            </w:pPr>
+            <w:bookmarkStart w:id="166" w:name="Recommendationper_3"/>
+            <w:bookmarkEnd w:id="166"/>
+          </w:p>
+        </w:tc>
+        <w:tc>
+          <w:tcPr>
+            <w:tcW w:w="2551" w:type="dxa"/>
+            <w:vAlign w:val="center"/>
+          </w:tcPr>
+          <w:p>
+            <w:pPr>
+              <w:pStyle w:val="aa"/>
+              <w:rPr>
+                <w:noProof/>
+                <w:sz w:val="21"/>
+                <w:szCs w:val="21"/>
+              </w:rPr>
+            </w:pPr>
+            <w:bookmarkStart w:id="167" w:name="Recommendation_3"/>
+            <w:bookmarkEnd w:id="167"/>
           </w:p>
         </w:tc>
       </w:tr>
@@ -3849,24 +3975,27 @@
         </w:tc>
         <w:tc>
           <w:tcPr>
-            <w:tcW w:w="3402" w:type="dxa"/>
+            <w:tcW w:w="992" w:type="dxa"/>
+            <w:vAlign w:val="center"/>
           </w:tcPr>
           <w:p>
             <w:pPr>
               <w:pStyle w:val="aa"/>
+              <w:jc w:val="right"/>
               <w:rPr>
                 <w:noProof/>
                 <w:sz w:val="21"/>
                 <w:szCs w:val="21"/>
               </w:rPr>
             </w:pPr>
-            <w:bookmarkStart w:id="162" w:name="TestResult_4"/>
-            <w:bookmarkEnd w:id="162"/>
-          </w:p>
-        </w:tc>
-        <w:tc>
-          <w:tcPr>
-            <w:tcW w:w="1843" w:type="dxa"/>
+            <w:bookmarkStart w:id="168" w:name="TestResultper_4"/>
+            <w:bookmarkEnd w:id="168"/>
+          </w:p>
+        </w:tc>
+        <w:tc>
+          <w:tcPr>
+            <w:tcW w:w="2410" w:type="dxa"/>
+            <w:vAlign w:val="center"/>
           </w:tcPr>
           <w:p>
             <w:pPr>
@@ -3877,11 +4006,13 @@
                 <w:szCs w:val="21"/>
               </w:rPr>
             </w:pPr>
-          </w:p>
-        </w:tc>
-        <w:tc>
-          <w:tcPr>
-            <w:tcW w:w="3402" w:type="dxa"/>
+            <w:bookmarkStart w:id="169" w:name="TestResult_4"/>
+            <w:bookmarkEnd w:id="169"/>
+          </w:p>
+        </w:tc>
+        <w:tc>
+          <w:tcPr>
+            <w:tcW w:w="1843" w:type="dxa"/>
           </w:tcPr>
           <w:p>
             <w:pPr>
@@ -3892,8 +4023,43 @@
                 <w:szCs w:val="21"/>
               </w:rPr>
             </w:pPr>
-            <w:bookmarkStart w:id="163" w:name="Recommendation_4"/>
-            <w:bookmarkEnd w:id="163"/>
+          </w:p>
+        </w:tc>
+        <w:tc>
+          <w:tcPr>
+            <w:tcW w:w="992" w:type="dxa"/>
+            <w:vAlign w:val="center"/>
+          </w:tcPr>
+          <w:p>
+            <w:pPr>
+              <w:pStyle w:val="aa"/>
+              <w:jc w:val="right"/>
+              <w:rPr>
+                <w:noProof/>
+                <w:sz w:val="21"/>
+                <w:szCs w:val="21"/>
+              </w:rPr>
+            </w:pPr>
+            <w:bookmarkStart w:id="170" w:name="Recommendationper_4"/>
+            <w:bookmarkEnd w:id="170"/>
+          </w:p>
+        </w:tc>
+        <w:tc>
+          <w:tcPr>
+            <w:tcW w:w="2551" w:type="dxa"/>
+            <w:vAlign w:val="center"/>
+          </w:tcPr>
+          <w:p>
+            <w:pPr>
+              <w:pStyle w:val="aa"/>
+              <w:rPr>
+                <w:noProof/>
+                <w:sz w:val="21"/>
+                <w:szCs w:val="21"/>
+              </w:rPr>
+            </w:pPr>
+            <w:bookmarkStart w:id="171" w:name="Recommendation_4"/>
+            <w:bookmarkEnd w:id="171"/>
           </w:p>
         </w:tc>
       </w:tr>
@@ -3920,24 +4086,27 @@
         </w:tc>
         <w:tc>
           <w:tcPr>
-            <w:tcW w:w="3402" w:type="dxa"/>
+            <w:tcW w:w="992" w:type="dxa"/>
+            <w:vAlign w:val="center"/>
           </w:tcPr>
           <w:p>
             <w:pPr>
               <w:pStyle w:val="aa"/>
+              <w:jc w:val="right"/>
               <w:rPr>
                 <w:noProof/>
                 <w:sz w:val="21"/>
                 <w:szCs w:val="21"/>
               </w:rPr>
             </w:pPr>
-            <w:bookmarkStart w:id="164" w:name="TestResult_5"/>
-            <w:bookmarkEnd w:id="164"/>
-          </w:p>
-        </w:tc>
-        <w:tc>
-          <w:tcPr>
-            <w:tcW w:w="1843" w:type="dxa"/>
+            <w:bookmarkStart w:id="172" w:name="TestResultper_5"/>
+            <w:bookmarkEnd w:id="172"/>
+          </w:p>
+        </w:tc>
+        <w:tc>
+          <w:tcPr>
+            <w:tcW w:w="2410" w:type="dxa"/>
+            <w:vAlign w:val="center"/>
           </w:tcPr>
           <w:p>
             <w:pPr>
@@ -3948,11 +4117,13 @@
                 <w:szCs w:val="21"/>
               </w:rPr>
             </w:pPr>
-          </w:p>
-        </w:tc>
-        <w:tc>
-          <w:tcPr>
-            <w:tcW w:w="3402" w:type="dxa"/>
+            <w:bookmarkStart w:id="173" w:name="TestResult_5"/>
+            <w:bookmarkEnd w:id="173"/>
+          </w:p>
+        </w:tc>
+        <w:tc>
+          <w:tcPr>
+            <w:tcW w:w="1843" w:type="dxa"/>
           </w:tcPr>
           <w:p>
             <w:pPr>
@@ -3963,8 +4134,43 @@
                 <w:szCs w:val="21"/>
               </w:rPr>
             </w:pPr>
-            <w:bookmarkStart w:id="165" w:name="Recommendation_5"/>
-            <w:bookmarkEnd w:id="165"/>
+          </w:p>
+        </w:tc>
+        <w:tc>
+          <w:tcPr>
+            <w:tcW w:w="992" w:type="dxa"/>
+            <w:vAlign w:val="center"/>
+          </w:tcPr>
+          <w:p>
+            <w:pPr>
+              <w:pStyle w:val="aa"/>
+              <w:jc w:val="right"/>
+              <w:rPr>
+                <w:noProof/>
+                <w:sz w:val="21"/>
+                <w:szCs w:val="21"/>
+              </w:rPr>
+            </w:pPr>
+            <w:bookmarkStart w:id="174" w:name="Recommendationper_5"/>
+            <w:bookmarkEnd w:id="174"/>
+          </w:p>
+        </w:tc>
+        <w:tc>
+          <w:tcPr>
+            <w:tcW w:w="2551" w:type="dxa"/>
+            <w:vAlign w:val="center"/>
+          </w:tcPr>
+          <w:p>
+            <w:pPr>
+              <w:pStyle w:val="aa"/>
+              <w:rPr>
+                <w:noProof/>
+                <w:sz w:val="21"/>
+                <w:szCs w:val="21"/>
+              </w:rPr>
+            </w:pPr>
+            <w:bookmarkStart w:id="175" w:name="Recommendation_5"/>
+            <w:bookmarkEnd w:id="175"/>
           </w:p>
         </w:tc>
       </w:tr>
@@ -3991,24 +4197,27 @@
         </w:tc>
         <w:tc>
           <w:tcPr>
-            <w:tcW w:w="3402" w:type="dxa"/>
+            <w:tcW w:w="992" w:type="dxa"/>
+            <w:vAlign w:val="center"/>
           </w:tcPr>
           <w:p>
             <w:pPr>
               <w:pStyle w:val="aa"/>
+              <w:jc w:val="right"/>
               <w:rPr>
                 <w:noProof/>
                 <w:sz w:val="21"/>
                 <w:szCs w:val="21"/>
               </w:rPr>
             </w:pPr>
-            <w:bookmarkStart w:id="166" w:name="TestResult_6"/>
-            <w:bookmarkEnd w:id="166"/>
-          </w:p>
-        </w:tc>
-        <w:tc>
-          <w:tcPr>
-            <w:tcW w:w="1843" w:type="dxa"/>
+            <w:bookmarkStart w:id="176" w:name="TestResultper_6"/>
+            <w:bookmarkEnd w:id="176"/>
+          </w:p>
+        </w:tc>
+        <w:tc>
+          <w:tcPr>
+            <w:tcW w:w="2410" w:type="dxa"/>
+            <w:vAlign w:val="center"/>
           </w:tcPr>
           <w:p>
             <w:pPr>
@@ -4019,11 +4228,13 @@
                 <w:szCs w:val="21"/>
               </w:rPr>
             </w:pPr>
-          </w:p>
-        </w:tc>
-        <w:tc>
-          <w:tcPr>
-            <w:tcW w:w="3402" w:type="dxa"/>
+            <w:bookmarkStart w:id="177" w:name="TestResult_6"/>
+            <w:bookmarkEnd w:id="177"/>
+          </w:p>
+        </w:tc>
+        <w:tc>
+          <w:tcPr>
+            <w:tcW w:w="1843" w:type="dxa"/>
           </w:tcPr>
           <w:p>
             <w:pPr>
@@ -4034,8 +4245,43 @@
                 <w:szCs w:val="21"/>
               </w:rPr>
             </w:pPr>
-            <w:bookmarkStart w:id="167" w:name="Recommendation_6"/>
-            <w:bookmarkEnd w:id="167"/>
+          </w:p>
+        </w:tc>
+        <w:tc>
+          <w:tcPr>
+            <w:tcW w:w="992" w:type="dxa"/>
+            <w:vAlign w:val="center"/>
+          </w:tcPr>
+          <w:p>
+            <w:pPr>
+              <w:pStyle w:val="aa"/>
+              <w:jc w:val="right"/>
+              <w:rPr>
+                <w:noProof/>
+                <w:sz w:val="21"/>
+                <w:szCs w:val="21"/>
+              </w:rPr>
+            </w:pPr>
+            <w:bookmarkStart w:id="178" w:name="Recommendationper_6"/>
+            <w:bookmarkEnd w:id="178"/>
+          </w:p>
+        </w:tc>
+        <w:tc>
+          <w:tcPr>
+            <w:tcW w:w="2551" w:type="dxa"/>
+            <w:vAlign w:val="center"/>
+          </w:tcPr>
+          <w:p>
+            <w:pPr>
+              <w:pStyle w:val="aa"/>
+              <w:rPr>
+                <w:noProof/>
+                <w:sz w:val="21"/>
+                <w:szCs w:val="21"/>
+              </w:rPr>
+            </w:pPr>
+            <w:bookmarkStart w:id="179" w:name="Recommendation_6"/>
+            <w:bookmarkEnd w:id="179"/>
           </w:p>
         </w:tc>
       </w:tr>
@@ -4062,24 +4308,27 @@
         </w:tc>
         <w:tc>
           <w:tcPr>
-            <w:tcW w:w="3402" w:type="dxa"/>
+            <w:tcW w:w="992" w:type="dxa"/>
+            <w:vAlign w:val="center"/>
           </w:tcPr>
           <w:p>
             <w:pPr>
               <w:pStyle w:val="aa"/>
+              <w:jc w:val="right"/>
               <w:rPr>
                 <w:noProof/>
                 <w:sz w:val="21"/>
                 <w:szCs w:val="21"/>
               </w:rPr>
             </w:pPr>
-            <w:bookmarkStart w:id="168" w:name="TestResult_7"/>
-            <w:bookmarkEnd w:id="168"/>
-          </w:p>
-        </w:tc>
-        <w:tc>
-          <w:tcPr>
-            <w:tcW w:w="1843" w:type="dxa"/>
+            <w:bookmarkStart w:id="180" w:name="TestResultper_7"/>
+            <w:bookmarkEnd w:id="180"/>
+          </w:p>
+        </w:tc>
+        <w:tc>
+          <w:tcPr>
+            <w:tcW w:w="2410" w:type="dxa"/>
+            <w:vAlign w:val="center"/>
           </w:tcPr>
           <w:p>
             <w:pPr>
@@ -4090,11 +4339,13 @@
                 <w:szCs w:val="21"/>
               </w:rPr>
             </w:pPr>
-          </w:p>
-        </w:tc>
-        <w:tc>
-          <w:tcPr>
-            <w:tcW w:w="3402" w:type="dxa"/>
+            <w:bookmarkStart w:id="181" w:name="TestResult_7"/>
+            <w:bookmarkEnd w:id="181"/>
+          </w:p>
+        </w:tc>
+        <w:tc>
+          <w:tcPr>
+            <w:tcW w:w="1843" w:type="dxa"/>
           </w:tcPr>
           <w:p>
             <w:pPr>
@@ -4105,8 +4356,43 @@
                 <w:szCs w:val="21"/>
               </w:rPr>
             </w:pPr>
-            <w:bookmarkStart w:id="169" w:name="Recommendation_7"/>
-            <w:bookmarkEnd w:id="169"/>
+          </w:p>
+        </w:tc>
+        <w:tc>
+          <w:tcPr>
+            <w:tcW w:w="992" w:type="dxa"/>
+            <w:vAlign w:val="center"/>
+          </w:tcPr>
+          <w:p>
+            <w:pPr>
+              <w:pStyle w:val="aa"/>
+              <w:jc w:val="right"/>
+              <w:rPr>
+                <w:noProof/>
+                <w:sz w:val="21"/>
+                <w:szCs w:val="21"/>
+              </w:rPr>
+            </w:pPr>
+            <w:bookmarkStart w:id="182" w:name="Recommendationper_7"/>
+            <w:bookmarkEnd w:id="182"/>
+          </w:p>
+        </w:tc>
+        <w:tc>
+          <w:tcPr>
+            <w:tcW w:w="2551" w:type="dxa"/>
+            <w:vAlign w:val="center"/>
+          </w:tcPr>
+          <w:p>
+            <w:pPr>
+              <w:pStyle w:val="aa"/>
+              <w:rPr>
+                <w:noProof/>
+                <w:sz w:val="21"/>
+                <w:szCs w:val="21"/>
+              </w:rPr>
+            </w:pPr>
+            <w:bookmarkStart w:id="183" w:name="Recommendation_7"/>
+            <w:bookmarkEnd w:id="183"/>
           </w:p>
         </w:tc>
       </w:tr>
@@ -4133,24 +4419,27 @@
         </w:tc>
         <w:tc>
           <w:tcPr>
-            <w:tcW w:w="3402" w:type="dxa"/>
+            <w:tcW w:w="992" w:type="dxa"/>
+            <w:vAlign w:val="center"/>
           </w:tcPr>
           <w:p>
             <w:pPr>
               <w:pStyle w:val="aa"/>
+              <w:jc w:val="right"/>
               <w:rPr>
                 <w:noProof/>
                 <w:sz w:val="21"/>
                 <w:szCs w:val="21"/>
               </w:rPr>
             </w:pPr>
-            <w:bookmarkStart w:id="170" w:name="TestResult_8"/>
-            <w:bookmarkEnd w:id="170"/>
-          </w:p>
-        </w:tc>
-        <w:tc>
-          <w:tcPr>
-            <w:tcW w:w="1843" w:type="dxa"/>
+            <w:bookmarkStart w:id="184" w:name="TestResultper_8"/>
+            <w:bookmarkEnd w:id="184"/>
+          </w:p>
+        </w:tc>
+        <w:tc>
+          <w:tcPr>
+            <w:tcW w:w="2410" w:type="dxa"/>
+            <w:vAlign w:val="center"/>
           </w:tcPr>
           <w:p>
             <w:pPr>
@@ -4161,11 +4450,13 @@
                 <w:szCs w:val="21"/>
               </w:rPr>
             </w:pPr>
-          </w:p>
-        </w:tc>
-        <w:tc>
-          <w:tcPr>
-            <w:tcW w:w="3402" w:type="dxa"/>
+            <w:bookmarkStart w:id="185" w:name="TestResult_8"/>
+            <w:bookmarkEnd w:id="185"/>
+          </w:p>
+        </w:tc>
+        <w:tc>
+          <w:tcPr>
+            <w:tcW w:w="1843" w:type="dxa"/>
           </w:tcPr>
           <w:p>
             <w:pPr>
@@ -4176,8 +4467,43 @@
                 <w:szCs w:val="21"/>
               </w:rPr>
             </w:pPr>
-            <w:bookmarkStart w:id="171" w:name="Recommendation_8"/>
-            <w:bookmarkEnd w:id="171"/>
+          </w:p>
+        </w:tc>
+        <w:tc>
+          <w:tcPr>
+            <w:tcW w:w="992" w:type="dxa"/>
+            <w:vAlign w:val="center"/>
+          </w:tcPr>
+          <w:p>
+            <w:pPr>
+              <w:pStyle w:val="aa"/>
+              <w:jc w:val="right"/>
+              <w:rPr>
+                <w:noProof/>
+                <w:sz w:val="21"/>
+                <w:szCs w:val="21"/>
+              </w:rPr>
+            </w:pPr>
+            <w:bookmarkStart w:id="186" w:name="Recommendationper_8"/>
+            <w:bookmarkEnd w:id="186"/>
+          </w:p>
+        </w:tc>
+        <w:tc>
+          <w:tcPr>
+            <w:tcW w:w="2551" w:type="dxa"/>
+            <w:vAlign w:val="center"/>
+          </w:tcPr>
+          <w:p>
+            <w:pPr>
+              <w:pStyle w:val="aa"/>
+              <w:rPr>
+                <w:noProof/>
+                <w:sz w:val="21"/>
+                <w:szCs w:val="21"/>
+              </w:rPr>
+            </w:pPr>
+            <w:bookmarkStart w:id="187" w:name="Recommendation_8"/>
+            <w:bookmarkEnd w:id="187"/>
           </w:p>
         </w:tc>
       </w:tr>
@@ -4204,24 +4530,27 @@
         </w:tc>
         <w:tc>
           <w:tcPr>
-            <w:tcW w:w="3402" w:type="dxa"/>
+            <w:tcW w:w="992" w:type="dxa"/>
+            <w:vAlign w:val="center"/>
           </w:tcPr>
           <w:p>
             <w:pPr>
               <w:pStyle w:val="aa"/>
+              <w:jc w:val="right"/>
               <w:rPr>
                 <w:noProof/>
                 <w:sz w:val="21"/>
                 <w:szCs w:val="21"/>
               </w:rPr>
             </w:pPr>
-            <w:bookmarkStart w:id="172" w:name="TestResult_9"/>
-            <w:bookmarkEnd w:id="172"/>
-          </w:p>
-        </w:tc>
-        <w:tc>
-          <w:tcPr>
-            <w:tcW w:w="1843" w:type="dxa"/>
+            <w:bookmarkStart w:id="188" w:name="TestResultper_9"/>
+            <w:bookmarkEnd w:id="188"/>
+          </w:p>
+        </w:tc>
+        <w:tc>
+          <w:tcPr>
+            <w:tcW w:w="2410" w:type="dxa"/>
+            <w:vAlign w:val="center"/>
           </w:tcPr>
           <w:p>
             <w:pPr>
@@ -4232,11 +4561,13 @@
                 <w:szCs w:val="21"/>
               </w:rPr>
             </w:pPr>
-          </w:p>
-        </w:tc>
-        <w:tc>
-          <w:tcPr>
-            <w:tcW w:w="3402" w:type="dxa"/>
+            <w:bookmarkStart w:id="189" w:name="TestResult_9"/>
+            <w:bookmarkEnd w:id="189"/>
+          </w:p>
+        </w:tc>
+        <w:tc>
+          <w:tcPr>
+            <w:tcW w:w="1843" w:type="dxa"/>
           </w:tcPr>
           <w:p>
             <w:pPr>
@@ -4247,8 +4578,43 @@
                 <w:szCs w:val="21"/>
               </w:rPr>
             </w:pPr>
-            <w:bookmarkStart w:id="173" w:name="Recommendation_9"/>
-            <w:bookmarkEnd w:id="173"/>
+          </w:p>
+        </w:tc>
+        <w:tc>
+          <w:tcPr>
+            <w:tcW w:w="992" w:type="dxa"/>
+            <w:vAlign w:val="center"/>
+          </w:tcPr>
+          <w:p>
+            <w:pPr>
+              <w:pStyle w:val="aa"/>
+              <w:jc w:val="right"/>
+              <w:rPr>
+                <w:noProof/>
+                <w:sz w:val="21"/>
+                <w:szCs w:val="21"/>
+              </w:rPr>
+            </w:pPr>
+            <w:bookmarkStart w:id="190" w:name="Recommendationper_9"/>
+            <w:bookmarkEnd w:id="190"/>
+          </w:p>
+        </w:tc>
+        <w:tc>
+          <w:tcPr>
+            <w:tcW w:w="2551" w:type="dxa"/>
+            <w:vAlign w:val="center"/>
+          </w:tcPr>
+          <w:p>
+            <w:pPr>
+              <w:pStyle w:val="aa"/>
+              <w:rPr>
+                <w:noProof/>
+                <w:sz w:val="21"/>
+                <w:szCs w:val="21"/>
+              </w:rPr>
+            </w:pPr>
+            <w:bookmarkStart w:id="191" w:name="Recommendation_9"/>
+            <w:bookmarkEnd w:id="191"/>
           </w:p>
         </w:tc>
       </w:tr>
@@ -4275,24 +4641,27 @@
         </w:tc>
         <w:tc>
           <w:tcPr>
-            <w:tcW w:w="3402" w:type="dxa"/>
+            <w:tcW w:w="992" w:type="dxa"/>
+            <w:vAlign w:val="center"/>
           </w:tcPr>
           <w:p>
             <w:pPr>
               <w:pStyle w:val="aa"/>
+              <w:jc w:val="right"/>
               <w:rPr>
                 <w:noProof/>
                 <w:sz w:val="21"/>
                 <w:szCs w:val="21"/>
               </w:rPr>
             </w:pPr>
-            <w:bookmarkStart w:id="174" w:name="TestResult_10"/>
-            <w:bookmarkEnd w:id="174"/>
-          </w:p>
-        </w:tc>
-        <w:tc>
-          <w:tcPr>
-            <w:tcW w:w="1843" w:type="dxa"/>
+            <w:bookmarkStart w:id="192" w:name="TestResultper_10"/>
+            <w:bookmarkEnd w:id="192"/>
+          </w:p>
+        </w:tc>
+        <w:tc>
+          <w:tcPr>
+            <w:tcW w:w="2410" w:type="dxa"/>
+            <w:vAlign w:val="center"/>
           </w:tcPr>
           <w:p>
             <w:pPr>
@@ -4303,11 +4672,13 @@
                 <w:szCs w:val="21"/>
               </w:rPr>
             </w:pPr>
-          </w:p>
-        </w:tc>
-        <w:tc>
-          <w:tcPr>
-            <w:tcW w:w="3402" w:type="dxa"/>
+            <w:bookmarkStart w:id="193" w:name="TestResult_10"/>
+            <w:bookmarkEnd w:id="193"/>
+          </w:p>
+        </w:tc>
+        <w:tc>
+          <w:tcPr>
+            <w:tcW w:w="1843" w:type="dxa"/>
           </w:tcPr>
           <w:p>
             <w:pPr>
@@ -4318,8 +4689,43 @@
                 <w:szCs w:val="21"/>
               </w:rPr>
             </w:pPr>
-            <w:bookmarkStart w:id="175" w:name="Recommendation_10"/>
-            <w:bookmarkEnd w:id="175"/>
+          </w:p>
+        </w:tc>
+        <w:tc>
+          <w:tcPr>
+            <w:tcW w:w="992" w:type="dxa"/>
+            <w:vAlign w:val="center"/>
+          </w:tcPr>
+          <w:p>
+            <w:pPr>
+              <w:pStyle w:val="aa"/>
+              <w:jc w:val="right"/>
+              <w:rPr>
+                <w:noProof/>
+                <w:sz w:val="21"/>
+                <w:szCs w:val="21"/>
+              </w:rPr>
+            </w:pPr>
+            <w:bookmarkStart w:id="194" w:name="Recommendationper_10"/>
+            <w:bookmarkEnd w:id="194"/>
+          </w:p>
+        </w:tc>
+        <w:tc>
+          <w:tcPr>
+            <w:tcW w:w="2551" w:type="dxa"/>
+            <w:vAlign w:val="center"/>
+          </w:tcPr>
+          <w:p>
+            <w:pPr>
+              <w:pStyle w:val="aa"/>
+              <w:rPr>
+                <w:noProof/>
+                <w:sz w:val="21"/>
+                <w:szCs w:val="21"/>
+              </w:rPr>
+            </w:pPr>
+            <w:bookmarkStart w:id="195" w:name="Recommendation_10"/>
+            <w:bookmarkEnd w:id="195"/>
           </w:p>
         </w:tc>
       </w:tr>
@@ -4377,8 +4783,8 @@
               </w:rPr>
               <w:t>Conclusion:</w:t>
             </w:r>
-            <w:bookmarkStart w:id="176" w:name="Conclusion"/>
-            <w:bookmarkEnd w:id="176"/>
+            <w:bookmarkStart w:id="196" w:name="Conclusion"/>
+            <w:bookmarkEnd w:id="196"/>
           </w:p>
         </w:tc>
         <w:tc>
@@ -4394,8 +4800,8 @@
                 <w:szCs w:val="18"/>
               </w:rPr>
             </w:pPr>
-            <w:bookmarkStart w:id="177" w:name="VertifyResult"/>
-            <w:bookmarkEnd w:id="177"/>
+            <w:bookmarkStart w:id="197" w:name="VertifyResult"/>
+            <w:bookmarkEnd w:id="197"/>
           </w:p>
         </w:tc>
       </w:tr>
@@ -4453,8 +4859,8 @@
               </w:rPr>
               <w:t>Remark:</w:t>
             </w:r>
-            <w:bookmarkStart w:id="178" w:name="Remark"/>
-            <w:bookmarkEnd w:id="178"/>
+            <w:bookmarkStart w:id="198" w:name="Remark"/>
+            <w:bookmarkEnd w:id="198"/>
           </w:p>
         </w:tc>
         <w:tc>
@@ -4470,8 +4876,8 @@
                 <w:szCs w:val="18"/>
               </w:rPr>
             </w:pPr>
-            <w:bookmarkStart w:id="179" w:name="ResultRemark"/>
-            <w:bookmarkEnd w:id="179"/>
+            <w:bookmarkStart w:id="199" w:name="ResultRemark"/>
+            <w:bookmarkEnd w:id="199"/>
           </w:p>
         </w:tc>
         <w:tc>
@@ -4487,8 +4893,8 @@
                 <w:szCs w:val="18"/>
               </w:rPr>
             </w:pPr>
-            <w:bookmarkStart w:id="180" w:name="LabelRemark"/>
-            <w:bookmarkEnd w:id="180"/>
+            <w:bookmarkStart w:id="200" w:name="LabelRemark"/>
+            <w:bookmarkEnd w:id="200"/>
           </w:p>
         </w:tc>
       </w:tr>
@@ -4524,8 +4930,8 @@
                 <w:szCs w:val="18"/>
               </w:rPr>
             </w:pPr>
-            <w:bookmarkStart w:id="181" w:name="JudgmentLabelRemark"/>
-            <w:bookmarkEnd w:id="181"/>
+            <w:bookmarkStart w:id="201" w:name="JudgmentLabelRemark"/>
+            <w:bookmarkEnd w:id="201"/>
           </w:p>
         </w:tc>
       </w:tr>
@@ -4561,8 +4967,8 @@
                 <w:szCs w:val="18"/>
               </w:rPr>
             </w:pPr>
-            <w:bookmarkStart w:id="182" w:name="LanguageLabelRemark"/>
-            <w:bookmarkEnd w:id="182"/>
+            <w:bookmarkStart w:id="202" w:name="LanguageLabelRemark"/>
+            <w:bookmarkEnd w:id="202"/>
           </w:p>
         </w:tc>
       </w:tr>
@@ -5010,8 +5416,8 @@
                 <w:szCs w:val="16"/>
               </w:rPr>
             </w:pPr>
-            <w:bookmarkStart w:id="183" w:name="Description1"/>
-            <w:bookmarkEnd w:id="183"/>
+            <w:bookmarkStart w:id="203" w:name="Description1"/>
+            <w:bookmarkEnd w:id="203"/>
           </w:p>
         </w:tc>
         <w:tc>
@@ -5027,8 +5433,8 @@
                 <w:szCs w:val="18"/>
               </w:rPr>
             </w:pPr>
-            <w:bookmarkStart w:id="184" w:name="Component1"/>
-            <w:bookmarkEnd w:id="184"/>
+            <w:bookmarkStart w:id="204" w:name="Component1"/>
+            <w:bookmarkEnd w:id="204"/>
           </w:p>
         </w:tc>
         <w:tc>
@@ -5045,8 +5451,8 @@
                 <w:szCs w:val="13"/>
               </w:rPr>
             </w:pPr>
-            <w:bookmarkStart w:id="185" w:name="WeighingA1"/>
-            <w:bookmarkEnd w:id="185"/>
+            <w:bookmarkStart w:id="205" w:name="WeighingA1"/>
+            <w:bookmarkEnd w:id="205"/>
           </w:p>
         </w:tc>
         <w:tc>
@@ -5063,8 +5469,8 @@
                 <w:szCs w:val="13"/>
               </w:rPr>
             </w:pPr>
-            <w:bookmarkStart w:id="186" w:name="TotalA1"/>
-            <w:bookmarkEnd w:id="186"/>
+            <w:bookmarkStart w:id="206" w:name="TotalA1"/>
+            <w:bookmarkEnd w:id="206"/>
           </w:p>
         </w:tc>
         <w:tc>
@@ -5081,8 +5487,8 @@
                 <w:szCs w:val="13"/>
               </w:rPr>
             </w:pPr>
-            <w:bookmarkStart w:id="187" w:name="sampleA1"/>
-            <w:bookmarkEnd w:id="187"/>
+            <w:bookmarkStart w:id="207" w:name="sampleA1"/>
+            <w:bookmarkEnd w:id="207"/>
           </w:p>
         </w:tc>
         <w:tc>
@@ -5099,8 +5505,8 @@
                 <w:szCs w:val="13"/>
               </w:rPr>
             </w:pPr>
-            <w:bookmarkStart w:id="188" w:name="WeighingB1"/>
-            <w:bookmarkEnd w:id="188"/>
+            <w:bookmarkStart w:id="208" w:name="WeighingB1"/>
+            <w:bookmarkEnd w:id="208"/>
           </w:p>
         </w:tc>
         <w:tc>
@@ -5117,8 +5523,8 @@
                 <w:szCs w:val="13"/>
               </w:rPr>
             </w:pPr>
-            <w:bookmarkStart w:id="189" w:name="TotalB1"/>
-            <w:bookmarkEnd w:id="189"/>
+            <w:bookmarkStart w:id="209" w:name="TotalB1"/>
+            <w:bookmarkEnd w:id="209"/>
           </w:p>
         </w:tc>
         <w:tc>
@@ -5135,8 +5541,8 @@
                 <w:szCs w:val="13"/>
               </w:rPr>
             </w:pPr>
-            <w:bookmarkStart w:id="190" w:name="sampleB1"/>
-            <w:bookmarkEnd w:id="190"/>
+            <w:bookmarkStart w:id="210" w:name="sampleB1"/>
+            <w:bookmarkEnd w:id="210"/>
           </w:p>
         </w:tc>
       </w:tr>
@@ -5159,8 +5565,8 @@
                 <w:szCs w:val="16"/>
               </w:rPr>
             </w:pPr>
-            <w:bookmarkStart w:id="191" w:name="Description2"/>
-            <w:bookmarkEnd w:id="191"/>
+            <w:bookmarkStart w:id="211" w:name="Description2"/>
+            <w:bookmarkEnd w:id="211"/>
           </w:p>
         </w:tc>
         <w:tc>
@@ -5176,8 +5582,8 @@
                 <w:szCs w:val="18"/>
               </w:rPr>
             </w:pPr>
-            <w:bookmarkStart w:id="192" w:name="Component2"/>
-            <w:bookmarkEnd w:id="192"/>
+            <w:bookmarkStart w:id="212" w:name="Component2"/>
+            <w:bookmarkEnd w:id="212"/>
           </w:p>
         </w:tc>
         <w:tc>
@@ -5194,8 +5600,8 @@
                 <w:szCs w:val="13"/>
               </w:rPr>
             </w:pPr>
-            <w:bookmarkStart w:id="193" w:name="WeighingA2"/>
-            <w:bookmarkEnd w:id="193"/>
+            <w:bookmarkStart w:id="213" w:name="WeighingA2"/>
+            <w:bookmarkEnd w:id="213"/>
           </w:p>
         </w:tc>
         <w:tc>
@@ -5212,8 +5618,8 @@
                 <w:szCs w:val="13"/>
               </w:rPr>
             </w:pPr>
-            <w:bookmarkStart w:id="194" w:name="TotalA2"/>
-            <w:bookmarkEnd w:id="194"/>
+            <w:bookmarkStart w:id="214" w:name="TotalA2"/>
+            <w:bookmarkEnd w:id="214"/>
           </w:p>
         </w:tc>
         <w:tc>
@@ -5230,8 +5636,8 @@
                 <w:szCs w:val="13"/>
               </w:rPr>
             </w:pPr>
-            <w:bookmarkStart w:id="195" w:name="sampleA2"/>
-            <w:bookmarkEnd w:id="195"/>
+            <w:bookmarkStart w:id="215" w:name="sampleA2"/>
+            <w:bookmarkEnd w:id="215"/>
           </w:p>
         </w:tc>
         <w:tc>
@@ -5248,8 +5654,8 @@
                 <w:szCs w:val="13"/>
               </w:rPr>
             </w:pPr>
-            <w:bookmarkStart w:id="196" w:name="WeighingB2"/>
-            <w:bookmarkEnd w:id="196"/>
+            <w:bookmarkStart w:id="216" w:name="WeighingB2"/>
+            <w:bookmarkEnd w:id="216"/>
           </w:p>
         </w:tc>
         <w:tc>
@@ -5266,8 +5672,8 @@
                 <w:szCs w:val="13"/>
               </w:rPr>
             </w:pPr>
-            <w:bookmarkStart w:id="197" w:name="TotalB2"/>
-            <w:bookmarkEnd w:id="197"/>
+            <w:bookmarkStart w:id="217" w:name="TotalB2"/>
+            <w:bookmarkEnd w:id="217"/>
           </w:p>
         </w:tc>
         <w:tc>
@@ -5284,8 +5690,8 @@
                 <w:szCs w:val="13"/>
               </w:rPr>
             </w:pPr>
-            <w:bookmarkStart w:id="198" w:name="sampleB2"/>
-            <w:bookmarkEnd w:id="198"/>
+            <w:bookmarkStart w:id="218" w:name="sampleB2"/>
+            <w:bookmarkEnd w:id="218"/>
           </w:p>
         </w:tc>
       </w:tr>
@@ -5308,8 +5714,8 @@
                 <w:szCs w:val="16"/>
               </w:rPr>
             </w:pPr>
-            <w:bookmarkStart w:id="199" w:name="Description3"/>
-            <w:bookmarkEnd w:id="199"/>
+            <w:bookmarkStart w:id="219" w:name="Description3"/>
+            <w:bookmarkEnd w:id="219"/>
           </w:p>
         </w:tc>
         <w:tc>
@@ -5325,8 +5731,8 @@
                 <w:szCs w:val="18"/>
               </w:rPr>
             </w:pPr>
-            <w:bookmarkStart w:id="200" w:name="Component3"/>
-            <w:bookmarkEnd w:id="200"/>
+            <w:bookmarkStart w:id="220" w:name="Component3"/>
+            <w:bookmarkEnd w:id="220"/>
           </w:p>
         </w:tc>
         <w:tc>
@@ -5343,8 +5749,8 @@
                 <w:szCs w:val="13"/>
               </w:rPr>
             </w:pPr>
-            <w:bookmarkStart w:id="201" w:name="WeighingA3"/>
-            <w:bookmarkEnd w:id="201"/>
+            <w:bookmarkStart w:id="221" w:name="WeighingA3"/>
+            <w:bookmarkEnd w:id="221"/>
           </w:p>
         </w:tc>
         <w:tc>
@@ -5361,8 +5767,8 @@
                 <w:szCs w:val="13"/>
               </w:rPr>
             </w:pPr>
-            <w:bookmarkStart w:id="202" w:name="TotalA3"/>
-            <w:bookmarkEnd w:id="202"/>
+            <w:bookmarkStart w:id="222" w:name="TotalA3"/>
+            <w:bookmarkEnd w:id="222"/>
           </w:p>
         </w:tc>
         <w:tc>
@@ -5379,8 +5785,8 @@
                 <w:szCs w:val="13"/>
               </w:rPr>
             </w:pPr>
-            <w:bookmarkStart w:id="203" w:name="sampleA3"/>
-            <w:bookmarkEnd w:id="203"/>
+            <w:bookmarkStart w:id="223" w:name="sampleA3"/>
+            <w:bookmarkEnd w:id="223"/>
           </w:p>
         </w:tc>
         <w:tc>
@@ -5397,8 +5803,8 @@
                 <w:szCs w:val="13"/>
               </w:rPr>
             </w:pPr>
-            <w:bookmarkStart w:id="204" w:name="WeighingB3"/>
-            <w:bookmarkEnd w:id="204"/>
+            <w:bookmarkStart w:id="224" w:name="WeighingB3"/>
+            <w:bookmarkEnd w:id="224"/>
           </w:p>
         </w:tc>
         <w:tc>
@@ -5417,8 +5823,8 @@
                 <w:szCs w:val="13"/>
               </w:rPr>
             </w:pPr>
-            <w:bookmarkStart w:id="205" w:name="TotalB3"/>
-            <w:bookmarkEnd w:id="205"/>
+            <w:bookmarkStart w:id="225" w:name="TotalB3"/>
+            <w:bookmarkEnd w:id="225"/>
           </w:p>
         </w:tc>
         <w:tc>
@@ -5434,8 +5840,8 @@
                 <w:szCs w:val="13"/>
               </w:rPr>
             </w:pPr>
-            <w:bookmarkStart w:id="206" w:name="sampleB3"/>
-            <w:bookmarkEnd w:id="206"/>
+            <w:bookmarkStart w:id="226" w:name="sampleB3"/>
+            <w:bookmarkEnd w:id="226"/>
           </w:p>
         </w:tc>
       </w:tr>
@@ -5458,8 +5864,8 @@
                 <w:szCs w:val="16"/>
               </w:rPr>
             </w:pPr>
-            <w:bookmarkStart w:id="207" w:name="Description4"/>
-            <w:bookmarkEnd w:id="207"/>
+            <w:bookmarkStart w:id="227" w:name="Description4"/>
+            <w:bookmarkEnd w:id="227"/>
           </w:p>
         </w:tc>
         <w:tc>
@@ -5475,8 +5881,8 @@
                 <w:szCs w:val="18"/>
               </w:rPr>
             </w:pPr>
-            <w:bookmarkStart w:id="208" w:name="Component4"/>
-            <w:bookmarkEnd w:id="208"/>
+            <w:bookmarkStart w:id="228" w:name="Component4"/>
+            <w:bookmarkEnd w:id="228"/>
           </w:p>
         </w:tc>
         <w:tc>
@@ -5493,8 +5899,8 @@
                 <w:szCs w:val="13"/>
               </w:rPr>
             </w:pPr>
-            <w:bookmarkStart w:id="209" w:name="WeighingA4"/>
-            <w:bookmarkEnd w:id="209"/>
+            <w:bookmarkStart w:id="229" w:name="WeighingA4"/>
+            <w:bookmarkEnd w:id="229"/>
           </w:p>
         </w:tc>
         <w:tc>
@@ -5511,8 +5917,8 @@
                 <w:szCs w:val="13"/>
               </w:rPr>
             </w:pPr>
-            <w:bookmarkStart w:id="210" w:name="TotalA4"/>
-            <w:bookmarkEnd w:id="210"/>
+            <w:bookmarkStart w:id="230" w:name="TotalA4"/>
+            <w:bookmarkEnd w:id="230"/>
           </w:p>
         </w:tc>
         <w:tc>
@@ -5529,8 +5935,8 @@
                 <w:szCs w:val="13"/>
               </w:rPr>
             </w:pPr>
-            <w:bookmarkStart w:id="211" w:name="sampleA4"/>
-            <w:bookmarkEnd w:id="211"/>
+            <w:bookmarkStart w:id="231" w:name="sampleA4"/>
+            <w:bookmarkEnd w:id="231"/>
           </w:p>
         </w:tc>
         <w:tc>
@@ -5547,8 +5953,8 @@
                 <w:szCs w:val="13"/>
               </w:rPr>
             </w:pPr>
-            <w:bookmarkStart w:id="212" w:name="WeighingB4"/>
-            <w:bookmarkEnd w:id="212"/>
+            <w:bookmarkStart w:id="232" w:name="WeighingB4"/>
+            <w:bookmarkEnd w:id="232"/>
           </w:p>
         </w:tc>
         <w:tc>
@@ -5565,8 +5971,8 @@
                 <w:szCs w:val="13"/>
               </w:rPr>
             </w:pPr>
-            <w:bookmarkStart w:id="213" w:name="TotalB4"/>
-            <w:bookmarkEnd w:id="213"/>
+            <w:bookmarkStart w:id="233" w:name="TotalB4"/>
+            <w:bookmarkEnd w:id="233"/>
           </w:p>
         </w:tc>
         <w:tc>
@@ -5583,8 +5989,8 @@
                 <w:szCs w:val="13"/>
               </w:rPr>
             </w:pPr>
-            <w:bookmarkStart w:id="214" w:name="sampleB4"/>
-            <w:bookmarkEnd w:id="214"/>
+            <w:bookmarkStart w:id="234" w:name="sampleB4"/>
+            <w:bookmarkEnd w:id="234"/>
           </w:p>
         </w:tc>
       </w:tr>
@@ -5607,8 +6013,8 @@
                 <w:szCs w:val="16"/>
               </w:rPr>
             </w:pPr>
-            <w:bookmarkStart w:id="215" w:name="Description5"/>
-            <w:bookmarkEnd w:id="215"/>
+            <w:bookmarkStart w:id="235" w:name="Description5"/>
+            <w:bookmarkEnd w:id="235"/>
           </w:p>
         </w:tc>
         <w:tc>
@@ -5624,8 +6030,8 @@
                 <w:szCs w:val="18"/>
               </w:rPr>
             </w:pPr>
-            <w:bookmarkStart w:id="216" w:name="Component5"/>
-            <w:bookmarkEnd w:id="216"/>
+            <w:bookmarkStart w:id="236" w:name="Component5"/>
+            <w:bookmarkEnd w:id="236"/>
           </w:p>
         </w:tc>
         <w:tc>
@@ -5642,8 +6048,8 @@
                 <w:szCs w:val="13"/>
               </w:rPr>
             </w:pPr>
-            <w:bookmarkStart w:id="217" w:name="WeighingA5"/>
-            <w:bookmarkEnd w:id="217"/>
+            <w:bookmarkStart w:id="237" w:name="WeighingA5"/>
+            <w:bookmarkEnd w:id="237"/>
           </w:p>
         </w:tc>
         <w:tc>
@@ -5660,8 +6066,8 @@
                 <w:szCs w:val="13"/>
               </w:rPr>
             </w:pPr>
-            <w:bookmarkStart w:id="218" w:name="TotalA5"/>
-            <w:bookmarkEnd w:id="218"/>
+            <w:bookmarkStart w:id="238" w:name="TotalA5"/>
+            <w:bookmarkEnd w:id="238"/>
           </w:p>
         </w:tc>
         <w:tc>
@@ -5678,8 +6084,8 @@
                 <w:szCs w:val="13"/>
               </w:rPr>
             </w:pPr>
-            <w:bookmarkStart w:id="219" w:name="sampleA5"/>
-            <w:bookmarkEnd w:id="219"/>
+            <w:bookmarkStart w:id="239" w:name="sampleA5"/>
+            <w:bookmarkEnd w:id="239"/>
           </w:p>
         </w:tc>
         <w:tc>
@@ -5696,8 +6102,8 @@
                 <w:szCs w:val="13"/>
               </w:rPr>
             </w:pPr>
-            <w:bookmarkStart w:id="220" w:name="WeighingB5"/>
-            <w:bookmarkEnd w:id="220"/>
+            <w:bookmarkStart w:id="240" w:name="WeighingB5"/>
+            <w:bookmarkEnd w:id="240"/>
           </w:p>
         </w:tc>
         <w:tc>
@@ -5714,8 +6120,8 @@
                 <w:szCs w:val="13"/>
               </w:rPr>
             </w:pPr>
-            <w:bookmarkStart w:id="221" w:name="TotalB5"/>
-            <w:bookmarkEnd w:id="221"/>
+            <w:bookmarkStart w:id="241" w:name="TotalB5"/>
+            <w:bookmarkEnd w:id="241"/>
           </w:p>
         </w:tc>
         <w:tc>
@@ -5732,8 +6138,8 @@
                 <w:szCs w:val="13"/>
               </w:rPr>
             </w:pPr>
-            <w:bookmarkStart w:id="222" w:name="sampleB5"/>
-            <w:bookmarkEnd w:id="222"/>
+            <w:bookmarkStart w:id="242" w:name="sampleB5"/>
+            <w:bookmarkEnd w:id="242"/>
           </w:p>
         </w:tc>
       </w:tr>
@@ -5756,8 +6162,8 @@
                 <w:szCs w:val="16"/>
               </w:rPr>
             </w:pPr>
-            <w:bookmarkStart w:id="223" w:name="Description6"/>
-            <w:bookmarkEnd w:id="223"/>
+            <w:bookmarkStart w:id="243" w:name="Description6"/>
+            <w:bookmarkEnd w:id="243"/>
           </w:p>
         </w:tc>
         <w:tc>
@@ -5773,8 +6179,8 @@
                 <w:szCs w:val="18"/>
               </w:rPr>
             </w:pPr>
-            <w:bookmarkStart w:id="224" w:name="Component6"/>
-            <w:bookmarkEnd w:id="224"/>
+            <w:bookmarkStart w:id="244" w:name="Component6"/>
+            <w:bookmarkEnd w:id="244"/>
           </w:p>
         </w:tc>
         <w:tc>
@@ -5791,8 +6197,8 @@
                 <w:szCs w:val="13"/>
               </w:rPr>
             </w:pPr>
-            <w:bookmarkStart w:id="225" w:name="WeighingA6"/>
-            <w:bookmarkEnd w:id="225"/>
+            <w:bookmarkStart w:id="245" w:name="WeighingA6"/>
+            <w:bookmarkEnd w:id="245"/>
           </w:p>
         </w:tc>
         <w:tc>
@@ -5809,8 +6215,8 @@
                 <w:szCs w:val="13"/>
               </w:rPr>
             </w:pPr>
-            <w:bookmarkStart w:id="226" w:name="TotalA6"/>
-            <w:bookmarkEnd w:id="226"/>
+            <w:bookmarkStart w:id="246" w:name="TotalA6"/>
+            <w:bookmarkEnd w:id="246"/>
           </w:p>
         </w:tc>
         <w:tc>
@@ -5827,8 +6233,8 @@
                 <w:szCs w:val="13"/>
               </w:rPr>
             </w:pPr>
-            <w:bookmarkStart w:id="227" w:name="sampleA6"/>
-            <w:bookmarkEnd w:id="227"/>
+            <w:bookmarkStart w:id="247" w:name="sampleA6"/>
+            <w:bookmarkEnd w:id="247"/>
           </w:p>
         </w:tc>
         <w:tc>
@@ -5845,8 +6251,8 @@
                 <w:szCs w:val="13"/>
               </w:rPr>
             </w:pPr>
-            <w:bookmarkStart w:id="228" w:name="WeighingB6"/>
-            <w:bookmarkEnd w:id="228"/>
+            <w:bookmarkStart w:id="248" w:name="WeighingB6"/>
+            <w:bookmarkEnd w:id="248"/>
           </w:p>
         </w:tc>
         <w:tc>
@@ -5863,8 +6269,8 @@
                 <w:szCs w:val="13"/>
               </w:rPr>
             </w:pPr>
-            <w:bookmarkStart w:id="229" w:name="TotalB6"/>
-            <w:bookmarkEnd w:id="229"/>
+            <w:bookmarkStart w:id="249" w:name="TotalB6"/>
+            <w:bookmarkEnd w:id="249"/>
           </w:p>
         </w:tc>
         <w:tc>
@@ -5881,8 +6287,8 @@
                 <w:szCs w:val="13"/>
               </w:rPr>
             </w:pPr>
-            <w:bookmarkStart w:id="230" w:name="sampleB6"/>
-            <w:bookmarkEnd w:id="230"/>
+            <w:bookmarkStart w:id="250" w:name="sampleB6"/>
+            <w:bookmarkEnd w:id="250"/>
           </w:p>
         </w:tc>
       </w:tr>
@@ -5905,8 +6311,8 @@
                 <w:szCs w:val="16"/>
               </w:rPr>
             </w:pPr>
-            <w:bookmarkStart w:id="231" w:name="Description7"/>
-            <w:bookmarkEnd w:id="231"/>
+            <w:bookmarkStart w:id="251" w:name="Description7"/>
+            <w:bookmarkEnd w:id="251"/>
           </w:p>
         </w:tc>
         <w:tc>
@@ -5922,8 +6328,8 @@
                 <w:szCs w:val="18"/>
               </w:rPr>
             </w:pPr>
-            <w:bookmarkStart w:id="232" w:name="Component7"/>
-            <w:bookmarkEnd w:id="232"/>
+            <w:bookmarkStart w:id="252" w:name="Component7"/>
+            <w:bookmarkEnd w:id="252"/>
           </w:p>
         </w:tc>
         <w:tc>
@@ -5940,8 +6346,8 @@
                 <w:szCs w:val="13"/>
               </w:rPr>
             </w:pPr>
-            <w:bookmarkStart w:id="233" w:name="WeighingA7"/>
-            <w:bookmarkEnd w:id="233"/>
+            <w:bookmarkStart w:id="253" w:name="WeighingA7"/>
+            <w:bookmarkEnd w:id="253"/>
           </w:p>
         </w:tc>
         <w:tc>
@@ -5958,8 +6364,8 @@
                 <w:szCs w:val="13"/>
               </w:rPr>
             </w:pPr>
-            <w:bookmarkStart w:id="234" w:name="TotalA7"/>
-            <w:bookmarkEnd w:id="234"/>
+            <w:bookmarkStart w:id="254" w:name="TotalA7"/>
+            <w:bookmarkEnd w:id="254"/>
           </w:p>
         </w:tc>
         <w:tc>
@@ -5976,8 +6382,8 @@
                 <w:szCs w:val="13"/>
               </w:rPr>
             </w:pPr>
-            <w:bookmarkStart w:id="235" w:name="sampleA7"/>
-            <w:bookmarkEnd w:id="235"/>
+            <w:bookmarkStart w:id="255" w:name="sampleA7"/>
+            <w:bookmarkEnd w:id="255"/>
           </w:p>
         </w:tc>
         <w:tc>
@@ -5994,8 +6400,8 @@
                 <w:szCs w:val="13"/>
               </w:rPr>
             </w:pPr>
-            <w:bookmarkStart w:id="236" w:name="WeighingB7"/>
-            <w:bookmarkEnd w:id="236"/>
+            <w:bookmarkStart w:id="256" w:name="WeighingB7"/>
+            <w:bookmarkEnd w:id="256"/>
           </w:p>
         </w:tc>
         <w:tc>
@@ -6012,8 +6418,8 @@
                 <w:szCs w:val="13"/>
               </w:rPr>
             </w:pPr>
-            <w:bookmarkStart w:id="237" w:name="TotalB7"/>
-            <w:bookmarkEnd w:id="237"/>
+            <w:bookmarkStart w:id="257" w:name="TotalB7"/>
+            <w:bookmarkEnd w:id="257"/>
           </w:p>
         </w:tc>
         <w:tc>
@@ -6030,8 +6436,8 @@
                 <w:szCs w:val="13"/>
               </w:rPr>
             </w:pPr>
-            <w:bookmarkStart w:id="238" w:name="sampleB7"/>
-            <w:bookmarkEnd w:id="238"/>
+            <w:bookmarkStart w:id="258" w:name="sampleB7"/>
+            <w:bookmarkEnd w:id="258"/>
           </w:p>
         </w:tc>
       </w:tr>
@@ -6054,8 +6460,8 @@
                 <w:szCs w:val="16"/>
               </w:rPr>
             </w:pPr>
-            <w:bookmarkStart w:id="239" w:name="Description8"/>
-            <w:bookmarkEnd w:id="239"/>
+            <w:bookmarkStart w:id="259" w:name="Description8"/>
+            <w:bookmarkEnd w:id="259"/>
           </w:p>
         </w:tc>
         <w:tc>
@@ -6071,8 +6477,8 @@
                 <w:szCs w:val="18"/>
               </w:rPr>
             </w:pPr>
-            <w:bookmarkStart w:id="240" w:name="Component8"/>
-            <w:bookmarkEnd w:id="240"/>
+            <w:bookmarkStart w:id="260" w:name="Component8"/>
+            <w:bookmarkEnd w:id="260"/>
           </w:p>
         </w:tc>
         <w:tc>
@@ -6089,8 +6495,8 @@
                 <w:szCs w:val="13"/>
               </w:rPr>
             </w:pPr>
-            <w:bookmarkStart w:id="241" w:name="WeighingA8"/>
-            <w:bookmarkEnd w:id="241"/>
+            <w:bookmarkStart w:id="261" w:name="WeighingA8"/>
+            <w:bookmarkEnd w:id="261"/>
           </w:p>
         </w:tc>
         <w:tc>
@@ -6107,8 +6513,8 @@
                 <w:szCs w:val="13"/>
               </w:rPr>
             </w:pPr>
-            <w:bookmarkStart w:id="242" w:name="TotalA8"/>
-            <w:bookmarkEnd w:id="242"/>
+            <w:bookmarkStart w:id="262" w:name="TotalA8"/>
+            <w:bookmarkEnd w:id="262"/>
           </w:p>
         </w:tc>
         <w:tc>
@@ -6125,8 +6531,8 @@
                 <w:szCs w:val="13"/>
               </w:rPr>
             </w:pPr>
-            <w:bookmarkStart w:id="243" w:name="sampleA8"/>
-            <w:bookmarkEnd w:id="243"/>
+            <w:bookmarkStart w:id="263" w:name="sampleA8"/>
+            <w:bookmarkEnd w:id="263"/>
           </w:p>
         </w:tc>
         <w:tc>
@@ -6143,8 +6549,8 @@
                 <w:szCs w:val="13"/>
               </w:rPr>
             </w:pPr>
-            <w:bookmarkStart w:id="244" w:name="WeighingB8"/>
-            <w:bookmarkEnd w:id="244"/>
+            <w:bookmarkStart w:id="264" w:name="WeighingB8"/>
+            <w:bookmarkEnd w:id="264"/>
           </w:p>
         </w:tc>
         <w:tc>
@@ -6161,8 +6567,8 @@
                 <w:szCs w:val="13"/>
               </w:rPr>
             </w:pPr>
-            <w:bookmarkStart w:id="245" w:name="TotalB8"/>
-            <w:bookmarkEnd w:id="245"/>
+            <w:bookmarkStart w:id="265" w:name="TotalB8"/>
+            <w:bookmarkEnd w:id="265"/>
           </w:p>
         </w:tc>
         <w:tc>
@@ -6179,8 +6585,8 @@
                 <w:szCs w:val="13"/>
               </w:rPr>
             </w:pPr>
-            <w:bookmarkStart w:id="246" w:name="sampleB8"/>
-            <w:bookmarkEnd w:id="246"/>
+            <w:bookmarkStart w:id="266" w:name="sampleB8"/>
+            <w:bookmarkEnd w:id="266"/>
           </w:p>
         </w:tc>
       </w:tr>
@@ -6203,8 +6609,8 @@
                 <w:szCs w:val="16"/>
               </w:rPr>
             </w:pPr>
-            <w:bookmarkStart w:id="247" w:name="Description9"/>
-            <w:bookmarkEnd w:id="247"/>
+            <w:bookmarkStart w:id="267" w:name="Description9"/>
+            <w:bookmarkEnd w:id="267"/>
           </w:p>
         </w:tc>
         <w:tc>
@@ -6220,8 +6626,8 @@
                 <w:szCs w:val="18"/>
               </w:rPr>
             </w:pPr>
-            <w:bookmarkStart w:id="248" w:name="Component9"/>
-            <w:bookmarkEnd w:id="248"/>
+            <w:bookmarkStart w:id="268" w:name="Component9"/>
+            <w:bookmarkEnd w:id="268"/>
           </w:p>
         </w:tc>
         <w:tc>
@@ -6238,8 +6644,8 @@
                 <w:szCs w:val="13"/>
               </w:rPr>
             </w:pPr>
-            <w:bookmarkStart w:id="249" w:name="WeighingA9"/>
-            <w:bookmarkEnd w:id="249"/>
+            <w:bookmarkStart w:id="269" w:name="WeighingA9"/>
+            <w:bookmarkEnd w:id="269"/>
           </w:p>
         </w:tc>
         <w:tc>
@@ -6256,8 +6662,8 @@
                 <w:szCs w:val="13"/>
               </w:rPr>
             </w:pPr>
-            <w:bookmarkStart w:id="250" w:name="TotalA9"/>
-            <w:bookmarkEnd w:id="250"/>
+            <w:bookmarkStart w:id="270" w:name="TotalA9"/>
+            <w:bookmarkEnd w:id="270"/>
           </w:p>
         </w:tc>
         <w:tc>
@@ -6274,8 +6680,8 @@
                 <w:szCs w:val="13"/>
               </w:rPr>
             </w:pPr>
-            <w:bookmarkStart w:id="251" w:name="sampleA9"/>
-            <w:bookmarkEnd w:id="251"/>
+            <w:bookmarkStart w:id="271" w:name="sampleA9"/>
+            <w:bookmarkEnd w:id="271"/>
           </w:p>
         </w:tc>
         <w:tc>
@@ -6292,8 +6698,8 @@
                 <w:szCs w:val="13"/>
               </w:rPr>
             </w:pPr>
-            <w:bookmarkStart w:id="252" w:name="WeighingB9"/>
-            <w:bookmarkEnd w:id="252"/>
+            <w:bookmarkStart w:id="272" w:name="WeighingB9"/>
+            <w:bookmarkEnd w:id="272"/>
           </w:p>
         </w:tc>
         <w:tc>
@@ -6310,8 +6716,8 @@
                 <w:szCs w:val="13"/>
               </w:rPr>
             </w:pPr>
-            <w:bookmarkStart w:id="253" w:name="TotalB9"/>
-            <w:bookmarkEnd w:id="253"/>
+            <w:bookmarkStart w:id="273" w:name="TotalB9"/>
+            <w:bookmarkEnd w:id="273"/>
           </w:p>
         </w:tc>
         <w:tc>
@@ -6328,8 +6734,8 @@
                 <w:szCs w:val="13"/>
               </w:rPr>
             </w:pPr>
-            <w:bookmarkStart w:id="254" w:name="sampleB9"/>
-            <w:bookmarkEnd w:id="254"/>
+            <w:bookmarkStart w:id="274" w:name="sampleB9"/>
+            <w:bookmarkEnd w:id="274"/>
           </w:p>
         </w:tc>
       </w:tr>
@@ -6352,8 +6758,8 @@
                 <w:szCs w:val="16"/>
               </w:rPr>
             </w:pPr>
-            <w:bookmarkStart w:id="255" w:name="Description10"/>
-            <w:bookmarkEnd w:id="255"/>
+            <w:bookmarkStart w:id="275" w:name="Description10"/>
+            <w:bookmarkEnd w:id="275"/>
           </w:p>
         </w:tc>
         <w:tc>
@@ -6369,8 +6775,8 @@
                 <w:szCs w:val="18"/>
               </w:rPr>
             </w:pPr>
-            <w:bookmarkStart w:id="256" w:name="Component10"/>
-            <w:bookmarkEnd w:id="256"/>
+            <w:bookmarkStart w:id="276" w:name="Component10"/>
+            <w:bookmarkEnd w:id="276"/>
           </w:p>
         </w:tc>
         <w:tc>
@@ -6387,8 +6793,8 @@
                 <w:szCs w:val="13"/>
               </w:rPr>
             </w:pPr>
-            <w:bookmarkStart w:id="257" w:name="WeighingA10"/>
-            <w:bookmarkEnd w:id="257"/>
+            <w:bookmarkStart w:id="277" w:name="WeighingA10"/>
+            <w:bookmarkEnd w:id="277"/>
           </w:p>
         </w:tc>
         <w:tc>
@@ -6405,8 +6811,8 @@
                 <w:szCs w:val="13"/>
               </w:rPr>
             </w:pPr>
-            <w:bookmarkStart w:id="258" w:name="TotalA10"/>
-            <w:bookmarkEnd w:id="258"/>
+            <w:bookmarkStart w:id="278" w:name="TotalA10"/>
+            <w:bookmarkEnd w:id="278"/>
           </w:p>
         </w:tc>
         <w:tc>
@@ -6423,8 +6829,8 @@
                 <w:szCs w:val="13"/>
               </w:rPr>
             </w:pPr>
-            <w:bookmarkStart w:id="259" w:name="sampleA10"/>
-            <w:bookmarkEnd w:id="259"/>
+            <w:bookmarkStart w:id="279" w:name="sampleA10"/>
+            <w:bookmarkEnd w:id="279"/>
           </w:p>
         </w:tc>
         <w:tc>
@@ -6441,8 +6847,8 @@
                 <w:szCs w:val="13"/>
               </w:rPr>
             </w:pPr>
-            <w:bookmarkStart w:id="260" w:name="WeighingB10"/>
-            <w:bookmarkEnd w:id="260"/>
+            <w:bookmarkStart w:id="280" w:name="WeighingB10"/>
+            <w:bookmarkEnd w:id="280"/>
           </w:p>
         </w:tc>
         <w:tc>
@@ -6459,8 +6865,8 @@
                 <w:szCs w:val="13"/>
               </w:rPr>
             </w:pPr>
-            <w:bookmarkStart w:id="261" w:name="TotalB10"/>
-            <w:bookmarkEnd w:id="261"/>
+            <w:bookmarkStart w:id="281" w:name="TotalB10"/>
+            <w:bookmarkEnd w:id="281"/>
           </w:p>
         </w:tc>
         <w:tc>
@@ -6477,8 +6883,8 @@
                 <w:szCs w:val="13"/>
               </w:rPr>
             </w:pPr>
-            <w:bookmarkStart w:id="262" w:name="sampleB10"/>
-            <w:bookmarkEnd w:id="262"/>
+            <w:bookmarkStart w:id="282" w:name="sampleB10"/>
+            <w:bookmarkEnd w:id="282"/>
           </w:p>
         </w:tc>
       </w:tr>
@@ -6501,8 +6907,8 @@
                 <w:szCs w:val="16"/>
               </w:rPr>
             </w:pPr>
-            <w:bookmarkStart w:id="263" w:name="Description11"/>
-            <w:bookmarkEnd w:id="263"/>
+            <w:bookmarkStart w:id="283" w:name="Description11"/>
+            <w:bookmarkEnd w:id="283"/>
           </w:p>
         </w:tc>
         <w:tc>
@@ -6518,8 +6924,8 @@
                 <w:szCs w:val="18"/>
               </w:rPr>
             </w:pPr>
-            <w:bookmarkStart w:id="264" w:name="Component11"/>
-            <w:bookmarkEnd w:id="264"/>
+            <w:bookmarkStart w:id="284" w:name="Component11"/>
+            <w:bookmarkEnd w:id="284"/>
           </w:p>
         </w:tc>
         <w:tc>
@@ -6536,8 +6942,8 @@
                 <w:szCs w:val="13"/>
               </w:rPr>
             </w:pPr>
-            <w:bookmarkStart w:id="265" w:name="WeighingA11"/>
-            <w:bookmarkEnd w:id="265"/>
+            <w:bookmarkStart w:id="285" w:name="WeighingA11"/>
+            <w:bookmarkEnd w:id="285"/>
           </w:p>
         </w:tc>
         <w:tc>
@@ -6554,8 +6960,8 @@
                 <w:szCs w:val="13"/>
               </w:rPr>
             </w:pPr>
-            <w:bookmarkStart w:id="266" w:name="TotalA11"/>
-            <w:bookmarkEnd w:id="266"/>
+            <w:bookmarkStart w:id="286" w:name="TotalA11"/>
+            <w:bookmarkEnd w:id="286"/>
           </w:p>
         </w:tc>
         <w:tc>
@@ -6572,8 +6978,8 @@
                 <w:szCs w:val="13"/>
               </w:rPr>
             </w:pPr>
-            <w:bookmarkStart w:id="267" w:name="sampleA11"/>
-            <w:bookmarkEnd w:id="267"/>
+            <w:bookmarkStart w:id="287" w:name="sampleA11"/>
+            <w:bookmarkEnd w:id="287"/>
           </w:p>
         </w:tc>
         <w:tc>
@@ -6590,8 +6996,8 @@
                 <w:szCs w:val="13"/>
               </w:rPr>
             </w:pPr>
-            <w:bookmarkStart w:id="268" w:name="WeighingB11"/>
-            <w:bookmarkEnd w:id="268"/>
+            <w:bookmarkStart w:id="288" w:name="WeighingB11"/>
+            <w:bookmarkEnd w:id="288"/>
           </w:p>
         </w:tc>
         <w:tc>
@@ -6608,8 +7014,8 @@
                 <w:szCs w:val="13"/>
               </w:rPr>
             </w:pPr>
-            <w:bookmarkStart w:id="269" w:name="TotalB11"/>
-            <w:bookmarkEnd w:id="269"/>
+            <w:bookmarkStart w:id="289" w:name="TotalB11"/>
+            <w:bookmarkEnd w:id="289"/>
           </w:p>
         </w:tc>
         <w:tc>
@@ -6626,8 +7032,8 @@
                 <w:szCs w:val="13"/>
               </w:rPr>
             </w:pPr>
-            <w:bookmarkStart w:id="270" w:name="sampleB11"/>
-            <w:bookmarkEnd w:id="270"/>
+            <w:bookmarkStart w:id="290" w:name="sampleB11"/>
+            <w:bookmarkEnd w:id="290"/>
           </w:p>
         </w:tc>
       </w:tr>
@@ -6650,8 +7056,8 @@
                 <w:szCs w:val="16"/>
               </w:rPr>
             </w:pPr>
-            <w:bookmarkStart w:id="271" w:name="Description12"/>
-            <w:bookmarkEnd w:id="271"/>
+            <w:bookmarkStart w:id="291" w:name="Description12"/>
+            <w:bookmarkEnd w:id="291"/>
           </w:p>
         </w:tc>
         <w:tc>
@@ -6667,8 +7073,8 @@
                 <w:szCs w:val="18"/>
               </w:rPr>
             </w:pPr>
-            <w:bookmarkStart w:id="272" w:name="Component12"/>
-            <w:bookmarkEnd w:id="272"/>
+            <w:bookmarkStart w:id="292" w:name="Component12"/>
+            <w:bookmarkEnd w:id="292"/>
           </w:p>
         </w:tc>
         <w:tc>
@@ -6685,8 +7091,8 @@
                 <w:szCs w:val="13"/>
               </w:rPr>
             </w:pPr>
-            <w:bookmarkStart w:id="273" w:name="WeighingA12"/>
-            <w:bookmarkEnd w:id="273"/>
+            <w:bookmarkStart w:id="293" w:name="WeighingA12"/>
+            <w:bookmarkEnd w:id="293"/>
           </w:p>
         </w:tc>
         <w:tc>
@@ -6703,8 +7109,8 @@
                 <w:szCs w:val="13"/>
               </w:rPr>
             </w:pPr>
-            <w:bookmarkStart w:id="274" w:name="TotalA12"/>
-            <w:bookmarkEnd w:id="274"/>
+            <w:bookmarkStart w:id="294" w:name="TotalA12"/>
+            <w:bookmarkEnd w:id="294"/>
           </w:p>
         </w:tc>
         <w:tc>
@@ -6721,8 +7127,8 @@
                 <w:szCs w:val="13"/>
               </w:rPr>
             </w:pPr>
-            <w:bookmarkStart w:id="275" w:name="sampleA12"/>
-            <w:bookmarkEnd w:id="275"/>
+            <w:bookmarkStart w:id="295" w:name="sampleA12"/>
+            <w:bookmarkEnd w:id="295"/>
           </w:p>
         </w:tc>
         <w:tc>
@@ -6739,8 +7145,8 @@
                 <w:szCs w:val="13"/>
               </w:rPr>
             </w:pPr>
-            <w:bookmarkStart w:id="276" w:name="WeighingB12"/>
-            <w:bookmarkEnd w:id="276"/>
+            <w:bookmarkStart w:id="296" w:name="WeighingB12"/>
+            <w:bookmarkEnd w:id="296"/>
           </w:p>
         </w:tc>
         <w:tc>
@@ -6757,8 +7163,8 @@
                 <w:szCs w:val="13"/>
               </w:rPr>
             </w:pPr>
-            <w:bookmarkStart w:id="277" w:name="TotalB12"/>
-            <w:bookmarkEnd w:id="277"/>
+            <w:bookmarkStart w:id="297" w:name="TotalB12"/>
+            <w:bookmarkEnd w:id="297"/>
           </w:p>
         </w:tc>
         <w:tc>
@@ -6775,8 +7181,8 @@
                 <w:szCs w:val="13"/>
               </w:rPr>
             </w:pPr>
-            <w:bookmarkStart w:id="278" w:name="sampleB12"/>
-            <w:bookmarkEnd w:id="278"/>
+            <w:bookmarkStart w:id="298" w:name="sampleB12"/>
+            <w:bookmarkEnd w:id="298"/>
           </w:p>
         </w:tc>
       </w:tr>
@@ -6799,8 +7205,8 @@
                 <w:szCs w:val="16"/>
               </w:rPr>
             </w:pPr>
-            <w:bookmarkStart w:id="279" w:name="Description13"/>
-            <w:bookmarkEnd w:id="279"/>
+            <w:bookmarkStart w:id="299" w:name="Description13"/>
+            <w:bookmarkEnd w:id="299"/>
           </w:p>
         </w:tc>
         <w:tc>
@@ -6816,8 +7222,8 @@
                 <w:szCs w:val="18"/>
               </w:rPr>
             </w:pPr>
-            <w:bookmarkStart w:id="280" w:name="Component13"/>
-            <w:bookmarkEnd w:id="280"/>
+            <w:bookmarkStart w:id="300" w:name="Component13"/>
+            <w:bookmarkEnd w:id="300"/>
           </w:p>
         </w:tc>
         <w:tc>
@@ -6834,8 +7240,8 @@
                 <w:szCs w:val="13"/>
               </w:rPr>
             </w:pPr>
-            <w:bookmarkStart w:id="281" w:name="WeighingA13"/>
-            <w:bookmarkEnd w:id="281"/>
+            <w:bookmarkStart w:id="301" w:name="WeighingA13"/>
+            <w:bookmarkEnd w:id="301"/>
           </w:p>
         </w:tc>
         <w:tc>
@@ -6852,8 +7258,8 @@
                 <w:szCs w:val="13"/>
               </w:rPr>
             </w:pPr>
-            <w:bookmarkStart w:id="282" w:name="TotalA13"/>
-            <w:bookmarkEnd w:id="282"/>
+            <w:bookmarkStart w:id="302" w:name="TotalA13"/>
+            <w:bookmarkEnd w:id="302"/>
           </w:p>
         </w:tc>
         <w:tc>
@@ -6870,8 +7276,8 @@
                 <w:szCs w:val="13"/>
               </w:rPr>
             </w:pPr>
-            <w:bookmarkStart w:id="283" w:name="sampleA13"/>
-            <w:bookmarkEnd w:id="283"/>
+            <w:bookmarkStart w:id="303" w:name="sampleA13"/>
+            <w:bookmarkEnd w:id="303"/>
           </w:p>
         </w:tc>
         <w:tc>
@@ -6888,8 +7294,8 @@
                 <w:szCs w:val="13"/>
               </w:rPr>
             </w:pPr>
-            <w:bookmarkStart w:id="284" w:name="WeighingB13"/>
-            <w:bookmarkEnd w:id="284"/>
+            <w:bookmarkStart w:id="304" w:name="WeighingB13"/>
+            <w:bookmarkEnd w:id="304"/>
           </w:p>
         </w:tc>
         <w:tc>
@@ -6906,8 +7312,8 @@
                 <w:szCs w:val="13"/>
               </w:rPr>
             </w:pPr>
-            <w:bookmarkStart w:id="285" w:name="TotalB13"/>
-            <w:bookmarkEnd w:id="285"/>
+            <w:bookmarkStart w:id="305" w:name="TotalB13"/>
+            <w:bookmarkEnd w:id="305"/>
           </w:p>
         </w:tc>
         <w:tc>
@@ -6924,8 +7330,8 @@
                 <w:szCs w:val="13"/>
               </w:rPr>
             </w:pPr>
-            <w:bookmarkStart w:id="286" w:name="sampleB13"/>
-            <w:bookmarkEnd w:id="286"/>
+            <w:bookmarkStart w:id="306" w:name="sampleB13"/>
+            <w:bookmarkEnd w:id="306"/>
           </w:p>
         </w:tc>
       </w:tr>
@@ -6948,8 +7354,8 @@
                 <w:szCs w:val="16"/>
               </w:rPr>
             </w:pPr>
-            <w:bookmarkStart w:id="287" w:name="Description14"/>
-            <w:bookmarkEnd w:id="287"/>
+            <w:bookmarkStart w:id="307" w:name="Description14"/>
+            <w:bookmarkEnd w:id="307"/>
           </w:p>
         </w:tc>
         <w:tc>
@@ -6965,8 +7371,8 @@
                 <w:szCs w:val="18"/>
               </w:rPr>
             </w:pPr>
-            <w:bookmarkStart w:id="288" w:name="Component14"/>
-            <w:bookmarkEnd w:id="288"/>
+            <w:bookmarkStart w:id="308" w:name="Component14"/>
+            <w:bookmarkEnd w:id="308"/>
           </w:p>
         </w:tc>
         <w:tc>
@@ -6983,8 +7389,8 @@
                 <w:szCs w:val="13"/>
               </w:rPr>
             </w:pPr>
-            <w:bookmarkStart w:id="289" w:name="WeighingA14"/>
-            <w:bookmarkEnd w:id="289"/>
+            <w:bookmarkStart w:id="309" w:name="WeighingA14"/>
+            <w:bookmarkEnd w:id="309"/>
           </w:p>
         </w:tc>
         <w:tc>
@@ -7001,8 +7407,8 @@
                 <w:szCs w:val="13"/>
               </w:rPr>
             </w:pPr>
-            <w:bookmarkStart w:id="290" w:name="TotalA14"/>
-            <w:bookmarkEnd w:id="290"/>
+            <w:bookmarkStart w:id="310" w:name="TotalA14"/>
+            <w:bookmarkEnd w:id="310"/>
           </w:p>
         </w:tc>
         <w:tc>
@@ -7019,8 +7425,8 @@
                 <w:szCs w:val="13"/>
               </w:rPr>
             </w:pPr>
-            <w:bookmarkStart w:id="291" w:name="sampleA14"/>
-            <w:bookmarkEnd w:id="291"/>
+            <w:bookmarkStart w:id="311" w:name="sampleA14"/>
+            <w:bookmarkEnd w:id="311"/>
           </w:p>
         </w:tc>
         <w:tc>
@@ -7037,8 +7443,8 @@
                 <w:szCs w:val="13"/>
               </w:rPr>
             </w:pPr>
-            <w:bookmarkStart w:id="292" w:name="WeighingB14"/>
-            <w:bookmarkEnd w:id="292"/>
+            <w:bookmarkStart w:id="312" w:name="WeighingB14"/>
+            <w:bookmarkEnd w:id="312"/>
           </w:p>
         </w:tc>
         <w:tc>
@@ -7055,8 +7461,8 @@
                 <w:szCs w:val="13"/>
               </w:rPr>
             </w:pPr>
-            <w:bookmarkStart w:id="293" w:name="TotalB14"/>
-            <w:bookmarkEnd w:id="293"/>
+            <w:bookmarkStart w:id="313" w:name="TotalB14"/>
+            <w:bookmarkEnd w:id="313"/>
           </w:p>
         </w:tc>
         <w:tc>
@@ -7073,8 +7479,8 @@
                 <w:szCs w:val="13"/>
               </w:rPr>
             </w:pPr>
-            <w:bookmarkStart w:id="294" w:name="sampleB14"/>
-            <w:bookmarkEnd w:id="294"/>
+            <w:bookmarkStart w:id="314" w:name="sampleB14"/>
+            <w:bookmarkEnd w:id="314"/>
           </w:p>
         </w:tc>
       </w:tr>

--- a/wwwroot/DocxModel/Common_FIBER/FIBER_ANALYSIS_DATA_SHEET_Multi.docx
+++ b/wwwroot/DocxModel/Common_FIBER/FIBER_ANALYSIS_DATA_SHEET_Multi.docx
@@ -23,10 +23,9 @@
         <w:sectPr>
           <w:headerReference w:type="even" r:id="rId8"/>
           <w:headerReference w:type="default" r:id="rId9"/>
-          <w:footerReference w:type="even" r:id="rId10"/>
-          <w:footerReference w:type="default" r:id="rId11"/>
-          <w:headerReference w:type="first" r:id="rId12"/>
-          <w:footerReference w:type="first" r:id="rId13"/>
+          <w:footerReference w:type="default" r:id="rId10"/>
+          <w:headerReference w:type="first" r:id="rId11"/>
+          <w:footerReference w:type="first" r:id="rId12"/>
           <w:pgSz w:w="11906" w:h="16838"/>
           <w:pgMar w:top="720" w:right="720" w:bottom="720" w:left="720" w:header="60" w:footer="708" w:gutter="0"/>
           <w:cols w:space="708"/>
@@ -3535,12 +3534,230 @@
       </w:tblGrid>
       <w:tr>
         <w:trPr>
-          <w:trHeight w:val="167"/>
+          <w:trHeight w:val="235"/>
         </w:trPr>
         <w:tc>
           <w:tcPr>
             <w:tcW w:w="2269" w:type="dxa"/>
             <w:gridSpan w:val="2"/>
+            <w:vAlign w:val="center"/>
+          </w:tcPr>
+          <w:p>
+            <w:pPr>
+              <w:pStyle w:val="aa"/>
+              <w:jc w:val="right"/>
+              <w:rPr>
+                <w:rFonts w:ascii="Arial" w:hAnsi="Arial" w:cs="Arial" w:hint="eastAsia"/>
+                <w:b/>
+                <w:sz w:val="18"/>
+                <w:szCs w:val="18"/>
+              </w:rPr>
+            </w:pPr>
+            <w:bookmarkStart w:id="151" w:name="_Hlk91160098"/>
+            <w:r>
+              <w:rPr>
+                <w:rFonts w:ascii="Arial" w:hAnsi="Arial" w:cs="Arial"/>
+                <w:bCs/>
+                <w:noProof/>
+                <w:sz w:val="18"/>
+                <w:szCs w:val="18"/>
+              </w:rPr>
+              <mc:AlternateContent>
+                <mc:Choice Requires="wps">
+                  <w:drawing>
+                    <wp:anchor distT="45720" distB="45720" distL="114300" distR="114300" simplePos="0" relativeHeight="251659264" behindDoc="0" locked="0" layoutInCell="1" allowOverlap="1" wp14:anchorId="5008EEF2" wp14:editId="02A4F178">
+                      <wp:simplePos x="0" y="0"/>
+                      <wp:positionH relativeFrom="column">
+                        <wp:posOffset>-18415</wp:posOffset>
+                      </wp:positionH>
+                      <wp:positionV relativeFrom="paragraph">
+                        <wp:posOffset>62865</wp:posOffset>
+                      </wp:positionV>
+                      <wp:extent cx="1419225" cy="201930"/>
+                      <wp:effectExtent l="0" t="0" r="0" b="0"/>
+                      <wp:wrapNone/>
+                      <wp:docPr id="217" name="文本框 2"/>
+                      <wp:cNvGraphicFramePr>
+                        <a:graphicFrameLocks xmlns:a="http://schemas.openxmlformats.org/drawingml/2006/main"/>
+                      </wp:cNvGraphicFramePr>
+                      <a:graphic xmlns:a="http://schemas.openxmlformats.org/drawingml/2006/main">
+                        <a:graphicData uri="http://schemas.microsoft.com/office/word/2010/wordprocessingShape">
+                          <wps:wsp>
+                            <wps:cNvSpPr txBox="1">
+                              <a:spLocks noChangeArrowheads="1"/>
+                            </wps:cNvSpPr>
+                            <wps:spPr bwMode="auto">
+                              <a:xfrm>
+                                <a:off x="0" y="0"/>
+                                <a:ext cx="1419225" cy="201930"/>
+                              </a:xfrm>
+                              <a:prstGeom prst="rect">
+                                <a:avLst/>
+                              </a:prstGeom>
+                              <a:noFill/>
+                              <a:ln w="9525">
+                                <a:noFill/>
+                                <a:miter lim="800000"/>
+                                <a:headEnd/>
+                                <a:tailEnd/>
+                              </a:ln>
+                            </wps:spPr>
+                            <wps:txbx>
+                              <w:txbxContent>
+                                <w:p>
+                                  <w:pPr>
+                                    <w:rPr>
+                                      <w:rFonts w:hint="eastAsia"/>
+                                    </w:rPr>
+                                  </w:pPr>
+                                  <w:r>
+                                    <w:rPr>
+                                      <w:rFonts w:ascii="Arial" w:hAnsi="Arial" w:cs="Arial" w:hint="eastAsia"/>
+                                      <w:bCs/>
+                                      <w:sz w:val="13"/>
+                                      <w:szCs w:val="13"/>
+                                    </w:rPr>
+                                    <w:t xml:space="preserve">Based on </w:t>
+                                  </w:r>
+                                  <w:r>
+                                    <w:rPr>
+                                      <w:rFonts w:ascii="Arial" w:hAnsi="Arial" w:cs="Arial"/>
+                                      <w:bCs/>
+                                      <w:sz w:val="13"/>
+                                      <w:szCs w:val="13"/>
+                                    </w:rPr>
+                                    <w:t>moisture</w:t>
+                                  </w:r>
+                                  <w:r>
+                                    <w:rPr>
+                                      <w:rFonts w:ascii="Arial" w:hAnsi="Arial" w:cs="Arial" w:hint="eastAsia"/>
+                                      <w:bCs/>
+                                      <w:sz w:val="13"/>
+                                      <w:szCs w:val="13"/>
+                                    </w:rPr>
+                                    <w:t xml:space="preserve"> regain weight:</w:t>
+                                  </w:r>
+                                </w:p>
+                              </w:txbxContent>
+                            </wps:txbx>
+                            <wps:bodyPr rot="0" vert="horz" wrap="square" lIns="91440" tIns="45720" rIns="91440" bIns="45720" anchor="t" anchorCtr="0">
+                              <a:noAutofit/>
+                            </wps:bodyPr>
+                          </wps:wsp>
+                        </a:graphicData>
+                      </a:graphic>
+                      <wp14:sizeRelH relativeFrom="margin">
+                        <wp14:pctWidth>0</wp14:pctWidth>
+                      </wp14:sizeRelH>
+                      <wp14:sizeRelV relativeFrom="margin">
+                        <wp14:pctHeight>0</wp14:pctHeight>
+                      </wp14:sizeRelV>
+                    </wp:anchor>
+                  </w:drawing>
+                </mc:Choice>
+                <mc:Fallback>
+                  <w:pict>
+                    <v:shapetype w14:anchorId="5008EEF2" id="_x0000_t202" coordsize="21600,21600" o:spt="202" path="m,l,21600r21600,l21600,xe">
+                      <v:stroke joinstyle="miter"/>
+                      <v:path gradientshapeok="t" o:connecttype="rect"/>
+                    </v:shapetype>
+                    <v:shape id="文本框 2" o:spid="_x0000_s1026" type="#_x0000_t202" style="position:absolute;left:0;text-align:left;margin-left:-1.45pt;margin-top:4.95pt;width:111.75pt;height:15.9pt;z-index:251659264;visibility:visible;mso-wrap-style:square;mso-width-percent:0;mso-height-percent:0;mso-wrap-distance-left:9pt;mso-wrap-distance-top:3.6pt;mso-wrap-distance-right:9pt;mso-wrap-distance-bottom:3.6pt;mso-position-horizontal:absolute;mso-position-horizontal-relative:text;mso-position-vertical:absolute;mso-position-vertical-relative:text;mso-width-percent:0;mso-height-percent:0;mso-width-relative:margin;mso-height-relative:margin;v-text-anchor:top" o:gfxdata="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" filled="f" stroked="f">
+                      <v:textbox>
+                        <w:txbxContent>
+                          <w:p>
+                            <w:pPr>
+                              <w:rPr>
+                                <w:rFonts w:hint="eastAsia"/>
+                              </w:rPr>
+                            </w:pPr>
+                            <w:r>
+                              <w:rPr>
+                                <w:rFonts w:ascii="Arial" w:hAnsi="Arial" w:cs="Arial" w:hint="eastAsia"/>
+                                <w:bCs/>
+                                <w:sz w:val="13"/>
+                                <w:szCs w:val="13"/>
+                              </w:rPr>
+                              <w:t xml:space="preserve">Based on </w:t>
+                            </w:r>
+                            <w:r>
+                              <w:rPr>
+                                <w:rFonts w:ascii="Arial" w:hAnsi="Arial" w:cs="Arial"/>
+                                <w:bCs/>
+                                <w:sz w:val="13"/>
+                                <w:szCs w:val="13"/>
+                              </w:rPr>
+                              <w:t>moisture</w:t>
+                            </w:r>
+                            <w:r>
+                              <w:rPr>
+                                <w:rFonts w:ascii="Arial" w:hAnsi="Arial" w:cs="Arial" w:hint="eastAsia"/>
+                                <w:bCs/>
+                                <w:sz w:val="13"/>
+                                <w:szCs w:val="13"/>
+                              </w:rPr>
+                              <w:t xml:space="preserve"> regain weight:</w:t>
+                            </w:r>
+                          </w:p>
+                        </w:txbxContent>
+                      </v:textbox>
+                    </v:shape>
+                  </w:pict>
+                </mc:Fallback>
+              </mc:AlternateContent>
+            </w:r>
+            <w:r>
+              <w:rPr>
+                <w:rFonts w:ascii="Arial" w:hAnsi="Arial" w:cs="Arial" w:hint="eastAsia"/>
+                <w:b/>
+                <w:sz w:val="18"/>
+                <w:szCs w:val="18"/>
+              </w:rPr>
+              <w:t>Test Result:</w:t>
+            </w:r>
+          </w:p>
+        </w:tc>
+        <w:tc>
+          <w:tcPr>
+            <w:tcW w:w="992" w:type="dxa"/>
+            <w:vAlign w:val="center"/>
+          </w:tcPr>
+          <w:p>
+            <w:pPr>
+              <w:pStyle w:val="aa"/>
+              <w:jc w:val="right"/>
+              <w:rPr>
+                <w:rFonts w:ascii="Arial" w:hAnsi="Arial" w:cs="Arial"/>
+                <w:bCs/>
+                <w:sz w:val="18"/>
+                <w:szCs w:val="18"/>
+              </w:rPr>
+            </w:pPr>
+            <w:bookmarkStart w:id="152" w:name="TestResultper_1"/>
+            <w:bookmarkEnd w:id="152"/>
+          </w:p>
+        </w:tc>
+        <w:tc>
+          <w:tcPr>
+            <w:tcW w:w="2410" w:type="dxa"/>
+            <w:vAlign w:val="center"/>
+          </w:tcPr>
+          <w:p>
+            <w:pPr>
+              <w:pStyle w:val="aa"/>
+              <w:rPr>
+                <w:rFonts w:ascii="Arial" w:hAnsi="Arial" w:cs="Arial"/>
+                <w:bCs/>
+                <w:sz w:val="18"/>
+                <w:szCs w:val="18"/>
+              </w:rPr>
+            </w:pPr>
+            <w:bookmarkStart w:id="153" w:name="TestResult_1"/>
+            <w:bookmarkEnd w:id="153"/>
+          </w:p>
+        </w:tc>
+        <w:tc>
+          <w:tcPr>
+            <w:tcW w:w="1843" w:type="dxa"/>
             <w:vAlign w:val="center"/>
           </w:tcPr>
           <w:p>
@@ -3554,7 +3771,6 @@
                 <w:szCs w:val="18"/>
               </w:rPr>
             </w:pPr>
-            <w:bookmarkStart w:id="151" w:name="_Hlk91160098"/>
             <w:r>
               <w:rPr>
                 <w:rFonts w:ascii="Arial" w:hAnsi="Arial" w:cs="Arial" w:hint="eastAsia"/>
@@ -3562,111 +3778,6 @@
                 <w:sz w:val="18"/>
                 <w:szCs w:val="18"/>
               </w:rPr>
-              <w:t>Test Result:</w:t>
-            </w:r>
-          </w:p>
-          <w:p>
-            <w:pPr>
-              <w:pStyle w:val="aa"/>
-              <w:jc w:val="right"/>
-              <w:rPr>
-                <w:rFonts w:ascii="Arial" w:hAnsi="Arial" w:cs="Arial"/>
-                <w:b/>
-                <w:sz w:val="18"/>
-                <w:szCs w:val="18"/>
-              </w:rPr>
-            </w:pPr>
-            <w:r>
-              <w:rPr>
-                <w:rFonts w:ascii="Arial" w:hAnsi="Arial" w:cs="Arial" w:hint="eastAsia"/>
-                <w:bCs/>
-                <w:sz w:val="13"/>
-                <w:szCs w:val="13"/>
-              </w:rPr>
-              <w:t xml:space="preserve">Based on </w:t>
-            </w:r>
-            <w:r>
-              <w:rPr>
-                <w:rFonts w:ascii="Arial" w:hAnsi="Arial" w:cs="Arial"/>
-                <w:bCs/>
-                <w:sz w:val="13"/>
-                <w:szCs w:val="13"/>
-              </w:rPr>
-              <w:t>moisture</w:t>
-            </w:r>
-            <w:r>
-              <w:rPr>
-                <w:rFonts w:ascii="Arial" w:hAnsi="Arial" w:cs="Arial" w:hint="eastAsia"/>
-                <w:bCs/>
-                <w:sz w:val="13"/>
-                <w:szCs w:val="13"/>
-              </w:rPr>
-              <w:t xml:space="preserve"> regain weight:</w:t>
-            </w:r>
-          </w:p>
-        </w:tc>
-        <w:tc>
-          <w:tcPr>
-            <w:tcW w:w="992" w:type="dxa"/>
-            <w:vAlign w:val="center"/>
-          </w:tcPr>
-          <w:p>
-            <w:pPr>
-              <w:pStyle w:val="aa"/>
-              <w:jc w:val="right"/>
-              <w:rPr>
-                <w:rFonts w:ascii="Arial" w:hAnsi="Arial" w:cs="Arial" w:hint="eastAsia"/>
-                <w:bCs/>
-                <w:sz w:val="18"/>
-                <w:szCs w:val="18"/>
-              </w:rPr>
-            </w:pPr>
-            <w:bookmarkStart w:id="152" w:name="TestResultper_1"/>
-            <w:bookmarkEnd w:id="152"/>
-          </w:p>
-        </w:tc>
-        <w:tc>
-          <w:tcPr>
-            <w:tcW w:w="2410" w:type="dxa"/>
-            <w:vAlign w:val="center"/>
-          </w:tcPr>
-          <w:p>
-            <w:pPr>
-              <w:pStyle w:val="aa"/>
-              <w:rPr>
-                <w:rFonts w:ascii="Arial" w:hAnsi="Arial" w:cs="Arial"/>
-                <w:bCs/>
-                <w:sz w:val="18"/>
-                <w:szCs w:val="18"/>
-              </w:rPr>
-            </w:pPr>
-            <w:bookmarkStart w:id="153" w:name="TestResult_1"/>
-            <w:bookmarkEnd w:id="153"/>
-          </w:p>
-        </w:tc>
-        <w:tc>
-          <w:tcPr>
-            <w:tcW w:w="1843" w:type="dxa"/>
-            <w:vAlign w:val="center"/>
-          </w:tcPr>
-          <w:p>
-            <w:pPr>
-              <w:pStyle w:val="aa"/>
-              <w:jc w:val="right"/>
-              <w:rPr>
-                <w:rFonts w:ascii="Arial" w:hAnsi="Arial" w:cs="Arial"/>
-                <w:b/>
-                <w:sz w:val="18"/>
-                <w:szCs w:val="18"/>
-              </w:rPr>
-            </w:pPr>
-            <w:r>
-              <w:rPr>
-                <w:rFonts w:ascii="Arial" w:hAnsi="Arial" w:cs="Arial" w:hint="eastAsia"/>
-                <w:b/>
-                <w:sz w:val="18"/>
-                <w:szCs w:val="18"/>
-              </w:rPr>
               <w:t>Recommendation:</w:t>
             </w:r>
             <w:bookmarkStart w:id="154" w:name="Recommend"/>
@@ -3683,7 +3794,7 @@
               <w:pStyle w:val="aa"/>
               <w:jc w:val="right"/>
               <w:rPr>
-                <w:rFonts w:ascii="Arial" w:hAnsi="Arial" w:cs="Arial" w:hint="eastAsia"/>
+                <w:rFonts w:ascii="Arial" w:hAnsi="Arial" w:cs="Arial"/>
                 <w:bCs/>
                 <w:sz w:val="18"/>
                 <w:szCs w:val="18"/>
@@ -3718,7 +3829,7 @@
         <w:trPr>
           <w:gridBefore w:val="1"/>
           <w:wBefore w:w="284" w:type="dxa"/>
-          <w:trHeight w:val="296"/>
+          <w:trHeight w:val="268"/>
         </w:trPr>
         <w:tc>
           <w:tcPr>
@@ -3747,7 +3858,7 @@
               <w:pStyle w:val="aa"/>
               <w:jc w:val="right"/>
               <w:rPr>
-                <w:rFonts w:ascii="Arial" w:hAnsi="Arial" w:cs="Arial" w:hint="eastAsia"/>
+                <w:rFonts w:ascii="Arial" w:hAnsi="Arial" w:cs="Arial"/>
                 <w:bCs/>
                 <w:sz w:val="18"/>
                 <w:szCs w:val="18"/>
@@ -7496,7 +7607,7 @@
       </w:pPr>
     </w:p>
     <w:sectPr>
-      <w:footerReference w:type="default" r:id="rId14"/>
+      <w:footerReference w:type="default" r:id="rId13"/>
       <w:type w:val="continuous"/>
       <w:pgSz w:w="11906" w:h="16838"/>
       <w:pgMar w:top="720" w:right="720" w:bottom="720" w:left="720" w:header="60" w:footer="708" w:gutter="0"/>
@@ -7533,16 +7644,6 @@
 </file>
 
 <file path=word/footer1.xml><?xml version="1.0" encoding="utf-8"?>
-<w:ftr xmlns:wpc="http://schemas.microsoft.com/office/word/2010/wordprocessingCanvas" xmlns:cx="http://schemas.microsoft.com/office/drawing/2014/chartex" xmlns:cx1="http://schemas.microsoft.com/office/drawing/2015/9/8/chartex" xmlns:cx2="http://schemas.microsoft.com/office/drawing/2015/10/21/chartex" xmlns:cx3="http://schemas.microsoft.com/office/drawing/2016/5/9/chartex" xmlns:cx4="http://schemas.microsoft.com/office/drawing/2016/5/10/chartex" xmlns:cx5="http://schemas.microsoft.com/office/drawing/2016/5/11/chartex" xmlns:cx6="http://schemas.microsoft.com/office/drawing/2016/5/12/chartex" xmlns:cx7="http://schemas.microsoft.com/office/drawing/2016/5/13/chartex" xmlns:cx8="http://schemas.microsoft.com/office/drawing/2016/5/14/chartex" xmlns:mc="http://schemas.openxmlformats.org/markup-compatibility/2006" xmlns:aink="http://schemas.microsoft.com/office/drawing/2016/ink" xmlns:am3d="http://schemas.microsoft.com/office/drawing/2017/model3d" xmlns:o="urn:schemas-microsoft-com:office:office" xmlns:oel="http://schemas.microsoft.com/office/2019/extlst" xmlns:r="http://schemas.openxmlformats.org/officeDocument/2006/relationships" xmlns:m="http://schemas.openxmlformats.org/officeDocument/2006/math" xmlns:v="urn:schemas-microsoft-com:vml" xmlns:wp14="http://schemas.microsoft.com/office/word/2010/wordprocessingDrawing" xmlns:wp="http://schemas.openxmlformats.org/drawingml/2006/wordprocessingDrawing" xmlns:w10="urn:schemas-microsoft-com:office:word" xmlns:w="http://schemas.openxmlformats.org/wordprocessingml/2006/main" xmlns:w14="http://schemas.microsoft.com/office/word/2010/wordml" xmlns:w15="http://schemas.microsoft.com/office/word/2012/wordml" xmlns:w16cex="http://schemas.microsoft.com/office/word/2018/wordml/cex" xmlns:w16cid="http://schemas.microsoft.com/office/word/2016/wordml/cid" xmlns:w16="http://schemas.microsoft.com/office/word/2018/wordml" xmlns:w16du="http://schemas.microsoft.com/office/word/2023/wordml/word16du" xmlns:w16sdtdh="http://schemas.microsoft.com/office/word/2020/wordml/sdtdatahash" xmlns:w16sdtfl="http://schemas.microsoft.com/office/word/2024/wordml/sdtformatlock" xmlns:w16se="http://schemas.microsoft.com/office/word/2015/wordml/symex" xmlns:wpg="http://schemas.microsoft.com/office/word/2010/wordprocessingGroup" xmlns:wpi="http://schemas.microsoft.com/office/word/2010/wordprocessingInk" xmlns:wne="http://schemas.microsoft.com/office/word/2006/wordml" xmlns:wps="http://schemas.microsoft.com/office/word/2010/wordprocessingShape" mc:Ignorable="w14 w15 w16se w16cid w16 w16cex w16sdtdh w16sdtfl w16du wp14">
-  <w:p>
-    <w:pPr>
-      <w:pStyle w:val="a5"/>
-    </w:pPr>
-  </w:p>
-</w:ftr>
-</file>
-
-<file path=word/footer2.xml><?xml version="1.0" encoding="utf-8"?>
 <w:ftr xmlns:wpc="http://schemas.microsoft.com/office/word/2010/wordprocessingCanvas" xmlns:cx="http://schemas.microsoft.com/office/drawing/2014/chartex" xmlns:cx1="http://schemas.microsoft.com/office/drawing/2015/9/8/chartex" xmlns:cx2="http://schemas.microsoft.com/office/drawing/2015/10/21/chartex" xmlns:cx3="http://schemas.microsoft.com/office/drawing/2016/5/9/chartex" xmlns:cx4="http://schemas.microsoft.com/office/drawing/2016/5/10/chartex" xmlns:cx5="http://schemas.microsoft.com/office/drawing/2016/5/11/chartex" xmlns:cx6="http://schemas.microsoft.com/office/drawing/2016/5/12/chartex" xmlns:cx7="http://schemas.microsoft.com/office/drawing/2016/5/13/chartex" xmlns:cx8="http://schemas.microsoft.com/office/drawing/2016/5/14/chartex" xmlns:mc="http://schemas.openxmlformats.org/markup-compatibility/2006" xmlns:aink="http://schemas.microsoft.com/office/drawing/2016/ink" xmlns:am3d="http://schemas.microsoft.com/office/drawing/2017/model3d" xmlns:o="urn:schemas-microsoft-com:office:office" xmlns:oel="http://schemas.microsoft.com/office/2019/extlst" xmlns:r="http://schemas.openxmlformats.org/officeDocument/2006/relationships" xmlns:m="http://schemas.openxmlformats.org/officeDocument/2006/math" xmlns:v="urn:schemas-microsoft-com:vml" xmlns:wp14="http://schemas.microsoft.com/office/word/2010/wordprocessingDrawing" xmlns:wp="http://schemas.openxmlformats.org/drawingml/2006/wordprocessingDrawing" xmlns:w10="urn:schemas-microsoft-com:office:word" xmlns:w="http://schemas.openxmlformats.org/wordprocessingml/2006/main" xmlns:w14="http://schemas.microsoft.com/office/word/2010/wordml" xmlns:w15="http://schemas.microsoft.com/office/word/2012/wordml" xmlns:w16cex="http://schemas.microsoft.com/office/word/2018/wordml/cex" xmlns:w16cid="http://schemas.microsoft.com/office/word/2016/wordml/cid" xmlns:w16="http://schemas.microsoft.com/office/word/2018/wordml" xmlns:w16du="http://schemas.microsoft.com/office/word/2023/wordml/word16du" xmlns:w16sdtdh="http://schemas.microsoft.com/office/word/2020/wordml/sdtdatahash" xmlns:w16sdtfl="http://schemas.microsoft.com/office/word/2024/wordml/sdtformatlock" xmlns:w16se="http://schemas.microsoft.com/office/word/2015/wordml/symex" xmlns:wpg="http://schemas.microsoft.com/office/word/2010/wordprocessingGroup" xmlns:wpi="http://schemas.microsoft.com/office/word/2010/wordprocessingInk" xmlns:wne="http://schemas.microsoft.com/office/word/2006/wordml" xmlns:wps="http://schemas.microsoft.com/office/word/2010/wordprocessingShape" mc:Ignorable="w14 w15 w16se w16cid w16 w16cex w16sdtdh w16sdtfl w16du wp14">
   <w:tbl>
     <w:tblPr>
@@ -8004,7 +8105,7 @@
 </w:ftr>
 </file>
 
-<file path=word/footer3.xml><?xml version="1.0" encoding="utf-8"?>
+<file path=word/footer2.xml><?xml version="1.0" encoding="utf-8"?>
 <w:ftr xmlns:wpc="http://schemas.microsoft.com/office/word/2010/wordprocessingCanvas" xmlns:cx="http://schemas.microsoft.com/office/drawing/2014/chartex" xmlns:cx1="http://schemas.microsoft.com/office/drawing/2015/9/8/chartex" xmlns:cx2="http://schemas.microsoft.com/office/drawing/2015/10/21/chartex" xmlns:cx3="http://schemas.microsoft.com/office/drawing/2016/5/9/chartex" xmlns:cx4="http://schemas.microsoft.com/office/drawing/2016/5/10/chartex" xmlns:cx5="http://schemas.microsoft.com/office/drawing/2016/5/11/chartex" xmlns:cx6="http://schemas.microsoft.com/office/drawing/2016/5/12/chartex" xmlns:cx7="http://schemas.microsoft.com/office/drawing/2016/5/13/chartex" xmlns:cx8="http://schemas.microsoft.com/office/drawing/2016/5/14/chartex" xmlns:mc="http://schemas.openxmlformats.org/markup-compatibility/2006" xmlns:aink="http://schemas.microsoft.com/office/drawing/2016/ink" xmlns:am3d="http://schemas.microsoft.com/office/drawing/2017/model3d" xmlns:o="urn:schemas-microsoft-com:office:office" xmlns:oel="http://schemas.microsoft.com/office/2019/extlst" xmlns:r="http://schemas.openxmlformats.org/officeDocument/2006/relationships" xmlns:m="http://schemas.openxmlformats.org/officeDocument/2006/math" xmlns:v="urn:schemas-microsoft-com:vml" xmlns:wp14="http://schemas.microsoft.com/office/word/2010/wordprocessingDrawing" xmlns:wp="http://schemas.openxmlformats.org/drawingml/2006/wordprocessingDrawing" xmlns:w10="urn:schemas-microsoft-com:office:word" xmlns:w="http://schemas.openxmlformats.org/wordprocessingml/2006/main" xmlns:w14="http://schemas.microsoft.com/office/word/2010/wordml" xmlns:w15="http://schemas.microsoft.com/office/word/2012/wordml" xmlns:w16cex="http://schemas.microsoft.com/office/word/2018/wordml/cex" xmlns:w16cid="http://schemas.microsoft.com/office/word/2016/wordml/cid" xmlns:w16="http://schemas.microsoft.com/office/word/2018/wordml" xmlns:w16du="http://schemas.microsoft.com/office/word/2023/wordml/word16du" xmlns:w16sdtdh="http://schemas.microsoft.com/office/word/2020/wordml/sdtdatahash" xmlns:w16sdtfl="http://schemas.microsoft.com/office/word/2024/wordml/sdtformatlock" xmlns:w16se="http://schemas.microsoft.com/office/word/2015/wordml/symex" xmlns:wpg="http://schemas.microsoft.com/office/word/2010/wordprocessingGroup" xmlns:wpi="http://schemas.microsoft.com/office/word/2010/wordprocessingInk" xmlns:wne="http://schemas.microsoft.com/office/word/2006/wordml" xmlns:wps="http://schemas.microsoft.com/office/word/2010/wordprocessingShape" mc:Ignorable="w14 w15 w16se w16cid w16 w16cex w16sdtdh w16sdtfl w16du wp14">
   <w:tbl>
     <w:tblPr>
@@ -9543,7 +9644,7 @@
 </w:ftr>
 </file>
 
-<file path=word/footer4.xml><?xml version="1.0" encoding="utf-8"?>
+<file path=word/footer3.xml><?xml version="1.0" encoding="utf-8"?>
 <w:ftr xmlns:wpc="http://schemas.microsoft.com/office/word/2010/wordprocessingCanvas" xmlns:cx="http://schemas.microsoft.com/office/drawing/2014/chartex" xmlns:cx1="http://schemas.microsoft.com/office/drawing/2015/9/8/chartex" xmlns:cx2="http://schemas.microsoft.com/office/drawing/2015/10/21/chartex" xmlns:cx3="http://schemas.microsoft.com/office/drawing/2016/5/9/chartex" xmlns:cx4="http://schemas.microsoft.com/office/drawing/2016/5/10/chartex" xmlns:cx5="http://schemas.microsoft.com/office/drawing/2016/5/11/chartex" xmlns:cx6="http://schemas.microsoft.com/office/drawing/2016/5/12/chartex" xmlns:cx7="http://schemas.microsoft.com/office/drawing/2016/5/13/chartex" xmlns:cx8="http://schemas.microsoft.com/office/drawing/2016/5/14/chartex" xmlns:mc="http://schemas.openxmlformats.org/markup-compatibility/2006" xmlns:aink="http://schemas.microsoft.com/office/drawing/2016/ink" xmlns:am3d="http://schemas.microsoft.com/office/drawing/2017/model3d" xmlns:o="urn:schemas-microsoft-com:office:office" xmlns:oel="http://schemas.microsoft.com/office/2019/extlst" xmlns:r="http://schemas.openxmlformats.org/officeDocument/2006/relationships" xmlns:m="http://schemas.openxmlformats.org/officeDocument/2006/math" xmlns:v="urn:schemas-microsoft-com:vml" xmlns:wp14="http://schemas.microsoft.com/office/word/2010/wordprocessingDrawing" xmlns:wp="http://schemas.openxmlformats.org/drawingml/2006/wordprocessingDrawing" xmlns:w10="urn:schemas-microsoft-com:office:word" xmlns:w="http://schemas.openxmlformats.org/wordprocessingml/2006/main" xmlns:w14="http://schemas.microsoft.com/office/word/2010/wordml" xmlns:w15="http://schemas.microsoft.com/office/word/2012/wordml" xmlns:w16cex="http://schemas.microsoft.com/office/word/2018/wordml/cex" xmlns:w16cid="http://schemas.microsoft.com/office/word/2016/wordml/cid" xmlns:w16="http://schemas.microsoft.com/office/word/2018/wordml" xmlns:w16du="http://schemas.microsoft.com/office/word/2023/wordml/word16du" xmlns:w16sdtdh="http://schemas.microsoft.com/office/word/2020/wordml/sdtdatahash" xmlns:w16sdtfl="http://schemas.microsoft.com/office/word/2024/wordml/sdtformatlock" xmlns:w16se="http://schemas.microsoft.com/office/word/2015/wordml/symex" xmlns:wpg="http://schemas.microsoft.com/office/word/2010/wordprocessingGroup" xmlns:wpi="http://schemas.microsoft.com/office/word/2010/wordprocessingInk" xmlns:wne="http://schemas.microsoft.com/office/word/2006/wordml" xmlns:wps="http://schemas.microsoft.com/office/word/2010/wordprocessingShape" mc:Ignorable="w14 w15 w16se w16cid w16 w16cex w16sdtdh w16sdtfl w16du wp14">
   <w:tbl>
     <w:tblPr>

--- a/wwwroot/DocxModel/Common_FIBER/FIBER_ANALYSIS_DATA_SHEET_Multi.docx
+++ b/wwwroot/DocxModel/Common_FIBER/FIBER_ANALYSIS_DATA_SHEET_Multi.docx
@@ -3515,160 +3515,59 @@
           <w:szCs w:val="18"/>
         </w:rPr>
       </w:pPr>
-    </w:p>
-    <w:tbl>
-      <w:tblPr>
-        <w:tblW w:w="11057" w:type="dxa"/>
-        <w:tblInd w:w="-284" w:type="dxa"/>
-        <w:tblLayout w:type="fixed"/>
-        <w:tblLook w:val="04A0" w:firstRow="1" w:lastRow="0" w:firstColumn="1" w:lastColumn="0" w:noHBand="0" w:noVBand="1"/>
-      </w:tblPr>
-      <w:tblGrid>
-        <w:gridCol w:w="284"/>
-        <w:gridCol w:w="1985"/>
-        <w:gridCol w:w="992"/>
-        <w:gridCol w:w="2410"/>
-        <w:gridCol w:w="1843"/>
-        <w:gridCol w:w="992"/>
-        <w:gridCol w:w="2551"/>
-      </w:tblGrid>
-      <w:tr>
-        <w:trPr>
-          <w:trHeight w:val="235"/>
-        </w:trPr>
-        <w:tc>
-          <w:tcPr>
-            <w:tcW w:w="2269" w:type="dxa"/>
-            <w:gridSpan w:val="2"/>
-            <w:vAlign w:val="center"/>
-          </w:tcPr>
-          <w:p>
-            <w:pPr>
-              <w:pStyle w:val="aa"/>
-              <w:jc w:val="right"/>
-              <w:rPr>
-                <w:rFonts w:ascii="Arial" w:hAnsi="Arial" w:cs="Arial" w:hint="eastAsia"/>
-                <w:b/>
-                <w:sz w:val="18"/>
-                <w:szCs w:val="18"/>
-              </w:rPr>
-            </w:pPr>
-            <w:bookmarkStart w:id="151" w:name="_Hlk91160098"/>
-            <w:r>
-              <w:rPr>
-                <w:rFonts w:ascii="Arial" w:hAnsi="Arial" w:cs="Arial"/>
-                <w:bCs/>
-                <w:noProof/>
-                <w:sz w:val="18"/>
-                <w:szCs w:val="18"/>
-              </w:rPr>
-              <mc:AlternateContent>
-                <mc:Choice Requires="wps">
-                  <w:drawing>
-                    <wp:anchor distT="45720" distB="45720" distL="114300" distR="114300" simplePos="0" relativeHeight="251659264" behindDoc="0" locked="0" layoutInCell="1" allowOverlap="1" wp14:anchorId="5008EEF2" wp14:editId="02A4F178">
-                      <wp:simplePos x="0" y="0"/>
-                      <wp:positionH relativeFrom="column">
-                        <wp:posOffset>-18415</wp:posOffset>
-                      </wp:positionH>
-                      <wp:positionV relativeFrom="paragraph">
-                        <wp:posOffset>62865</wp:posOffset>
-                      </wp:positionV>
-                      <wp:extent cx="1419225" cy="201930"/>
-                      <wp:effectExtent l="0" t="0" r="0" b="0"/>
-                      <wp:wrapNone/>
-                      <wp:docPr id="217" name="文本框 2"/>
-                      <wp:cNvGraphicFramePr>
-                        <a:graphicFrameLocks xmlns:a="http://schemas.openxmlformats.org/drawingml/2006/main"/>
-                      </wp:cNvGraphicFramePr>
-                      <a:graphic xmlns:a="http://schemas.openxmlformats.org/drawingml/2006/main">
-                        <a:graphicData uri="http://schemas.microsoft.com/office/word/2010/wordprocessingShape">
-                          <wps:wsp>
-                            <wps:cNvSpPr txBox="1">
-                              <a:spLocks noChangeArrowheads="1"/>
-                            </wps:cNvSpPr>
-                            <wps:spPr bwMode="auto">
-                              <a:xfrm>
-                                <a:off x="0" y="0"/>
-                                <a:ext cx="1419225" cy="201930"/>
-                              </a:xfrm>
-                              <a:prstGeom prst="rect">
-                                <a:avLst/>
-                              </a:prstGeom>
-                              <a:noFill/>
-                              <a:ln w="9525">
-                                <a:noFill/>
-                                <a:miter lim="800000"/>
-                                <a:headEnd/>
-                                <a:tailEnd/>
-                              </a:ln>
-                            </wps:spPr>
-                            <wps:txbx>
-                              <w:txbxContent>
-                                <w:p>
-                                  <w:pPr>
-                                    <w:rPr>
-                                      <w:rFonts w:hint="eastAsia"/>
-                                    </w:rPr>
-                                  </w:pPr>
-                                  <w:r>
-                                    <w:rPr>
-                                      <w:rFonts w:ascii="Arial" w:hAnsi="Arial" w:cs="Arial" w:hint="eastAsia"/>
-                                      <w:bCs/>
-                                      <w:sz w:val="13"/>
-                                      <w:szCs w:val="13"/>
-                                    </w:rPr>
-                                    <w:t xml:space="preserve">Based on </w:t>
-                                  </w:r>
-                                  <w:r>
-                                    <w:rPr>
-                                      <w:rFonts w:ascii="Arial" w:hAnsi="Arial" w:cs="Arial"/>
-                                      <w:bCs/>
-                                      <w:sz w:val="13"/>
-                                      <w:szCs w:val="13"/>
-                                    </w:rPr>
-                                    <w:t>moisture</w:t>
-                                  </w:r>
-                                  <w:r>
-                                    <w:rPr>
-                                      <w:rFonts w:ascii="Arial" w:hAnsi="Arial" w:cs="Arial" w:hint="eastAsia"/>
-                                      <w:bCs/>
-                                      <w:sz w:val="13"/>
-                                      <w:szCs w:val="13"/>
-                                    </w:rPr>
-                                    <w:t xml:space="preserve"> regain weight:</w:t>
-                                  </w:r>
-                                </w:p>
-                              </w:txbxContent>
-                            </wps:txbx>
-                            <wps:bodyPr rot="0" vert="horz" wrap="square" lIns="91440" tIns="45720" rIns="91440" bIns="45720" anchor="t" anchorCtr="0">
-                              <a:noAutofit/>
-                            </wps:bodyPr>
-                          </wps:wsp>
-                        </a:graphicData>
-                      </a:graphic>
-                      <wp14:sizeRelH relativeFrom="margin">
-                        <wp14:pctWidth>0</wp14:pctWidth>
-                      </wp14:sizeRelH>
-                      <wp14:sizeRelV relativeFrom="margin">
-                        <wp14:pctHeight>0</wp14:pctHeight>
-                      </wp14:sizeRelV>
-                    </wp:anchor>
-                  </w:drawing>
-                </mc:Choice>
-                <mc:Fallback>
-                  <w:pict>
-                    <v:shapetype w14:anchorId="5008EEF2" id="_x0000_t202" coordsize="21600,21600" o:spt="202" path="m,l,21600r21600,l21600,xe">
-                      <v:stroke joinstyle="miter"/>
-                      <v:path gradientshapeok="t" o:connecttype="rect"/>
-                    </v:shapetype>
-                    <v:shape id="文本框 2" o:spid="_x0000_s1026" type="#_x0000_t202" style="position:absolute;left:0;text-align:left;margin-left:-1.45pt;margin-top:4.95pt;width:111.75pt;height:15.9pt;z-index:251659264;visibility:visible;mso-wrap-style:square;mso-width-percent:0;mso-height-percent:0;mso-wrap-distance-left:9pt;mso-wrap-distance-top:3.6pt;mso-wrap-distance-right:9pt;mso-wrap-distance-bottom:3.6pt;mso-position-horizontal:absolute;mso-position-horizontal-relative:text;mso-position-vertical:absolute;mso-position-vertical-relative:text;mso-width-percent:0;mso-height-percent:0;mso-width-relative:margin;mso-height-relative:margin;v-text-anchor:top" o:gfxdata="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" filled="f" stroked="f">
-                      <v:textbox>
+      <w:r>
+        <w:rPr>
+          <w:rFonts w:ascii="Arial" w:hAnsi="Arial" w:cs="Arial"/>
+          <w:bCs/>
+          <w:noProof/>
+          <w:sz w:val="18"/>
+          <w:szCs w:val="18"/>
+        </w:rPr>
+        <mc:AlternateContent>
+          <mc:Choice Requires="wps">
+            <w:drawing>
+              <wp:anchor distT="45720" distB="45720" distL="114300" distR="114300" simplePos="0" relativeHeight="251659264" behindDoc="0" locked="0" layoutInCell="1" allowOverlap="1" wp14:anchorId="5008EEF2" wp14:editId="31956335">
+                <wp:simplePos x="0" y="0"/>
+                <wp:positionH relativeFrom="column">
+                  <wp:posOffset>-132715</wp:posOffset>
+                </wp:positionH>
+                <wp:positionV relativeFrom="paragraph">
+                  <wp:posOffset>229566</wp:posOffset>
+                </wp:positionV>
+                <wp:extent cx="1419225" cy="201930"/>
+                <wp:effectExtent l="0" t="0" r="0" b="0"/>
+                <wp:wrapNone/>
+                <wp:docPr id="217" name="文本框 2"/>
+                <wp:cNvGraphicFramePr>
+                  <a:graphicFrameLocks xmlns:a="http://schemas.openxmlformats.org/drawingml/2006/main"/>
+                </wp:cNvGraphicFramePr>
+                <a:graphic xmlns:a="http://schemas.openxmlformats.org/drawingml/2006/main">
+                  <a:graphicData uri="http://schemas.microsoft.com/office/word/2010/wordprocessingShape">
+                    <wps:wsp>
+                      <wps:cNvSpPr txBox="1">
+                        <a:spLocks noChangeArrowheads="1"/>
+                      </wps:cNvSpPr>
+                      <wps:spPr bwMode="auto">
+                        <a:xfrm>
+                          <a:off x="0" y="0"/>
+                          <a:ext cx="1419225" cy="201930"/>
+                        </a:xfrm>
+                        <a:prstGeom prst="rect">
+                          <a:avLst/>
+                        </a:prstGeom>
+                        <a:noFill/>
+                        <a:ln w="9525">
+                          <a:noFill/>
+                          <a:miter lim="800000"/>
+                          <a:headEnd/>
+                          <a:tailEnd/>
+                        </a:ln>
+                      </wps:spPr>
+                      <wps:txbx>
                         <w:txbxContent>
                           <w:p>
                             <w:pPr>
-                              <w:rPr>
-                                <w:rFonts w:hint="eastAsia"/>
-                              </w:rPr>
+                              <w:jc w:val="right"/>
                             </w:pPr>
                             <w:r>
                               <w:rPr>
@@ -3699,12 +3598,106 @@
                             </w:r>
                           </w:p>
                         </w:txbxContent>
-                      </v:textbox>
-                    </v:shape>
-                  </w:pict>
-                </mc:Fallback>
-              </mc:AlternateContent>
-            </w:r>
+                      </wps:txbx>
+                      <wps:bodyPr rot="0" vert="horz" wrap="square" lIns="91440" tIns="45720" rIns="91440" bIns="45720" anchor="t" anchorCtr="0">
+                        <a:noAutofit/>
+                      </wps:bodyPr>
+                    </wps:wsp>
+                  </a:graphicData>
+                </a:graphic>
+                <wp14:sizeRelH relativeFrom="margin">
+                  <wp14:pctWidth>0</wp14:pctWidth>
+                </wp14:sizeRelH>
+                <wp14:sizeRelV relativeFrom="margin">
+                  <wp14:pctHeight>0</wp14:pctHeight>
+                </wp14:sizeRelV>
+              </wp:anchor>
+            </w:drawing>
+          </mc:Choice>
+          <mc:Fallback>
+            <w:pict>
+              <v:shapetype w14:anchorId="5008EEF2" id="_x0000_t202" coordsize="21600,21600" o:spt="202" path="m,l,21600r21600,l21600,xe">
+                <v:stroke joinstyle="miter"/>
+                <v:path gradientshapeok="t" o:connecttype="rect"/>
+              </v:shapetype>
+              <v:shape id="文本框 2" o:spid="_x0000_s1026" type="#_x0000_t202" style="position:absolute;margin-left:-10.45pt;margin-top:18.1pt;width:111.75pt;height:15.9pt;z-index:251659264;visibility:visible;mso-wrap-style:square;mso-width-percent:0;mso-height-percent:0;mso-wrap-distance-left:9pt;mso-wrap-distance-top:3.6pt;mso-wrap-distance-right:9pt;mso-wrap-distance-bottom:3.6pt;mso-position-horizontal:absolute;mso-position-horizontal-relative:text;mso-position-vertical:absolute;mso-position-vertical-relative:text;mso-width-percent:0;mso-height-percent:0;mso-width-relative:margin;mso-height-relative:margin;v-text-anchor:top" o:gfxdata="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" filled="f" stroked="f">
+                <v:textbox>
+                  <w:txbxContent>
+                    <w:p>
+                      <w:pPr>
+                        <w:jc w:val="right"/>
+                      </w:pPr>
+                      <w:r>
+                        <w:rPr>
+                          <w:rFonts w:ascii="Arial" w:hAnsi="Arial" w:cs="Arial" w:hint="eastAsia"/>
+                          <w:bCs/>
+                          <w:sz w:val="13"/>
+                          <w:szCs w:val="13"/>
+                        </w:rPr>
+                        <w:t xml:space="preserve">Based on </w:t>
+                      </w:r>
+                      <w:r>
+                        <w:rPr>
+                          <w:rFonts w:ascii="Arial" w:hAnsi="Arial" w:cs="Arial"/>
+                          <w:bCs/>
+                          <w:sz w:val="13"/>
+                          <w:szCs w:val="13"/>
+                        </w:rPr>
+                        <w:t>moisture</w:t>
+                      </w:r>
+                      <w:r>
+                        <w:rPr>
+                          <w:rFonts w:ascii="Arial" w:hAnsi="Arial" w:cs="Arial" w:hint="eastAsia"/>
+                          <w:bCs/>
+                          <w:sz w:val="13"/>
+                          <w:szCs w:val="13"/>
+                        </w:rPr>
+                        <w:t xml:space="preserve"> regain weight:</w:t>
+                      </w:r>
+                    </w:p>
+                  </w:txbxContent>
+                </v:textbox>
+              </v:shape>
+            </w:pict>
+          </mc:Fallback>
+        </mc:AlternateContent>
+      </w:r>
+    </w:p>
+    <w:tbl>
+      <w:tblPr>
+        <w:tblW w:w="10773" w:type="dxa"/>
+        <w:tblLayout w:type="fixed"/>
+        <w:tblLook w:val="04A0" w:firstRow="1" w:lastRow="0" w:firstColumn="1" w:lastColumn="0" w:noHBand="0" w:noVBand="1"/>
+      </w:tblPr>
+      <w:tblGrid>
+        <w:gridCol w:w="1985"/>
+        <w:gridCol w:w="992"/>
+        <w:gridCol w:w="2410"/>
+        <w:gridCol w:w="1843"/>
+        <w:gridCol w:w="992"/>
+        <w:gridCol w:w="2551"/>
+      </w:tblGrid>
+      <w:tr>
+        <w:trPr>
+          <w:trHeight w:val="235"/>
+        </w:trPr>
+        <w:tc>
+          <w:tcPr>
+            <w:tcW w:w="1985" w:type="dxa"/>
+            <w:vAlign w:val="center"/>
+          </w:tcPr>
+          <w:p>
+            <w:pPr>
+              <w:pStyle w:val="aa"/>
+              <w:jc w:val="right"/>
+              <w:rPr>
+                <w:rFonts w:ascii="Arial" w:hAnsi="Arial" w:cs="Arial"/>
+                <w:b/>
+                <w:sz w:val="18"/>
+                <w:szCs w:val="18"/>
+              </w:rPr>
+            </w:pPr>
+            <w:bookmarkStart w:id="151" w:name="_Hlk91160098"/>
             <w:r>
               <w:rPr>
                 <w:rFonts w:ascii="Arial" w:hAnsi="Arial" w:cs="Arial" w:hint="eastAsia"/>
@@ -3827,8 +3820,6 @@
       </w:tr>
       <w:tr>
         <w:trPr>
-          <w:gridBefore w:val="1"/>
-          <w:wBefore w:w="284" w:type="dxa"/>
           <w:trHeight w:val="268"/>
         </w:trPr>
         <w:tc>
@@ -3950,8 +3941,6 @@
       </w:tr>
       <w:tr>
         <w:trPr>
-          <w:gridBefore w:val="1"/>
-          <w:wBefore w:w="284" w:type="dxa"/>
           <w:trHeight w:val="171"/>
         </w:trPr>
         <w:tc>
@@ -4064,8 +4053,6 @@
       </w:tr>
       <w:tr>
         <w:trPr>
-          <w:gridBefore w:val="1"/>
-          <w:wBefore w:w="284" w:type="dxa"/>
           <w:trHeight w:val="171"/>
         </w:trPr>
         <w:tc>
@@ -4176,8 +4163,6 @@
       </w:tr>
       <w:tr>
         <w:trPr>
-          <w:gridBefore w:val="1"/>
-          <w:wBefore w:w="284" w:type="dxa"/>
           <w:trHeight w:val="171"/>
         </w:trPr>
         <w:tc>
@@ -4287,8 +4272,6 @@
       </w:tr>
       <w:tr>
         <w:trPr>
-          <w:gridBefore w:val="1"/>
-          <w:wBefore w:w="284" w:type="dxa"/>
           <w:trHeight w:val="171"/>
         </w:trPr>
         <w:tc>
@@ -4398,8 +4381,6 @@
       </w:tr>
       <w:tr>
         <w:trPr>
-          <w:gridBefore w:val="1"/>
-          <w:wBefore w:w="284" w:type="dxa"/>
           <w:trHeight w:val="171"/>
         </w:trPr>
         <w:tc>
@@ -4509,8 +4490,6 @@
       </w:tr>
       <w:tr>
         <w:trPr>
-          <w:gridBefore w:val="1"/>
-          <w:wBefore w:w="284" w:type="dxa"/>
           <w:trHeight w:val="171"/>
         </w:trPr>
         <w:tc>
@@ -4620,8 +4599,6 @@
       </w:tr>
       <w:tr>
         <w:trPr>
-          <w:gridBefore w:val="1"/>
-          <w:wBefore w:w="284" w:type="dxa"/>
           <w:trHeight w:val="171"/>
         </w:trPr>
         <w:tc>
@@ -4731,8 +4708,6 @@
       </w:tr>
       <w:tr>
         <w:trPr>
-          <w:gridBefore w:val="1"/>
-          <w:wBefore w:w="284" w:type="dxa"/>
           <w:trHeight w:val="171"/>
         </w:trPr>
         <w:tc>

--- a/wwwroot/DocxModel/Common_FIBER/FIBER_ANALYSIS_DATA_SHEET_Multi.docx
+++ b/wwwroot/DocxModel/Common_FIBER/FIBER_ANALYSIS_DATA_SHEET_Multi.docx
@@ -619,14 +619,17 @@
         <w:gridCol w:w="7909"/>
       </w:tblGrid>
       <w:tr>
+        <w:trPr>
+          <w:trHeight w:val="338"/>
+        </w:trPr>
         <w:tc>
           <w:tcPr>
             <w:tcW w:w="2547" w:type="dxa"/>
+            <w:vAlign w:val="center"/>
           </w:tcPr>
           <w:p>
             <w:pPr>
               <w:pStyle w:val="aa"/>
-              <w:spacing w:beforeLines="50" w:before="120"/>
               <w:jc w:val="right"/>
               <w:rPr>
                 <w:rFonts w:ascii="Arial" w:eastAsia="黑体" w:hAnsi="Arial" w:cs="Arial"/>
@@ -655,11 +658,11 @@
         <w:tc>
           <w:tcPr>
             <w:tcW w:w="7909" w:type="dxa"/>
+            <w:vAlign w:val="center"/>
           </w:tcPr>
           <w:p>
             <w:pPr>
               <w:pStyle w:val="aa"/>
-              <w:spacing w:beforeLines="50" w:before="120"/>
               <w:rPr>
                 <w:rFonts w:ascii="Arial" w:eastAsia="黑体" w:hAnsi="Arial" w:cs="Arial"/>
                 <w:sz w:val="18"/>
@@ -674,13 +677,14 @@
     </w:tbl>
     <w:tbl>
       <w:tblPr>
-        <w:tblW w:w="10490" w:type="dxa"/>
+        <w:tblW w:w="10632" w:type="dxa"/>
+        <w:tblInd w:w="-142" w:type="dxa"/>
         <w:tblLayout w:type="fixed"/>
         <w:tblLook w:val="04A0" w:firstRow="1" w:lastRow="0" w:firstColumn="1" w:lastColumn="0" w:noHBand="0" w:noVBand="1"/>
       </w:tblPr>
       <w:tblGrid>
-        <w:gridCol w:w="1134"/>
-        <w:gridCol w:w="1560"/>
+        <w:gridCol w:w="1135"/>
+        <w:gridCol w:w="1701"/>
         <w:gridCol w:w="992"/>
         <w:gridCol w:w="992"/>
         <w:gridCol w:w="992"/>
@@ -696,7 +700,7 @@
         </w:trPr>
         <w:tc>
           <w:tcPr>
-            <w:tcW w:w="1134" w:type="dxa"/>
+            <w:tcW w:w="1135" w:type="dxa"/>
             <w:shd w:val="thinDiagCross" w:color="D9D9D9" w:themeColor="background1" w:themeShade="D9" w:fill="FFFFFF" w:themeFill="background1"/>
             <w:vAlign w:val="center"/>
           </w:tcPr>
@@ -732,7 +736,7 @@
         </w:tc>
         <w:tc>
           <w:tcPr>
-            <w:tcW w:w="1560" w:type="dxa"/>
+            <w:tcW w:w="1701" w:type="dxa"/>
             <w:shd w:val="thinDiagCross" w:color="D9D9D9" w:themeColor="background1" w:themeShade="D9" w:fill="FFFFFF" w:themeFill="background1"/>
             <w:vAlign w:val="center"/>
           </w:tcPr>
@@ -946,7 +950,7 @@
         </w:trPr>
         <w:tc>
           <w:tcPr>
-            <w:tcW w:w="1134" w:type="dxa"/>
+            <w:tcW w:w="1135" w:type="dxa"/>
           </w:tcPr>
           <w:p>
             <w:pPr>
@@ -962,7 +966,7 @@
         </w:tc>
         <w:tc>
           <w:tcPr>
-            <w:tcW w:w="1560" w:type="dxa"/>
+            <w:tcW w:w="1701" w:type="dxa"/>
             <w:vAlign w:val="center"/>
           </w:tcPr>
           <w:p>
@@ -1136,7 +1140,7 @@
         </w:trPr>
         <w:tc>
           <w:tcPr>
-            <w:tcW w:w="1134" w:type="dxa"/>
+            <w:tcW w:w="1135" w:type="dxa"/>
           </w:tcPr>
           <w:p>
             <w:pPr>
@@ -1152,7 +1156,7 @@
         </w:tc>
         <w:tc>
           <w:tcPr>
-            <w:tcW w:w="1560" w:type="dxa"/>
+            <w:tcW w:w="1701" w:type="dxa"/>
           </w:tcPr>
           <w:p>
             <w:pPr>
@@ -1305,7 +1309,7 @@
         </w:trPr>
         <w:tc>
           <w:tcPr>
-            <w:tcW w:w="1134" w:type="dxa"/>
+            <w:tcW w:w="1135" w:type="dxa"/>
           </w:tcPr>
           <w:p>
             <w:pPr>
@@ -1323,7 +1327,7 @@
         </w:tc>
         <w:tc>
           <w:tcPr>
-            <w:tcW w:w="1560" w:type="dxa"/>
+            <w:tcW w:w="1701" w:type="dxa"/>
           </w:tcPr>
           <w:p>
             <w:pPr>
@@ -1489,7 +1493,7 @@
         </w:trPr>
         <w:tc>
           <w:tcPr>
-            <w:tcW w:w="1134" w:type="dxa"/>
+            <w:tcW w:w="1135" w:type="dxa"/>
           </w:tcPr>
           <w:p>
             <w:pPr>
@@ -1507,7 +1511,7 @@
         </w:tc>
         <w:tc>
           <w:tcPr>
-            <w:tcW w:w="1560" w:type="dxa"/>
+            <w:tcW w:w="1701" w:type="dxa"/>
           </w:tcPr>
           <w:p>
             <w:pPr>
@@ -1673,7 +1677,7 @@
         </w:trPr>
         <w:tc>
           <w:tcPr>
-            <w:tcW w:w="1134" w:type="dxa"/>
+            <w:tcW w:w="1135" w:type="dxa"/>
           </w:tcPr>
           <w:p>
             <w:pPr>
@@ -1691,7 +1695,7 @@
         </w:tc>
         <w:tc>
           <w:tcPr>
-            <w:tcW w:w="1560" w:type="dxa"/>
+            <w:tcW w:w="1701" w:type="dxa"/>
           </w:tcPr>
           <w:p>
             <w:pPr>
@@ -1855,7 +1859,7 @@
         </w:trPr>
         <w:tc>
           <w:tcPr>
-            <w:tcW w:w="1134" w:type="dxa"/>
+            <w:tcW w:w="1135" w:type="dxa"/>
           </w:tcPr>
           <w:p>
             <w:pPr>
@@ -1873,7 +1877,7 @@
         </w:tc>
         <w:tc>
           <w:tcPr>
-            <w:tcW w:w="1560" w:type="dxa"/>
+            <w:tcW w:w="1701" w:type="dxa"/>
           </w:tcPr>
           <w:p>
             <w:pPr>
@@ -2039,7 +2043,7 @@
         </w:trPr>
         <w:tc>
           <w:tcPr>
-            <w:tcW w:w="1134" w:type="dxa"/>
+            <w:tcW w:w="1135" w:type="dxa"/>
           </w:tcPr>
           <w:p>
             <w:pPr>
@@ -2057,7 +2061,7 @@
         </w:tc>
         <w:tc>
           <w:tcPr>
-            <w:tcW w:w="1560" w:type="dxa"/>
+            <w:tcW w:w="1701" w:type="dxa"/>
           </w:tcPr>
           <w:p>
             <w:pPr>
@@ -2223,7 +2227,7 @@
         </w:trPr>
         <w:tc>
           <w:tcPr>
-            <w:tcW w:w="1134" w:type="dxa"/>
+            <w:tcW w:w="1135" w:type="dxa"/>
           </w:tcPr>
           <w:p>
             <w:pPr>
@@ -2241,7 +2245,7 @@
         </w:tc>
         <w:tc>
           <w:tcPr>
-            <w:tcW w:w="1560" w:type="dxa"/>
+            <w:tcW w:w="1701" w:type="dxa"/>
           </w:tcPr>
           <w:p>
             <w:pPr>
@@ -2407,7 +2411,7 @@
         </w:trPr>
         <w:tc>
           <w:tcPr>
-            <w:tcW w:w="1134" w:type="dxa"/>
+            <w:tcW w:w="1135" w:type="dxa"/>
           </w:tcPr>
           <w:p>
             <w:pPr>
@@ -2425,7 +2429,7 @@
         </w:tc>
         <w:tc>
           <w:tcPr>
-            <w:tcW w:w="1560" w:type="dxa"/>
+            <w:tcW w:w="1701" w:type="dxa"/>
           </w:tcPr>
           <w:p>
             <w:pPr>
@@ -2591,7 +2595,7 @@
         </w:trPr>
         <w:tc>
           <w:tcPr>
-            <w:tcW w:w="1134" w:type="dxa"/>
+            <w:tcW w:w="1135" w:type="dxa"/>
           </w:tcPr>
           <w:p>
             <w:pPr>
@@ -2609,7 +2613,7 @@
         </w:tc>
         <w:tc>
           <w:tcPr>
-            <w:tcW w:w="1560" w:type="dxa"/>
+            <w:tcW w:w="1701" w:type="dxa"/>
           </w:tcPr>
           <w:p>
             <w:pPr>
@@ -2775,7 +2779,7 @@
         </w:trPr>
         <w:tc>
           <w:tcPr>
-            <w:tcW w:w="1134" w:type="dxa"/>
+            <w:tcW w:w="1135" w:type="dxa"/>
           </w:tcPr>
           <w:p>
             <w:pPr>
@@ -2793,7 +2797,7 @@
         </w:tc>
         <w:tc>
           <w:tcPr>
-            <w:tcW w:w="1560" w:type="dxa"/>
+            <w:tcW w:w="1701" w:type="dxa"/>
           </w:tcPr>
           <w:p>
             <w:pPr>
@@ -2959,7 +2963,7 @@
         </w:trPr>
         <w:tc>
           <w:tcPr>
-            <w:tcW w:w="1134" w:type="dxa"/>
+            <w:tcW w:w="1135" w:type="dxa"/>
           </w:tcPr>
           <w:p>
             <w:pPr>
@@ -2977,7 +2981,7 @@
         </w:tc>
         <w:tc>
           <w:tcPr>
-            <w:tcW w:w="1560" w:type="dxa"/>
+            <w:tcW w:w="1701" w:type="dxa"/>
           </w:tcPr>
           <w:p>
             <w:pPr>
@@ -3143,7 +3147,7 @@
         </w:trPr>
         <w:tc>
           <w:tcPr>
-            <w:tcW w:w="1134" w:type="dxa"/>
+            <w:tcW w:w="1135" w:type="dxa"/>
           </w:tcPr>
           <w:p>
             <w:pPr>
@@ -3161,7 +3165,7 @@
         </w:tc>
         <w:tc>
           <w:tcPr>
-            <w:tcW w:w="1560" w:type="dxa"/>
+            <w:tcW w:w="1701" w:type="dxa"/>
           </w:tcPr>
           <w:p>
             <w:pPr>
@@ -3327,7 +3331,7 @@
         </w:trPr>
         <w:tc>
           <w:tcPr>
-            <w:tcW w:w="1134" w:type="dxa"/>
+            <w:tcW w:w="1135" w:type="dxa"/>
           </w:tcPr>
           <w:p>
             <w:pPr>
@@ -3345,7 +3349,7 @@
         </w:tc>
         <w:tc>
           <w:tcPr>
-            <w:tcW w:w="1560" w:type="dxa"/>
+            <w:tcW w:w="1701" w:type="dxa"/>
           </w:tcPr>
           <w:p>
             <w:pPr>
@@ -3515,162 +3519,17 @@
           <w:szCs w:val="18"/>
         </w:rPr>
       </w:pPr>
-      <w:r>
-        <w:rPr>
-          <w:rFonts w:ascii="Arial" w:hAnsi="Arial" w:cs="Arial"/>
-          <w:bCs/>
-          <w:noProof/>
-          <w:sz w:val="18"/>
-          <w:szCs w:val="18"/>
-        </w:rPr>
-        <mc:AlternateContent>
-          <mc:Choice Requires="wps">
-            <w:drawing>
-              <wp:anchor distT="45720" distB="45720" distL="114300" distR="114300" simplePos="0" relativeHeight="251659264" behindDoc="0" locked="0" layoutInCell="1" allowOverlap="1" wp14:anchorId="5008EEF2" wp14:editId="31956335">
-                <wp:simplePos x="0" y="0"/>
-                <wp:positionH relativeFrom="column">
-                  <wp:posOffset>-132715</wp:posOffset>
-                </wp:positionH>
-                <wp:positionV relativeFrom="paragraph">
-                  <wp:posOffset>229566</wp:posOffset>
-                </wp:positionV>
-                <wp:extent cx="1419225" cy="201930"/>
-                <wp:effectExtent l="0" t="0" r="0" b="0"/>
-                <wp:wrapNone/>
-                <wp:docPr id="217" name="文本框 2"/>
-                <wp:cNvGraphicFramePr>
-                  <a:graphicFrameLocks xmlns:a="http://schemas.openxmlformats.org/drawingml/2006/main"/>
-                </wp:cNvGraphicFramePr>
-                <a:graphic xmlns:a="http://schemas.openxmlformats.org/drawingml/2006/main">
-                  <a:graphicData uri="http://schemas.microsoft.com/office/word/2010/wordprocessingShape">
-                    <wps:wsp>
-                      <wps:cNvSpPr txBox="1">
-                        <a:spLocks noChangeArrowheads="1"/>
-                      </wps:cNvSpPr>
-                      <wps:spPr bwMode="auto">
-                        <a:xfrm>
-                          <a:off x="0" y="0"/>
-                          <a:ext cx="1419225" cy="201930"/>
-                        </a:xfrm>
-                        <a:prstGeom prst="rect">
-                          <a:avLst/>
-                        </a:prstGeom>
-                        <a:noFill/>
-                        <a:ln w="9525">
-                          <a:noFill/>
-                          <a:miter lim="800000"/>
-                          <a:headEnd/>
-                          <a:tailEnd/>
-                        </a:ln>
-                      </wps:spPr>
-                      <wps:txbx>
-                        <w:txbxContent>
-                          <w:p>
-                            <w:pPr>
-                              <w:jc w:val="right"/>
-                            </w:pPr>
-                            <w:r>
-                              <w:rPr>
-                                <w:rFonts w:ascii="Arial" w:hAnsi="Arial" w:cs="Arial" w:hint="eastAsia"/>
-                                <w:bCs/>
-                                <w:sz w:val="13"/>
-                                <w:szCs w:val="13"/>
-                              </w:rPr>
-                              <w:t xml:space="preserve">Based on </w:t>
-                            </w:r>
-                            <w:r>
-                              <w:rPr>
-                                <w:rFonts w:ascii="Arial" w:hAnsi="Arial" w:cs="Arial"/>
-                                <w:bCs/>
-                                <w:sz w:val="13"/>
-                                <w:szCs w:val="13"/>
-                              </w:rPr>
-                              <w:t>moisture</w:t>
-                            </w:r>
-                            <w:r>
-                              <w:rPr>
-                                <w:rFonts w:ascii="Arial" w:hAnsi="Arial" w:cs="Arial" w:hint="eastAsia"/>
-                                <w:bCs/>
-                                <w:sz w:val="13"/>
-                                <w:szCs w:val="13"/>
-                              </w:rPr>
-                              <w:t xml:space="preserve"> regain weight:</w:t>
-                            </w:r>
-                          </w:p>
-                        </w:txbxContent>
-                      </wps:txbx>
-                      <wps:bodyPr rot="0" vert="horz" wrap="square" lIns="91440" tIns="45720" rIns="91440" bIns="45720" anchor="t" anchorCtr="0">
-                        <a:noAutofit/>
-                      </wps:bodyPr>
-                    </wps:wsp>
-                  </a:graphicData>
-                </a:graphic>
-                <wp14:sizeRelH relativeFrom="margin">
-                  <wp14:pctWidth>0</wp14:pctWidth>
-                </wp14:sizeRelH>
-                <wp14:sizeRelV relativeFrom="margin">
-                  <wp14:pctHeight>0</wp14:pctHeight>
-                </wp14:sizeRelV>
-              </wp:anchor>
-            </w:drawing>
-          </mc:Choice>
-          <mc:Fallback>
-            <w:pict>
-              <v:shapetype w14:anchorId="5008EEF2" id="_x0000_t202" coordsize="21600,21600" o:spt="202" path="m,l,21600r21600,l21600,xe">
-                <v:stroke joinstyle="miter"/>
-                <v:path gradientshapeok="t" o:connecttype="rect"/>
-              </v:shapetype>
-              <v:shape id="文本框 2" o:spid="_x0000_s1026" type="#_x0000_t202" style="position:absolute;margin-left:-10.45pt;margin-top:18.1pt;width:111.75pt;height:15.9pt;z-index:251659264;visibility:visible;mso-wrap-style:square;mso-width-percent:0;mso-height-percent:0;mso-wrap-distance-left:9pt;mso-wrap-distance-top:3.6pt;mso-wrap-distance-right:9pt;mso-wrap-distance-bottom:3.6pt;mso-position-horizontal:absolute;mso-position-horizontal-relative:text;mso-position-vertical:absolute;mso-position-vertical-relative:text;mso-width-percent:0;mso-height-percent:0;mso-width-relative:margin;mso-height-relative:margin;v-text-anchor:top" o:gfxdata="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" filled="f" stroked="f">
-                <v:textbox>
-                  <w:txbxContent>
-                    <w:p>
-                      <w:pPr>
-                        <w:jc w:val="right"/>
-                      </w:pPr>
-                      <w:r>
-                        <w:rPr>
-                          <w:rFonts w:ascii="Arial" w:hAnsi="Arial" w:cs="Arial" w:hint="eastAsia"/>
-                          <w:bCs/>
-                          <w:sz w:val="13"/>
-                          <w:szCs w:val="13"/>
-                        </w:rPr>
-                        <w:t xml:space="preserve">Based on </w:t>
-                      </w:r>
-                      <w:r>
-                        <w:rPr>
-                          <w:rFonts w:ascii="Arial" w:hAnsi="Arial" w:cs="Arial"/>
-                          <w:bCs/>
-                          <w:sz w:val="13"/>
-                          <w:szCs w:val="13"/>
-                        </w:rPr>
-                        <w:t>moisture</w:t>
-                      </w:r>
-                      <w:r>
-                        <w:rPr>
-                          <w:rFonts w:ascii="Arial" w:hAnsi="Arial" w:cs="Arial" w:hint="eastAsia"/>
-                          <w:bCs/>
-                          <w:sz w:val="13"/>
-                          <w:szCs w:val="13"/>
-                        </w:rPr>
-                        <w:t xml:space="preserve"> regain weight:</w:t>
-                      </w:r>
-                    </w:p>
-                  </w:txbxContent>
-                </v:textbox>
-              </v:shape>
-            </w:pict>
-          </mc:Fallback>
-        </mc:AlternateContent>
-      </w:r>
     </w:p>
     <w:tbl>
       <w:tblPr>
-        <w:tblW w:w="10773" w:type="dxa"/>
+        <w:tblW w:w="11340" w:type="dxa"/>
+        <w:tblInd w:w="-567" w:type="dxa"/>
         <w:tblLayout w:type="fixed"/>
         <w:tblLook w:val="04A0" w:firstRow="1" w:lastRow="0" w:firstColumn="1" w:lastColumn="0" w:noHBand="0" w:noVBand="1"/>
       </w:tblPr>
       <w:tblGrid>
-        <w:gridCol w:w="1985"/>
+        <w:gridCol w:w="425"/>
+        <w:gridCol w:w="2127"/>
         <w:gridCol w:w="992"/>
         <w:gridCol w:w="2410"/>
         <w:gridCol w:w="1843"/>
@@ -3679,11 +3538,12 @@
       </w:tblGrid>
       <w:tr>
         <w:trPr>
-          <w:trHeight w:val="235"/>
+          <w:trHeight w:val="391"/>
         </w:trPr>
         <w:tc>
           <w:tcPr>
-            <w:tcW w:w="1985" w:type="dxa"/>
+            <w:tcW w:w="2552" w:type="dxa"/>
+            <w:gridSpan w:val="2"/>
             <w:vAlign w:val="center"/>
           </w:tcPr>
           <w:p>
@@ -3708,6 +3568,42 @@
               <w:t>Test Result:</w:t>
             </w:r>
           </w:p>
+          <w:p>
+            <w:pPr>
+              <w:spacing w:after="0"/>
+              <w:jc w:val="right"/>
+              <w:rPr>
+                <w:rFonts w:hint="eastAsia"/>
+              </w:rPr>
+            </w:pPr>
+            <w:r>
+              <w:rPr>
+                <w:rFonts w:ascii="Arial" w:hAnsi="Arial" w:cs="Arial" w:hint="eastAsia"/>
+                <w:bCs/>
+                <w:sz w:val="13"/>
+                <w:szCs w:val="13"/>
+              </w:rPr>
+              <w:t xml:space="preserve">Based on </w:t>
+            </w:r>
+            <w:r>
+              <w:rPr>
+                <w:rFonts w:ascii="Arial" w:hAnsi="Arial" w:cs="Arial"/>
+                <w:bCs/>
+                <w:sz w:val="13"/>
+                <w:szCs w:val="13"/>
+              </w:rPr>
+              <w:t>moisture</w:t>
+            </w:r>
+            <w:r>
+              <w:rPr>
+                <w:rFonts w:ascii="Arial" w:hAnsi="Arial" w:cs="Arial" w:hint="eastAsia"/>
+                <w:bCs/>
+                <w:sz w:val="13"/>
+                <w:szCs w:val="13"/>
+              </w:rPr>
+              <w:t xml:space="preserve"> regain weight:</w:t>
+            </w:r>
+          </w:p>
         </w:tc>
         <w:tc>
           <w:tcPr>
@@ -3820,11 +3716,13 @@
       </w:tr>
       <w:tr>
         <w:trPr>
+          <w:gridBefore w:val="1"/>
+          <w:wBefore w:w="425" w:type="dxa"/>
           <w:trHeight w:val="268"/>
         </w:trPr>
         <w:tc>
           <w:tcPr>
-            <w:tcW w:w="1985" w:type="dxa"/>
+            <w:tcW w:w="2127" w:type="dxa"/>
           </w:tcPr>
           <w:p>
             <w:pPr>
@@ -3941,11 +3839,13 @@
       </w:tr>
       <w:tr>
         <w:trPr>
+          <w:gridBefore w:val="1"/>
+          <w:wBefore w:w="425" w:type="dxa"/>
           <w:trHeight w:val="171"/>
         </w:trPr>
         <w:tc>
           <w:tcPr>
-            <w:tcW w:w="1985" w:type="dxa"/>
+            <w:tcW w:w="2127" w:type="dxa"/>
           </w:tcPr>
           <w:p>
             <w:pPr>
@@ -4053,11 +3953,13 @@
       </w:tr>
       <w:tr>
         <w:trPr>
+          <w:gridBefore w:val="1"/>
+          <w:wBefore w:w="425" w:type="dxa"/>
           <w:trHeight w:val="171"/>
         </w:trPr>
         <w:tc>
           <w:tcPr>
-            <w:tcW w:w="1985" w:type="dxa"/>
+            <w:tcW w:w="2127" w:type="dxa"/>
           </w:tcPr>
           <w:p>
             <w:pPr>
@@ -4163,11 +4065,13 @@
       </w:tr>
       <w:tr>
         <w:trPr>
+          <w:gridBefore w:val="1"/>
+          <w:wBefore w:w="425" w:type="dxa"/>
           <w:trHeight w:val="171"/>
         </w:trPr>
         <w:tc>
           <w:tcPr>
-            <w:tcW w:w="1985" w:type="dxa"/>
+            <w:tcW w:w="2127" w:type="dxa"/>
           </w:tcPr>
           <w:p>
             <w:pPr>
@@ -4272,11 +4176,13 @@
       </w:tr>
       <w:tr>
         <w:trPr>
+          <w:gridBefore w:val="1"/>
+          <w:wBefore w:w="425" w:type="dxa"/>
           <w:trHeight w:val="171"/>
         </w:trPr>
         <w:tc>
           <w:tcPr>
-            <w:tcW w:w="1985" w:type="dxa"/>
+            <w:tcW w:w="2127" w:type="dxa"/>
           </w:tcPr>
           <w:p>
             <w:pPr>
@@ -4381,11 +4287,13 @@
       </w:tr>
       <w:tr>
         <w:trPr>
+          <w:gridBefore w:val="1"/>
+          <w:wBefore w:w="425" w:type="dxa"/>
           <w:trHeight w:val="171"/>
         </w:trPr>
         <w:tc>
           <w:tcPr>
-            <w:tcW w:w="1985" w:type="dxa"/>
+            <w:tcW w:w="2127" w:type="dxa"/>
           </w:tcPr>
           <w:p>
             <w:pPr>
@@ -4490,11 +4398,13 @@
       </w:tr>
       <w:tr>
         <w:trPr>
+          <w:gridBefore w:val="1"/>
+          <w:wBefore w:w="425" w:type="dxa"/>
           <w:trHeight w:val="171"/>
         </w:trPr>
         <w:tc>
           <w:tcPr>
-            <w:tcW w:w="1985" w:type="dxa"/>
+            <w:tcW w:w="2127" w:type="dxa"/>
           </w:tcPr>
           <w:p>
             <w:pPr>
@@ -4599,11 +4509,13 @@
       </w:tr>
       <w:tr>
         <w:trPr>
+          <w:gridBefore w:val="1"/>
+          <w:wBefore w:w="425" w:type="dxa"/>
           <w:trHeight w:val="171"/>
         </w:trPr>
         <w:tc>
           <w:tcPr>
-            <w:tcW w:w="1985" w:type="dxa"/>
+            <w:tcW w:w="2127" w:type="dxa"/>
           </w:tcPr>
           <w:p>
             <w:pPr>
@@ -4708,11 +4620,13 @@
       </w:tr>
       <w:tr>
         <w:trPr>
+          <w:gridBefore w:val="1"/>
+          <w:wBefore w:w="425" w:type="dxa"/>
           <w:trHeight w:val="171"/>
         </w:trPr>
         <w:tc>
           <w:tcPr>
-            <w:tcW w:w="1985" w:type="dxa"/>
+            <w:tcW w:w="2127" w:type="dxa"/>
           </w:tcPr>
           <w:p>
             <w:pPr>
